--- a/104527639_Nick_Nguyen_Deployment_Task_2.docx
+++ b/104527639_Nick_Nguyen_Deployment_Task_2.docx
@@ -8,7 +8,7 @@
         <w:jc w:val="center"/>
         <w:rPr>
           <w:rFonts w:ascii="Constantia" w:hAnsi="Constantia" w:cs="Times New Roman"/>
-          <w:color w:val="000000" w:themeColor="text1"/>
+          <w:color w:val="auto"/>
           <w:sz w:val="28"/>
           <w:szCs w:val="28"/>
         </w:rPr>
@@ -17,7 +17,7 @@
         <w:rPr>
           <w:rFonts w:ascii="Constantia" w:hAnsi="Constantia" w:cs="Times New Roman"/>
           <w:noProof/>
-          <w:color w:val="000000" w:themeColor="text1"/>
+          <w:color w:val="auto"/>
           <w:sz w:val="28"/>
           <w:szCs w:val="28"/>
         </w:rPr>
@@ -76,7 +76,7 @@
           <w:rFonts w:ascii="Constantia" w:hAnsi="Constantia" w:cs="Times New Roman"/>
           <w:i/>
           <w:iCs/>
-          <w:color w:val="000000" w:themeColor="text1"/>
+          <w:color w:val="auto"/>
           <w:sz w:val="28"/>
           <w:szCs w:val="28"/>
         </w:rPr>
@@ -91,7 +91,7 @@
           <w:rFonts w:ascii="Constantia" w:hAnsi="Constantia" w:cs="Times New Roman"/>
           <w:i/>
           <w:iCs/>
-          <w:color w:val="000000" w:themeColor="text1"/>
+          <w:color w:val="auto"/>
           <w:sz w:val="28"/>
           <w:szCs w:val="28"/>
         </w:rPr>
@@ -101,7 +101,7 @@
           <w:rFonts w:ascii="Constantia" w:hAnsi="Constantia" w:cs="Times New Roman"/>
           <w:i/>
           <w:iCs/>
-          <w:color w:val="000000" w:themeColor="text1"/>
+          <w:color w:val="auto"/>
           <w:sz w:val="28"/>
           <w:szCs w:val="28"/>
         </w:rPr>
@@ -116,7 +116,7 @@
           <w:rFonts w:ascii="Constantia" w:hAnsi="Constantia" w:cs="Times New Roman"/>
           <w:b/>
           <w:bCs/>
-          <w:color w:val="000000" w:themeColor="text1"/>
+          <w:color w:val="auto"/>
         </w:rPr>
       </w:pPr>
       <w:r>
@@ -125,7 +125,7 @@
           <w:i/>
           <w:iCs/>
           <w:noProof/>
-          <w:color w:val="000000" w:themeColor="text1"/>
+          <w:color w:val="auto"/>
           <w:sz w:val="36"/>
           <w:szCs w:val="36"/>
         </w:rPr>
@@ -167,7 +167,7 @@
                           <w:p>
                             <w:pPr>
                               <w:pStyle w:val="Title"/>
-                              <w:spacing w:after="0" w:line="360" w:lineRule="auto"/>
+                              <w:spacing w:before="0" w:after="0" w:line="360" w:lineRule="auto"/>
                               <w:jc w:val="center"/>
                               <w:rPr>
                                 <w:rFonts w:ascii="Constantia" w:hAnsi="Constantia" w:cs="Times New Roman"/>
@@ -175,8 +175,10 @@
                                 <w:bCs/>
                                 <w:i/>
                                 <w:iCs/>
+                                <w:color w:val="auto"/>
                                 <w:sz w:val="36"/>
                                 <w:szCs w:val="36"/>
+                                <w:lang w:val="en-US"/>
                               </w:rPr>
                             </w:pPr>
                             <w:r>
@@ -186,8 +188,10 @@
                                 <w:bCs/>
                                 <w:i/>
                                 <w:iCs/>
+                                <w:color w:val="auto"/>
                                 <w:sz w:val="36"/>
                                 <w:szCs w:val="36"/>
+                                <w:lang w:val="en-US"/>
                               </w:rPr>
                               <w:t>Task 1: Desktop Application Deployment with WiX Toolset</w:t>
                             </w:r>
@@ -202,6 +206,7 @@
                                 <w:color w:val="000000" w:themeColor="text1"/>
                                 <w:sz w:val="28"/>
                                 <w:szCs w:val="28"/>
+                                <w:lang w:val="en-US"/>
                               </w:rPr>
                             </w:pPr>
                             <w:r>
@@ -210,6 +215,7 @@
                                 <w:color w:val="000000" w:themeColor="text1"/>
                                 <w:sz w:val="28"/>
                                 <w:szCs w:val="28"/>
+                                <w:lang w:val="en-US"/>
                               </w:rPr>
                               <w:t xml:space="preserve">Deployment Portfolio Task </w:t>
                             </w:r>
@@ -226,7 +232,7 @@
                           <w:p>
                             <w:pPr>
                               <w:pStyle w:val="Title"/>
-                              <w:spacing w:after="0" w:line="360" w:lineRule="auto"/>
+                              <w:spacing w:before="0" w:after="0" w:line="360" w:lineRule="auto"/>
                               <w:contextualSpacing w:val="0"/>
                               <w:jc w:val="center"/>
                               <w:rPr>
@@ -296,7 +302,7 @@
                     <w:p>
                       <w:pPr>
                         <w:pStyle w:val="Title"/>
-                        <w:spacing w:after="0" w:line="360" w:lineRule="auto"/>
+                        <w:spacing w:before="0" w:after="0" w:line="360" w:lineRule="auto"/>
                         <w:jc w:val="center"/>
                         <w:rPr>
                           <w:rFonts w:ascii="Constantia" w:hAnsi="Constantia" w:cs="Times New Roman"/>
@@ -304,8 +310,10 @@
                           <w:bCs/>
                           <w:i/>
                           <w:iCs/>
+                          <w:color w:val="auto"/>
                           <w:sz w:val="36"/>
                           <w:szCs w:val="36"/>
+                          <w:lang w:val="en-US"/>
                         </w:rPr>
                       </w:pPr>
                       <w:r>
@@ -315,8 +323,10 @@
                           <w:bCs/>
                           <w:i/>
                           <w:iCs/>
+                          <w:color w:val="auto"/>
                           <w:sz w:val="36"/>
                           <w:szCs w:val="36"/>
+                          <w:lang w:val="en-US"/>
                         </w:rPr>
                         <w:t>Task 1: Desktop Application Deployment with WiX Toolset</w:t>
                       </w:r>
@@ -331,6 +341,7 @@
                           <w:color w:val="000000" w:themeColor="text1"/>
                           <w:sz w:val="28"/>
                           <w:szCs w:val="28"/>
+                          <w:lang w:val="en-US"/>
                         </w:rPr>
                       </w:pPr>
                       <w:r>
@@ -339,6 +350,7 @@
                           <w:color w:val="000000" w:themeColor="text1"/>
                           <w:sz w:val="28"/>
                           <w:szCs w:val="28"/>
+                          <w:lang w:val="en-US"/>
                         </w:rPr>
                         <w:t xml:space="preserve">Deployment Portfolio Task </w:t>
                       </w:r>
@@ -355,7 +367,7 @@
                     <w:p>
                       <w:pPr>
                         <w:pStyle w:val="Title"/>
-                        <w:spacing w:after="0" w:line="360" w:lineRule="auto"/>
+                        <w:spacing w:before="0" w:after="0" w:line="360" w:lineRule="auto"/>
                         <w:contextualSpacing w:val="0"/>
                         <w:jc w:val="center"/>
                         <w:rPr>
@@ -407,7 +419,7 @@
           <w:i/>
           <w:iCs/>
           <w:noProof/>
-          <w:color w:val="000000" w:themeColor="text1"/>
+          <w:color w:val="auto"/>
           <w:sz w:val="36"/>
           <w:szCs w:val="36"/>
         </w:rPr>
@@ -469,7 +481,7 @@
           </mc:Choice>
           <mc:Fallback>
             <w:pict>
-              <v:line w14:anchorId="6E55637A" id="Straight Connector 2" o:spid="_x0000_s1026" style="position:absolute;flip:y;z-index:251661312;visibility:visible;mso-wrap-style:square;mso-width-percent:0;mso-height-percent:0;mso-wrap-distance-left:9pt;mso-wrap-distance-top:0;mso-wrap-distance-right:9pt;mso-wrap-distance-bottom:0;mso-position-horizontal:center;mso-position-horizontal-relative:margin;mso-position-vertical:absolute;mso-position-vertical-relative:page;mso-width-percent:0;mso-height-percent:0;mso-width-relative:margin;mso-height-relative:margin" from="0,244.1pt" to="465.8pt,244.1pt" o:gfxdata="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" strokecolor="black [3200]" strokeweight="1.5pt">
+              <v:line w14:anchorId="64EC8265" id="Straight Connector 2" o:spid="_x0000_s1026" style="position:absolute;flip:y;z-index:251661312;visibility:visible;mso-wrap-style:square;mso-width-percent:0;mso-height-percent:0;mso-wrap-distance-left:9pt;mso-wrap-distance-top:0;mso-wrap-distance-right:9pt;mso-wrap-distance-bottom:0;mso-position-horizontal:center;mso-position-horizontal-relative:margin;mso-position-vertical:absolute;mso-position-vertical-relative:page;mso-width-percent:0;mso-height-percent:0;mso-width-relative:margin;mso-height-relative:margin" from="0,244.1pt" to="465.8pt,244.1pt" o:gfxdata="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" strokecolor="black [3200]" strokeweight="1.5pt">
                 <v:stroke joinstyle="miter"/>
                 <w10:wrap anchorx="margin" anchory="page"/>
               </v:line>
@@ -486,7 +498,7 @@
           <w:rFonts w:ascii="Constantia" w:hAnsi="Constantia" w:cs="Times New Roman"/>
           <w:b/>
           <w:bCs/>
-          <w:color w:val="000000" w:themeColor="text1"/>
+          <w:color w:val="auto"/>
         </w:rPr>
       </w:pPr>
     </w:p>
@@ -496,7 +508,7 @@
         <w:jc w:val="both"/>
         <w:rPr>
           <w:rFonts w:ascii="Constantia" w:hAnsi="Constantia" w:cs="Times New Roman"/>
-          <w:color w:val="000000" w:themeColor="text1"/>
+          <w:color w:val="auto"/>
         </w:rPr>
       </w:pPr>
     </w:p>
@@ -506,7 +518,7 @@
         <w:jc w:val="both"/>
         <w:rPr>
           <w:rFonts w:ascii="Constantia" w:hAnsi="Constantia" w:cs="Times New Roman"/>
-          <w:color w:val="000000" w:themeColor="text1"/>
+          <w:color w:val="auto"/>
         </w:rPr>
       </w:pPr>
     </w:p>
@@ -516,7 +528,7 @@
         <w:jc w:val="both"/>
         <w:rPr>
           <w:rFonts w:ascii="Constantia" w:hAnsi="Constantia" w:cs="Times New Roman"/>
-          <w:color w:val="000000" w:themeColor="text1"/>
+          <w:color w:val="auto"/>
         </w:rPr>
       </w:pPr>
     </w:p>
@@ -526,7 +538,7 @@
         <w:jc w:val="both"/>
         <w:rPr>
           <w:rFonts w:ascii="Constantia" w:hAnsi="Constantia" w:cs="Times New Roman"/>
-          <w:color w:val="000000" w:themeColor="text1"/>
+          <w:color w:val="auto"/>
         </w:rPr>
       </w:pPr>
       <w:r>
@@ -535,7 +547,7 @@
           <w:i/>
           <w:iCs/>
           <w:noProof/>
-          <w:color w:val="000000" w:themeColor="text1"/>
+          <w:color w:val="auto"/>
           <w:sz w:val="36"/>
           <w:szCs w:val="36"/>
         </w:rPr>
@@ -597,7 +609,7 @@
           </mc:Choice>
           <mc:Fallback>
             <w:pict>
-              <v:line w14:anchorId="425441E4" id="Straight Connector 2" o:spid="_x0000_s1026" style="position:absolute;flip:y;z-index:251662336;visibility:visible;mso-wrap-style:square;mso-width-percent:0;mso-height-percent:0;mso-wrap-distance-left:9pt;mso-wrap-distance-top:0;mso-wrap-distance-right:9pt;mso-wrap-distance-bottom:0;mso-position-horizontal:absolute;mso-position-horizontal-relative:margin;mso-position-vertical:absolute;mso-position-vertical-relative:page;mso-width-percent:0;mso-height-percent:0;mso-width-relative:margin;mso-height-relative:margin" from="1.1pt,351.6pt" to="466.9pt,351.6pt" o:gfxdata="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" strokecolor="black [3200]" strokeweight="1.5pt">
+              <v:line w14:anchorId="2E7FE5D4" id="Straight Connector 2" o:spid="_x0000_s1026" style="position:absolute;flip:y;z-index:251662336;visibility:visible;mso-wrap-style:square;mso-width-percent:0;mso-height-percent:0;mso-wrap-distance-left:9pt;mso-wrap-distance-top:0;mso-wrap-distance-right:9pt;mso-wrap-distance-bottom:0;mso-position-horizontal:absolute;mso-position-horizontal-relative:margin;mso-position-vertical:absolute;mso-position-vertical-relative:page;mso-width-percent:0;mso-height-percent:0;mso-width-relative:margin;mso-height-relative:margin" from="1.1pt,351.6pt" to="466.9pt,351.6pt" o:gfxdata="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" strokecolor="black [3200]" strokeweight="1.5pt">
                 <v:stroke joinstyle="miter"/>
                 <w10:wrap anchorx="margin" anchory="page"/>
               </v:line>
@@ -612,14 +624,14 @@
         <w:jc w:val="both"/>
         <w:rPr>
           <w:rFonts w:ascii="Constantia" w:hAnsi="Constantia" w:cs="Times New Roman"/>
-          <w:color w:val="000000" w:themeColor="text1"/>
+          <w:color w:val="auto"/>
         </w:rPr>
       </w:pPr>
       <w:r>
         <w:rPr>
           <w:rFonts w:ascii="Constantia" w:hAnsi="Constantia" w:cs="Times New Roman"/>
           <w:noProof/>
-          <w:color w:val="000000" w:themeColor="text1"/>
+          <w:color w:val="auto"/>
         </w:rPr>
         <mc:AlternateContent>
           <mc:Choice Requires="wps">
@@ -922,19 +934,6 @@
                               </w:rPr>
                               <w:t xml:space="preserve">Source code: </w:t>
                             </w:r>
-                            <w:hyperlink r:id="rId6" w:history="1">
-                              <w:r>
-                                <w:rPr>
-                                  <w:rStyle w:val="Hyperlink"/>
-                                  <w:rFonts w:ascii="Constantia" w:hAnsi="Constantia" w:cs="Times New Roman"/>
-                                  <w:i/>
-                                  <w:iCs/>
-                                  <w:sz w:val="28"/>
-                                  <w:szCs w:val="28"/>
-                                </w:rPr>
-                                <w:t>https://github.com/mtuannh/SWE40006_Software_Development_and_Evolution_Task_1</w:t>
-                              </w:r>
-                            </w:hyperlink>
                           </w:p>
                           <w:p>
                             <w:pPr>
@@ -1239,19 +1238,6 @@
                         </w:rPr>
                         <w:t xml:space="preserve">Source code: </w:t>
                       </w:r>
-                      <w:hyperlink r:id="rId7" w:history="1">
-                        <w:r>
-                          <w:rPr>
-                            <w:rStyle w:val="Hyperlink"/>
-                            <w:rFonts w:ascii="Constantia" w:hAnsi="Constantia" w:cs="Times New Roman"/>
-                            <w:i/>
-                            <w:iCs/>
-                            <w:sz w:val="28"/>
-                            <w:szCs w:val="28"/>
-                          </w:rPr>
-                          <w:t>https://github.com/mtuannh/SWE40006_Software_Development_and_Evolution_Task_1</w:t>
-                        </w:r>
-                      </w:hyperlink>
                     </w:p>
                     <w:p>
                       <w:pPr>
@@ -1280,7 +1266,7 @@
         <w:jc w:val="both"/>
         <w:rPr>
           <w:rFonts w:ascii="Constantia" w:hAnsi="Constantia" w:cs="Times New Roman"/>
-          <w:color w:val="000000" w:themeColor="text1"/>
+          <w:color w:val="auto"/>
         </w:rPr>
       </w:pPr>
     </w:p>
@@ -1290,7 +1276,7 @@
         <w:jc w:val="both"/>
         <w:rPr>
           <w:rFonts w:ascii="Constantia" w:hAnsi="Constantia" w:cs="Times New Roman"/>
-          <w:color w:val="000000" w:themeColor="text1"/>
+          <w:color w:val="auto"/>
         </w:rPr>
       </w:pPr>
     </w:p>
@@ -1300,13 +1286,13 @@
         <w:jc w:val="both"/>
         <w:rPr>
           <w:rFonts w:ascii="Constantia" w:hAnsi="Constantia" w:cs="Times New Roman"/>
-          <w:color w:val="000000" w:themeColor="text1"/>
+          <w:color w:val="auto"/>
         </w:rPr>
       </w:pPr>
       <w:r>
         <w:rPr>
           <w:rFonts w:ascii="Constantia" w:hAnsi="Constantia" w:cs="Times New Roman"/>
-          <w:color w:val="000000" w:themeColor="text1"/>
+          <w:color w:val="auto"/>
         </w:rPr>
         <w:br w:type="page"/>
       </w:r>
@@ -1318,84 +1304,59 @@
           <w:ilvl w:val="0"/>
           <w:numId w:val="1"/>
         </w:numPr>
+        <w:rPr>
+          <w:rFonts w:ascii="Constantia" w:hAnsi="Constantia"/>
+          <w:color w:val="auto"/>
+        </w:rPr>
       </w:pPr>
       <w:r>
+        <w:rPr>
+          <w:rFonts w:ascii="Constantia" w:hAnsi="Constantia"/>
+          <w:color w:val="auto"/>
+        </w:rPr>
         <w:lastRenderedPageBreak/>
         <w:t>Pass Level</w:t>
+      </w:r>
+      <w:r>
+        <w:rPr>
+          <w:rFonts w:ascii="Constantia" w:hAnsi="Constantia"/>
+          <w:color w:val="auto"/>
+        </w:rPr>
+        <w:t xml:space="preserve"> (Task 2.1)</w:t>
       </w:r>
     </w:p>
     <w:p>
       <w:pPr>
-        <w:ind w:left="360"/>
+        <w:pStyle w:val="ListParagraph"/>
+        <w:numPr>
+          <w:ilvl w:val="0"/>
+          <w:numId w:val="2"/>
+        </w:numPr>
+        <w:ind w:left="851"/>
+        <w:rPr>
+          <w:rFonts w:ascii="Constantia" w:hAnsi="Constantia"/>
+          <w:color w:val="auto"/>
+        </w:rPr>
       </w:pPr>
       <w:r>
-        <w:drawing>
-          <wp:anchor distT="0" distB="0" distL="114300" distR="114300" simplePos="0" relativeHeight="251667456" behindDoc="0" locked="0" layoutInCell="1" allowOverlap="1" wp14:anchorId="630933AE" wp14:editId="057FC584">
-            <wp:simplePos x="0" y="0"/>
-            <wp:positionH relativeFrom="column">
-              <wp:posOffset>0</wp:posOffset>
-            </wp:positionH>
-            <wp:positionV relativeFrom="paragraph">
-              <wp:posOffset>3954297</wp:posOffset>
-            </wp:positionV>
-            <wp:extent cx="5943600" cy="2954655"/>
-            <wp:effectExtent l="0" t="0" r="0" b="0"/>
-            <wp:wrapTopAndBottom/>
-            <wp:docPr id="588571870" name="Picture 1"/>
-            <wp:cNvGraphicFramePr>
-              <a:graphicFrameLocks xmlns:a="http://schemas.openxmlformats.org/drawingml/2006/main" noChangeAspect="1"/>
-            </wp:cNvGraphicFramePr>
-            <a:graphic xmlns:a="http://schemas.openxmlformats.org/drawingml/2006/main">
-              <a:graphicData uri="http://schemas.openxmlformats.org/drawingml/2006/picture">
-                <pic:pic xmlns:pic="http://schemas.openxmlformats.org/drawingml/2006/picture">
-                  <pic:nvPicPr>
-                    <pic:cNvPr id="588571870" name=""/>
-                    <pic:cNvPicPr/>
-                  </pic:nvPicPr>
-                  <pic:blipFill>
-                    <a:blip r:embed="rId8">
-                      <a:extLst>
-                        <a:ext uri="{28A0092B-C50C-407E-A947-70E740481C1C}">
-                          <a14:useLocalDpi xmlns:a14="http://schemas.microsoft.com/office/drawing/2010/main" val="0"/>
-                        </a:ext>
-                      </a:extLst>
-                    </a:blip>
-                    <a:stretch>
-                      <a:fillRect/>
-                    </a:stretch>
-                  </pic:blipFill>
-                  <pic:spPr>
-                    <a:xfrm>
-                      <a:off x="0" y="0"/>
-                      <a:ext cx="5943600" cy="2954655"/>
-                    </a:xfrm>
-                    <a:prstGeom prst="rect">
-                      <a:avLst/>
-                    </a:prstGeom>
-                  </pic:spPr>
-                </pic:pic>
-              </a:graphicData>
-            </a:graphic>
-          </wp:anchor>
-        </w:drawing>
-      </w:r>
-      <w:r>
-        <w:rPr>
+        <w:rPr>
+          <w:rFonts w:ascii="Constantia" w:hAnsi="Constantia"/>
           <w:noProof/>
+          <w:color w:val="auto"/>
         </w:rPr>
         <mc:AlternateContent>
           <mc:Choice Requires="wps">
             <w:drawing>
-              <wp:anchor distT="0" distB="0" distL="114300" distR="114300" simplePos="0" relativeHeight="251666432" behindDoc="0" locked="0" layoutInCell="1" allowOverlap="1" wp14:anchorId="664032CB" wp14:editId="6664C19F">
+              <wp:anchor distT="0" distB="0" distL="114300" distR="114300" simplePos="0" relativeHeight="251666432" behindDoc="0" locked="0" layoutInCell="1" allowOverlap="1" wp14:anchorId="664032CB" wp14:editId="586FE0F0">
                 <wp:simplePos x="0" y="0"/>
                 <wp:positionH relativeFrom="column">
                   <wp:posOffset>0</wp:posOffset>
                 </wp:positionH>
                 <wp:positionV relativeFrom="paragraph">
-                  <wp:posOffset>3314700</wp:posOffset>
+                  <wp:posOffset>3234055</wp:posOffset>
                 </wp:positionV>
-                <wp:extent cx="5943600" cy="635"/>
-                <wp:effectExtent l="0" t="0" r="0" b="0"/>
+                <wp:extent cx="5943600" cy="245745"/>
+                <wp:effectExtent l="0" t="0" r="0" b="1905"/>
                 <wp:wrapTopAndBottom/>
                 <wp:docPr id="127806341" name="Text Box 1"/>
                 <wp:cNvGraphicFramePr/>
@@ -1406,7 +1367,7 @@
                       <wps:spPr>
                         <a:xfrm>
                           <a:off x="0" y="0"/>
-                          <a:ext cx="5943600" cy="635"/>
+                          <a:ext cx="5943600" cy="245745"/>
                         </a:xfrm>
                         <a:prstGeom prst="rect">
                           <a:avLst/>
@@ -1425,37 +1386,54 @@
                               <w:pStyle w:val="Caption"/>
                               <w:jc w:val="center"/>
                               <w:rPr>
+                                <w:rFonts w:ascii="Constantia" w:hAnsi="Constantia"/>
                                 <w:color w:val="595959" w:themeColor="text1" w:themeTint="A6"/>
                                 <w:sz w:val="22"/>
                                 <w:szCs w:val="22"/>
                               </w:rPr>
                             </w:pPr>
                             <w:r>
+                              <w:rPr>
+                                <w:rFonts w:ascii="Constantia" w:hAnsi="Constantia"/>
+                              </w:rPr>
                               <w:t xml:space="preserve">Figure </w:t>
                             </w:r>
                             <w:r>
+                              <w:rPr>
+                                <w:rFonts w:ascii="Constantia" w:hAnsi="Constantia"/>
+                              </w:rPr>
                               <w:fldChar w:fldCharType="begin"/>
                             </w:r>
                             <w:r>
+                              <w:rPr>
+                                <w:rFonts w:ascii="Constantia" w:hAnsi="Constantia"/>
+                              </w:rPr>
                               <w:instrText xml:space="preserve"> SEQ Figure \* ARABIC </w:instrText>
                             </w:r>
                             <w:r>
+                              <w:rPr>
+                                <w:rFonts w:ascii="Constantia" w:hAnsi="Constantia"/>
+                              </w:rPr>
                               <w:fldChar w:fldCharType="separate"/>
                             </w:r>
                             <w:r>
                               <w:rPr>
+                                <w:rFonts w:ascii="Constantia" w:hAnsi="Constantia"/>
                                 <w:noProof/>
                               </w:rPr>
                               <w:t>1</w:t>
                             </w:r>
                             <w:r>
+                              <w:rPr>
+                                <w:rFonts w:ascii="Constantia" w:hAnsi="Constantia"/>
+                              </w:rPr>
                               <w:fldChar w:fldCharType="end"/>
                             </w:r>
                             <w:r>
-                              <w:t xml:space="preserve">: </w:t>
-                            </w:r>
-                            <w:r>
-                              <w:t>Visual Studio 2026 with the ASP.NET and web development workload installed.</w:t>
+                              <w:rPr>
+                                <w:rFonts w:ascii="Constantia" w:hAnsi="Constantia"/>
+                              </w:rPr>
+                              <w:t>: Visual Studio 2026 with the ASP.NET and web development workload installed.</w:t>
                             </w:r>
                           </w:p>
                         </w:txbxContent>
@@ -1464,55 +1442,75 @@
                         <a:prstTxWarp prst="textNoShape">
                           <a:avLst/>
                         </a:prstTxWarp>
-                        <a:spAutoFit/>
+                        <a:noAutofit/>
                       </wps:bodyPr>
                     </wps:wsp>
                   </a:graphicData>
                 </a:graphic>
+                <wp14:sizeRelV relativeFrom="margin">
+                  <wp14:pctHeight>0</wp14:pctHeight>
+                </wp14:sizeRelV>
               </wp:anchor>
             </w:drawing>
           </mc:Choice>
           <mc:Fallback>
             <w:pict>
-              <v:shape w14:anchorId="664032CB" id="Text Box 1" o:spid="_x0000_s1028" type="#_x0000_t202" style="position:absolute;left:0;text-align:left;margin-left:0;margin-top:261pt;width:468pt;height:.05pt;z-index:251666432;visibility:visible;mso-wrap-style:square;mso-wrap-distance-left:9pt;mso-wrap-distance-top:0;mso-wrap-distance-right:9pt;mso-wrap-distance-bottom:0;mso-position-horizontal:absolute;mso-position-horizontal-relative:text;mso-position-vertical:absolute;mso-position-vertical-relative:text;v-text-anchor:top" o:gfxdata="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" stroked="f">
-                <v:textbox style="mso-fit-shape-to-text:t" inset="0,0,0,0">
+              <v:shape w14:anchorId="664032CB" id="Text Box 1" o:spid="_x0000_s1028" type="#_x0000_t202" style="position:absolute;left:0;text-align:left;margin-left:0;margin-top:254.65pt;width:468pt;height:19.35pt;z-index:251666432;visibility:visible;mso-wrap-style:square;mso-height-percent:0;mso-wrap-distance-left:9pt;mso-wrap-distance-top:0;mso-wrap-distance-right:9pt;mso-wrap-distance-bottom:0;mso-position-horizontal:absolute;mso-position-horizontal-relative:text;mso-position-vertical:absolute;mso-position-vertical-relative:text;mso-height-percent:0;mso-height-relative:margin;v-text-anchor:top" o:gfxdata="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" stroked="f">
+                <v:textbox inset="0,0,0,0">
                   <w:txbxContent>
                     <w:p>
                       <w:pPr>
                         <w:pStyle w:val="Caption"/>
                         <w:jc w:val="center"/>
                         <w:rPr>
+                          <w:rFonts w:ascii="Constantia" w:hAnsi="Constantia"/>
                           <w:color w:val="595959" w:themeColor="text1" w:themeTint="A6"/>
                           <w:sz w:val="22"/>
                           <w:szCs w:val="22"/>
                         </w:rPr>
                       </w:pPr>
                       <w:r>
+                        <w:rPr>
+                          <w:rFonts w:ascii="Constantia" w:hAnsi="Constantia"/>
+                        </w:rPr>
                         <w:t xml:space="preserve">Figure </w:t>
                       </w:r>
                       <w:r>
+                        <w:rPr>
+                          <w:rFonts w:ascii="Constantia" w:hAnsi="Constantia"/>
+                        </w:rPr>
                         <w:fldChar w:fldCharType="begin"/>
                       </w:r>
                       <w:r>
+                        <w:rPr>
+                          <w:rFonts w:ascii="Constantia" w:hAnsi="Constantia"/>
+                        </w:rPr>
                         <w:instrText xml:space="preserve"> SEQ Figure \* ARABIC </w:instrText>
                       </w:r>
                       <w:r>
+                        <w:rPr>
+                          <w:rFonts w:ascii="Constantia" w:hAnsi="Constantia"/>
+                        </w:rPr>
                         <w:fldChar w:fldCharType="separate"/>
                       </w:r>
                       <w:r>
                         <w:rPr>
+                          <w:rFonts w:ascii="Constantia" w:hAnsi="Constantia"/>
                           <w:noProof/>
                         </w:rPr>
                         <w:t>1</w:t>
                       </w:r>
                       <w:r>
+                        <w:rPr>
+                          <w:rFonts w:ascii="Constantia" w:hAnsi="Constantia"/>
+                        </w:rPr>
                         <w:fldChar w:fldCharType="end"/>
                       </w:r>
                       <w:r>
-                        <w:t xml:space="preserve">: </w:t>
-                      </w:r>
-                      <w:r>
-                        <w:t>Visual Studio 2026 with the ASP.NET and web development workload installed.</w:t>
+                        <w:rPr>
+                          <w:rFonts w:ascii="Constantia" w:hAnsi="Constantia"/>
+                        </w:rPr>
+                        <w:t>: Visual Studio 2026 with the ASP.NET and web development workload installed.</w:t>
                       </w:r>
                     </w:p>
                   </w:txbxContent>
@@ -1524,16 +1522,20 @@
         </mc:AlternateContent>
       </w:r>
       <w:r>
+        <w:rPr>
+          <w:rFonts w:ascii="Constantia" w:hAnsi="Constantia"/>
+          <w:color w:val="auto"/>
+        </w:rPr>
         <w:drawing>
-          <wp:anchor distT="0" distB="0" distL="114300" distR="114300" simplePos="0" relativeHeight="251664384" behindDoc="0" locked="0" layoutInCell="1" allowOverlap="1" wp14:anchorId="54406BC0" wp14:editId="7AB9F358">
+          <wp:anchor distT="0" distB="0" distL="114300" distR="114300" simplePos="0" relativeHeight="251664384" behindDoc="0" locked="0" layoutInCell="1" allowOverlap="1" wp14:anchorId="54406BC0" wp14:editId="78BA77E8">
             <wp:simplePos x="0" y="0"/>
             <wp:positionH relativeFrom="column">
-              <wp:posOffset>0</wp:posOffset>
+              <wp:posOffset>341630</wp:posOffset>
             </wp:positionH>
             <wp:positionV relativeFrom="paragraph">
-              <wp:posOffset>-2966</wp:posOffset>
+              <wp:posOffset>307340</wp:posOffset>
             </wp:positionV>
-            <wp:extent cx="5943600" cy="3260090"/>
+            <wp:extent cx="5260340" cy="2885440"/>
             <wp:effectExtent l="0" t="0" r="0" b="0"/>
             <wp:wrapTopAndBottom/>
             <wp:docPr id="1051477401" name="Picture 1"/>
@@ -1548,7 +1550,7 @@
                     <pic:cNvPicPr/>
                   </pic:nvPicPr>
                   <pic:blipFill>
-                    <a:blip r:embed="rId9">
+                    <a:blip r:embed="rId6">
                       <a:extLst>
                         <a:ext uri="{28A0092B-C50C-407E-A947-70E740481C1C}">
                           <a14:useLocalDpi xmlns:a14="http://schemas.microsoft.com/office/drawing/2010/main" val="0"/>
@@ -1562,7 +1564,7 @@
                   <pic:spPr>
                     <a:xfrm>
                       <a:off x="0" y="0"/>
-                      <a:ext cx="5943600" cy="3260090"/>
+                      <a:ext cx="5260340" cy="2885440"/>
                     </a:xfrm>
                     <a:prstGeom prst="rect">
                       <a:avLst/>
@@ -1571,77 +1573,39 @@
                 </pic:pic>
               </a:graphicData>
             </a:graphic>
+            <wp14:sizeRelH relativeFrom="margin">
+              <wp14:pctWidth>0</wp14:pctWidth>
+            </wp14:sizeRelH>
+            <wp14:sizeRelV relativeFrom="margin">
+              <wp14:pctHeight>0</wp14:pctHeight>
+            </wp14:sizeRelV>
           </wp:anchor>
         </w:drawing>
+      </w:r>
+      <w:r>
+        <w:rPr>
+          <w:rFonts w:ascii="Constantia" w:hAnsi="Constantia"/>
+          <w:color w:val="auto"/>
+        </w:rPr>
+        <w:t>ASP.NET setup</w:t>
+      </w:r>
+      <w:r>
+        <w:rPr>
+          <w:rFonts w:ascii="Constantia" w:hAnsi="Constantia"/>
+          <w:color w:val="auto"/>
+        </w:rPr>
+        <w:t xml:space="preserve"> and starter application</w:t>
       </w:r>
     </w:p>
     <w:p>
       <w:pPr>
-        <w:spacing w:before="0" w:after="160" w:line="278" w:lineRule="auto"/>
+        <w:ind w:left="360"/>
+        <w:jc w:val="both"/>
+        <w:rPr>
+          <w:rFonts w:ascii="Constantia" w:hAnsi="Constantia"/>
+          <w:color w:val="auto"/>
+        </w:rPr>
       </w:pPr>
-      <w:r>
-        <w:br w:type="page"/>
-      </w:r>
-    </w:p>
-    <w:p>
-      <w:pPr>
-        <w:tabs>
-          <w:tab w:val="left" w:pos="1903"/>
-        </w:tabs>
-        <w:spacing w:before="0" w:after="160" w:line="278" w:lineRule="auto"/>
-      </w:pPr>
-      <w:r>
-        <w:lastRenderedPageBreak/>
-        <w:drawing>
-          <wp:anchor distT="0" distB="0" distL="114300" distR="114300" simplePos="0" relativeHeight="251674624" behindDoc="0" locked="0" layoutInCell="1" allowOverlap="1" wp14:anchorId="73F5A2D8" wp14:editId="0FAD734B">
-            <wp:simplePos x="0" y="0"/>
-            <wp:positionH relativeFrom="column">
-              <wp:posOffset>183515</wp:posOffset>
-            </wp:positionH>
-            <wp:positionV relativeFrom="paragraph">
-              <wp:posOffset>5287010</wp:posOffset>
-            </wp:positionV>
-            <wp:extent cx="5943600" cy="1588770"/>
-            <wp:effectExtent l="0" t="0" r="0" b="0"/>
-            <wp:wrapTopAndBottom/>
-            <wp:docPr id="152717276" name="Picture 1"/>
-            <wp:cNvGraphicFramePr>
-              <a:graphicFrameLocks xmlns:a="http://schemas.openxmlformats.org/drawingml/2006/main" noChangeAspect="1"/>
-            </wp:cNvGraphicFramePr>
-            <a:graphic xmlns:a="http://schemas.openxmlformats.org/drawingml/2006/main">
-              <a:graphicData uri="http://schemas.openxmlformats.org/drawingml/2006/picture">
-                <pic:pic xmlns:pic="http://schemas.openxmlformats.org/drawingml/2006/picture">
-                  <pic:nvPicPr>
-                    <pic:cNvPr id="152717276" name=""/>
-                    <pic:cNvPicPr/>
-                  </pic:nvPicPr>
-                  <pic:blipFill>
-                    <a:blip r:embed="rId10" cstate="print">
-                      <a:extLst>
-                        <a:ext uri="{28A0092B-C50C-407E-A947-70E740481C1C}">
-                          <a14:useLocalDpi xmlns:a14="http://schemas.microsoft.com/office/drawing/2010/main" val="0"/>
-                        </a:ext>
-                      </a:extLst>
-                    </a:blip>
-                    <a:stretch>
-                      <a:fillRect/>
-                    </a:stretch>
-                  </pic:blipFill>
-                  <pic:spPr>
-                    <a:xfrm>
-                      <a:off x="0" y="0"/>
-                      <a:ext cx="5943600" cy="1588770"/>
-                    </a:xfrm>
-                    <a:prstGeom prst="rect">
-                      <a:avLst/>
-                    </a:prstGeom>
-                  </pic:spPr>
-                </pic:pic>
-              </a:graphicData>
-            </a:graphic>
-          </wp:anchor>
-        </w:drawing>
-      </w:r>
       <w:r>
         <w:rPr>
           <w:noProof/>
@@ -1649,18 +1613,18 @@
         <mc:AlternateContent>
           <mc:Choice Requires="wps">
             <w:drawing>
-              <wp:anchor distT="0" distB="0" distL="114300" distR="114300" simplePos="0" relativeHeight="251676672" behindDoc="0" locked="0" layoutInCell="1" allowOverlap="1" wp14:anchorId="247DE922" wp14:editId="64271FD2">
+              <wp:anchor distT="0" distB="0" distL="114300" distR="114300" simplePos="0" relativeHeight="251762688" behindDoc="0" locked="0" layoutInCell="1" allowOverlap="1" wp14:anchorId="0A127A78" wp14:editId="07F9A726">
                 <wp:simplePos x="0" y="0"/>
                 <wp:positionH relativeFrom="column">
-                  <wp:posOffset>183515</wp:posOffset>
+                  <wp:posOffset>0</wp:posOffset>
                 </wp:positionH>
                 <wp:positionV relativeFrom="paragraph">
-                  <wp:posOffset>6933482</wp:posOffset>
+                  <wp:posOffset>6313170</wp:posOffset>
                 </wp:positionV>
-                <wp:extent cx="5943600" cy="635"/>
+                <wp:extent cx="5943600" cy="266700"/>
                 <wp:effectExtent l="0" t="0" r="0" b="0"/>
                 <wp:wrapTopAndBottom/>
-                <wp:docPr id="515875983" name="Text Box 1"/>
+                <wp:docPr id="702739493" name="Text Box 1"/>
                 <wp:cNvGraphicFramePr/>
                 <a:graphic xmlns:a="http://schemas.openxmlformats.org/drawingml/2006/main">
                   <a:graphicData uri="http://schemas.microsoft.com/office/word/2010/wordprocessingShape">
@@ -1669,7 +1633,7 @@
                       <wps:spPr>
                         <a:xfrm>
                           <a:off x="0" y="0"/>
-                          <a:ext cx="5943600" cy="635"/>
+                          <a:ext cx="5943600" cy="266700"/>
                         </a:xfrm>
                         <a:prstGeom prst="rect">
                           <a:avLst/>
@@ -1688,16 +1652,53 @@
                               <w:pStyle w:val="Caption"/>
                               <w:jc w:val="center"/>
                               <w:rPr>
-                                <w:color w:val="595959" w:themeColor="text1" w:themeTint="A6"/>
+                                <w:rFonts w:ascii="Constantia" w:hAnsi="Constantia"/>
                                 <w:sz w:val="22"/>
                                 <w:szCs w:val="22"/>
                               </w:rPr>
                             </w:pPr>
                             <w:r>
-                              <w:t xml:space="preserve">Figure 5: </w:t>
-                            </w:r>
-                            <w:r>
-                              <w:t>Modified Index.cshtml</w:t>
+                              <w:rPr>
+                                <w:rFonts w:ascii="Constantia" w:hAnsi="Constantia"/>
+                              </w:rPr>
+                              <w:t xml:space="preserve">Figure </w:t>
+                            </w:r>
+                            <w:r>
+                              <w:rPr>
+                                <w:rFonts w:ascii="Constantia" w:hAnsi="Constantia"/>
+                              </w:rPr>
+                              <w:fldChar w:fldCharType="begin"/>
+                            </w:r>
+                            <w:r>
+                              <w:rPr>
+                                <w:rFonts w:ascii="Constantia" w:hAnsi="Constantia"/>
+                              </w:rPr>
+                              <w:instrText xml:space="preserve"> SEQ Figure \* ARABIC </w:instrText>
+                            </w:r>
+                            <w:r>
+                              <w:rPr>
+                                <w:rFonts w:ascii="Constantia" w:hAnsi="Constantia"/>
+                              </w:rPr>
+                              <w:fldChar w:fldCharType="separate"/>
+                            </w:r>
+                            <w:r>
+                              <w:rPr>
+                                <w:rFonts w:ascii="Constantia" w:hAnsi="Constantia"/>
+                                <w:noProof/>
+                              </w:rPr>
+                              <w:t>2</w:t>
+                            </w:r>
+                            <w:r>
+                              <w:rPr>
+                                <w:rFonts w:ascii="Constantia" w:hAnsi="Constantia"/>
+                              </w:rPr>
+                              <w:fldChar w:fldCharType="end"/>
+                            </w:r>
+                            <w:r>
+                              <w:rPr>
+                                <w:rFonts w:ascii="Constantia" w:hAnsi="Constantia"/>
+                              </w:rPr>
+                              <w:t>: Creating a new ASP.NET Core Web App project in Visual Studio.</w:t>
                             </w:r>
                           </w:p>
                         </w:txbxContent>
@@ -1706,34 +1707,74 @@
                         <a:prstTxWarp prst="textNoShape">
                           <a:avLst/>
                         </a:prstTxWarp>
-                        <a:spAutoFit/>
+                        <a:noAutofit/>
                       </wps:bodyPr>
                     </wps:wsp>
                   </a:graphicData>
                 </a:graphic>
+                <wp14:sizeRelV relativeFrom="margin">
+                  <wp14:pctHeight>0</wp14:pctHeight>
+                </wp14:sizeRelV>
               </wp:anchor>
             </w:drawing>
           </mc:Choice>
           <mc:Fallback>
             <w:pict>
-              <v:shape w14:anchorId="247DE922" id="_x0000_s1029" type="#_x0000_t202" style="position:absolute;margin-left:14.45pt;margin-top:545.95pt;width:468pt;height:.05pt;z-index:251676672;visibility:visible;mso-wrap-style:square;mso-wrap-distance-left:9pt;mso-wrap-distance-top:0;mso-wrap-distance-right:9pt;mso-wrap-distance-bottom:0;mso-position-horizontal:absolute;mso-position-horizontal-relative:text;mso-position-vertical:absolute;mso-position-vertical-relative:text;v-text-anchor:top" o:gfxdata="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" stroked="f">
-                <v:textbox style="mso-fit-shape-to-text:t" inset="0,0,0,0">
+              <v:shape w14:anchorId="0A127A78" id="_x0000_s1029" type="#_x0000_t202" style="position:absolute;left:0;text-align:left;margin-left:0;margin-top:497.1pt;width:468pt;height:21pt;z-index:251762688;visibility:visible;mso-wrap-style:square;mso-height-percent:0;mso-wrap-distance-left:9pt;mso-wrap-distance-top:0;mso-wrap-distance-right:9pt;mso-wrap-distance-bottom:0;mso-position-horizontal:absolute;mso-position-horizontal-relative:text;mso-position-vertical:absolute;mso-position-vertical-relative:text;mso-height-percent:0;mso-height-relative:margin;v-text-anchor:top" o:gfxdata="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" stroked="f">
+                <v:textbox inset="0,0,0,0">
                   <w:txbxContent>
                     <w:p>
                       <w:pPr>
                         <w:pStyle w:val="Caption"/>
                         <w:jc w:val="center"/>
                         <w:rPr>
-                          <w:color w:val="595959" w:themeColor="text1" w:themeTint="A6"/>
+                          <w:rFonts w:ascii="Constantia" w:hAnsi="Constantia"/>
                           <w:sz w:val="22"/>
                           <w:szCs w:val="22"/>
                         </w:rPr>
                       </w:pPr>
                       <w:r>
-                        <w:t xml:space="preserve">Figure 5: </w:t>
-                      </w:r>
-                      <w:r>
-                        <w:t>Modified Index.cshtml</w:t>
+                        <w:rPr>
+                          <w:rFonts w:ascii="Constantia" w:hAnsi="Constantia"/>
+                        </w:rPr>
+                        <w:t xml:space="preserve">Figure </w:t>
+                      </w:r>
+                      <w:r>
+                        <w:rPr>
+                          <w:rFonts w:ascii="Constantia" w:hAnsi="Constantia"/>
+                        </w:rPr>
+                        <w:fldChar w:fldCharType="begin"/>
+                      </w:r>
+                      <w:r>
+                        <w:rPr>
+                          <w:rFonts w:ascii="Constantia" w:hAnsi="Constantia"/>
+                        </w:rPr>
+                        <w:instrText xml:space="preserve"> SEQ Figure \* ARABIC </w:instrText>
+                      </w:r>
+                      <w:r>
+                        <w:rPr>
+                          <w:rFonts w:ascii="Constantia" w:hAnsi="Constantia"/>
+                        </w:rPr>
+                        <w:fldChar w:fldCharType="separate"/>
+                      </w:r>
+                      <w:r>
+                        <w:rPr>
+                          <w:rFonts w:ascii="Constantia" w:hAnsi="Constantia"/>
+                          <w:noProof/>
+                        </w:rPr>
+                        <w:t>2</w:t>
+                      </w:r>
+                      <w:r>
+                        <w:rPr>
+                          <w:rFonts w:ascii="Constantia" w:hAnsi="Constantia"/>
+                        </w:rPr>
+                        <w:fldChar w:fldCharType="end"/>
+                      </w:r>
+                      <w:r>
+                        <w:rPr>
+                          <w:rFonts w:ascii="Constantia" w:hAnsi="Constantia"/>
+                        </w:rPr>
+                        <w:t>: Creating a new ASP.NET Core Web App project in Visual Studio.</w:t>
                       </w:r>
                     </w:p>
                   </w:txbxContent>
@@ -1746,18 +1787,190 @@
       </w:r>
       <w:r>
         <w:rPr>
+          <w:rFonts w:ascii="Constantia" w:hAnsi="Constantia"/>
+          <w:color w:val="auto"/>
+        </w:rPr>
+        <w:drawing>
+          <wp:anchor distT="0" distB="0" distL="114300" distR="114300" simplePos="0" relativeHeight="251667456" behindDoc="0" locked="0" layoutInCell="1" allowOverlap="1" wp14:anchorId="630933AE" wp14:editId="300B8D9E">
+            <wp:simplePos x="0" y="0"/>
+            <wp:positionH relativeFrom="column">
+              <wp:posOffset>642620</wp:posOffset>
+            </wp:positionH>
+            <wp:positionV relativeFrom="paragraph">
+              <wp:posOffset>3960495</wp:posOffset>
+            </wp:positionV>
+            <wp:extent cx="4658360" cy="2315845"/>
+            <wp:effectExtent l="0" t="0" r="8890" b="8255"/>
+            <wp:wrapTopAndBottom/>
+            <wp:docPr id="588571870" name="Picture 1"/>
+            <wp:cNvGraphicFramePr>
+              <a:graphicFrameLocks xmlns:a="http://schemas.openxmlformats.org/drawingml/2006/main" noChangeAspect="1"/>
+            </wp:cNvGraphicFramePr>
+            <a:graphic xmlns:a="http://schemas.openxmlformats.org/drawingml/2006/main">
+              <a:graphicData uri="http://schemas.openxmlformats.org/drawingml/2006/picture">
+                <pic:pic xmlns:pic="http://schemas.openxmlformats.org/drawingml/2006/picture">
+                  <pic:nvPicPr>
+                    <pic:cNvPr id="588571870" name=""/>
+                    <pic:cNvPicPr/>
+                  </pic:nvPicPr>
+                  <pic:blipFill>
+                    <a:blip r:embed="rId7">
+                      <a:extLst>
+                        <a:ext uri="{28A0092B-C50C-407E-A947-70E740481C1C}">
+                          <a14:useLocalDpi xmlns:a14="http://schemas.microsoft.com/office/drawing/2010/main" val="0"/>
+                        </a:ext>
+                      </a:extLst>
+                    </a:blip>
+                    <a:stretch>
+                      <a:fillRect/>
+                    </a:stretch>
+                  </pic:blipFill>
+                  <pic:spPr>
+                    <a:xfrm>
+                      <a:off x="0" y="0"/>
+                      <a:ext cx="4658360" cy="2315845"/>
+                    </a:xfrm>
+                    <a:prstGeom prst="rect">
+                      <a:avLst/>
+                    </a:prstGeom>
+                  </pic:spPr>
+                </pic:pic>
+              </a:graphicData>
+            </a:graphic>
+            <wp14:sizeRelH relativeFrom="margin">
+              <wp14:pctWidth>0</wp14:pctWidth>
+            </wp14:sizeRelH>
+            <wp14:sizeRelV relativeFrom="margin">
+              <wp14:pctHeight>0</wp14:pctHeight>
+            </wp14:sizeRelV>
+          </wp:anchor>
+        </w:drawing>
+      </w:r>
+      <w:r>
+        <w:rPr>
+          <w:rFonts w:ascii="Constantia" w:hAnsi="Constantia"/>
+          <w:color w:val="auto"/>
+        </w:rPr>
+        <w:t>I first prepared Visual Studio for the deployment task by installing the ASP.NET and web development workload. This workload provides the tools needed to create, build and run ASP.NET Core web applications. I completed this setup before creating the project so that the required development tools were available for the rest of the task.</w:t>
+      </w:r>
+    </w:p>
+    <w:p>
+      <w:pPr>
+        <w:spacing w:before="0" w:after="160" w:line="278" w:lineRule="auto"/>
+        <w:jc w:val="both"/>
+        <w:rPr>
+          <w:rFonts w:ascii="Constantia" w:hAnsi="Constantia"/>
+          <w:color w:val="auto"/>
+        </w:rPr>
+      </w:pPr>
+      <w:r>
+        <w:rPr>
+          <w:rFonts w:ascii="Constantia" w:hAnsi="Constantia"/>
+          <w:color w:val="auto"/>
+        </w:rPr>
+        <w:t xml:space="preserve">I created a new ASP.NET Core Web App project in Visual Studio using the available project template. This gave me a basic starter application that could be tested locally before moving to Azure. </w:t>
+      </w:r>
+      <w:r>
+        <w:rPr>
+          <w:rFonts w:ascii="Constantia" w:hAnsi="Constantia"/>
+          <w:color w:val="auto"/>
+        </w:rPr>
+        <w:br w:type="page"/>
+      </w:r>
+    </w:p>
+    <w:p>
+      <w:pPr>
+        <w:spacing w:before="0" w:after="160" w:line="278" w:lineRule="auto"/>
+        <w:jc w:val="both"/>
+      </w:pPr>
+    </w:p>
+    <w:p>
+      <w:pPr>
+        <w:spacing w:before="0" w:after="160" w:line="278" w:lineRule="auto"/>
+        <w:jc w:val="both"/>
+        <w:rPr>
+          <w:rFonts w:ascii="Constantia" w:hAnsi="Constantia"/>
+          <w:color w:val="auto"/>
+          <w:lang w:val="en-US"/>
+        </w:rPr>
+      </w:pPr>
+      <w:r>
+        <w:drawing>
+          <wp:anchor distT="0" distB="0" distL="114300" distR="114300" simplePos="0" relativeHeight="251671552" behindDoc="0" locked="0" layoutInCell="1" allowOverlap="1" wp14:anchorId="5980C47C" wp14:editId="22358179">
+            <wp:simplePos x="0" y="0"/>
+            <wp:positionH relativeFrom="column">
+              <wp:posOffset>0</wp:posOffset>
+            </wp:positionH>
+            <wp:positionV relativeFrom="paragraph">
+              <wp:posOffset>3347720</wp:posOffset>
+            </wp:positionV>
+            <wp:extent cx="5943600" cy="1251585"/>
+            <wp:effectExtent l="0" t="0" r="0" b="5715"/>
+            <wp:wrapTopAndBottom/>
+            <wp:docPr id="1638885842" name="Picture 1"/>
+            <wp:cNvGraphicFramePr>
+              <a:graphicFrameLocks xmlns:a="http://schemas.openxmlformats.org/drawingml/2006/main" noChangeAspect="1"/>
+            </wp:cNvGraphicFramePr>
+            <a:graphic xmlns:a="http://schemas.openxmlformats.org/drawingml/2006/main">
+              <a:graphicData uri="http://schemas.openxmlformats.org/drawingml/2006/picture">
+                <pic:pic xmlns:pic="http://schemas.openxmlformats.org/drawingml/2006/picture">
+                  <pic:nvPicPr>
+                    <pic:cNvPr id="1638885842" name=""/>
+                    <pic:cNvPicPr/>
+                  </pic:nvPicPr>
+                  <pic:blipFill rotWithShape="1">
+                    <a:blip r:embed="rId8" cstate="print">
+                      <a:extLst>
+                        <a:ext uri="{28A0092B-C50C-407E-A947-70E740481C1C}">
+                          <a14:useLocalDpi xmlns:a14="http://schemas.microsoft.com/office/drawing/2010/main" val="0"/>
+                        </a:ext>
+                      </a:extLst>
+                    </a:blip>
+                    <a:srcRect b="37860"/>
+                    <a:stretch>
+                      <a:fillRect/>
+                    </a:stretch>
+                  </pic:blipFill>
+                  <pic:spPr bwMode="auto">
+                    <a:xfrm>
+                      <a:off x="0" y="0"/>
+                      <a:ext cx="5943600" cy="1251585"/>
+                    </a:xfrm>
+                    <a:prstGeom prst="rect">
+                      <a:avLst/>
+                    </a:prstGeom>
+                    <a:ln>
+                      <a:noFill/>
+                    </a:ln>
+                    <a:extLst>
+                      <a:ext uri="{53640926-AAD7-44D8-BBD7-CCE9431645EC}">
+                        <a14:shadowObscured xmlns:a14="http://schemas.microsoft.com/office/drawing/2010/main"/>
+                      </a:ext>
+                    </a:extLst>
+                  </pic:spPr>
+                </pic:pic>
+              </a:graphicData>
+            </a:graphic>
+            <wp14:sizeRelV relativeFrom="margin">
+              <wp14:pctHeight>0</wp14:pctHeight>
+            </wp14:sizeRelV>
+          </wp:anchor>
+        </w:drawing>
+      </w:r>
+      <w:r>
+        <w:rPr>
           <w:noProof/>
         </w:rPr>
         <mc:AlternateContent>
           <mc:Choice Requires="wps">
             <w:drawing>
-              <wp:anchor distT="0" distB="0" distL="114300" distR="114300" simplePos="0" relativeHeight="251673600" behindDoc="0" locked="0" layoutInCell="1" allowOverlap="1" wp14:anchorId="6845999D" wp14:editId="47C4DEE0">
+              <wp:anchor distT="0" distB="0" distL="114300" distR="114300" simplePos="0" relativeHeight="251673600" behindDoc="0" locked="0" layoutInCell="1" allowOverlap="1" wp14:anchorId="6845999D" wp14:editId="375889E3">
                 <wp:simplePos x="0" y="0"/>
                 <wp:positionH relativeFrom="column">
-                  <wp:posOffset>231775</wp:posOffset>
+                  <wp:posOffset>2540</wp:posOffset>
                 </wp:positionH>
                 <wp:positionV relativeFrom="paragraph">
-                  <wp:posOffset>4569460</wp:posOffset>
+                  <wp:posOffset>4726403</wp:posOffset>
                 </wp:positionV>
                 <wp:extent cx="5943600" cy="635"/>
                 <wp:effectExtent l="0" t="0" r="0" b="0"/>
@@ -1790,16 +2003,29 @@
                               <w:pStyle w:val="Caption"/>
                               <w:jc w:val="center"/>
                               <w:rPr>
+                                <w:rFonts w:ascii="Constantia" w:hAnsi="Constantia"/>
                                 <w:color w:val="595959" w:themeColor="text1" w:themeTint="A6"/>
                                 <w:sz w:val="22"/>
                                 <w:szCs w:val="22"/>
                               </w:rPr>
                             </w:pPr>
                             <w:r>
+                              <w:rPr>
+                                <w:rFonts w:ascii="Constantia" w:hAnsi="Constantia"/>
+                              </w:rPr>
                               <w:t xml:space="preserve">Figure 4: </w:t>
                             </w:r>
                             <w:r>
-                              <w:t>Initial ASP.NET Core application running successfully in the local development environment.</w:t>
+                              <w:rPr>
+                                <w:rFonts w:ascii="Constantia" w:hAnsi="Constantia"/>
+                              </w:rPr>
+                              <w:t>Starter ASP.NET Core application running successfully in Visual Studio</w:t>
+                            </w:r>
+                            <w:r>
+                              <w:rPr>
+                                <w:rFonts w:ascii="Constantia" w:hAnsi="Constantia"/>
+                              </w:rPr>
+                              <w:t>.</w:t>
                             </w:r>
                           </w:p>
                         </w:txbxContent>
@@ -1818,7 +2044,7 @@
           </mc:Choice>
           <mc:Fallback>
             <w:pict>
-              <v:shape w14:anchorId="6845999D" id="_x0000_s1030" type="#_x0000_t202" style="position:absolute;margin-left:18.25pt;margin-top:359.8pt;width:468pt;height:.05pt;z-index:251673600;visibility:visible;mso-wrap-style:square;mso-wrap-distance-left:9pt;mso-wrap-distance-top:0;mso-wrap-distance-right:9pt;mso-wrap-distance-bottom:0;mso-position-horizontal:absolute;mso-position-horizontal-relative:text;mso-position-vertical:absolute;mso-position-vertical-relative:text;v-text-anchor:top" o:gfxdata="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" stroked="f">
+              <v:shape w14:anchorId="6845999D" id="_x0000_s1030" type="#_x0000_t202" style="position:absolute;left:0;text-align:left;margin-left:.2pt;margin-top:372.15pt;width:468pt;height:.05pt;z-index:251673600;visibility:visible;mso-wrap-style:square;mso-wrap-distance-left:9pt;mso-wrap-distance-top:0;mso-wrap-distance-right:9pt;mso-wrap-distance-bottom:0;mso-position-horizontal:absolute;mso-position-horizontal-relative:text;mso-position-vertical:absolute;mso-position-vertical-relative:text;v-text-anchor:top" o:gfxdata="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" stroked="f">
                 <v:textbox style="mso-fit-shape-to-text:t" inset="0,0,0,0">
                   <w:txbxContent>
                     <w:p>
@@ -1826,16 +2052,29 @@
                         <w:pStyle w:val="Caption"/>
                         <w:jc w:val="center"/>
                         <w:rPr>
+                          <w:rFonts w:ascii="Constantia" w:hAnsi="Constantia"/>
                           <w:color w:val="595959" w:themeColor="text1" w:themeTint="A6"/>
                           <w:sz w:val="22"/>
                           <w:szCs w:val="22"/>
                         </w:rPr>
                       </w:pPr>
                       <w:r>
+                        <w:rPr>
+                          <w:rFonts w:ascii="Constantia" w:hAnsi="Constantia"/>
+                        </w:rPr>
                         <w:t xml:space="preserve">Figure 4: </w:t>
                       </w:r>
                       <w:r>
-                        <w:t>Initial ASP.NET Core application running successfully in the local development environment.</w:t>
+                        <w:rPr>
+                          <w:rFonts w:ascii="Constantia" w:hAnsi="Constantia"/>
+                        </w:rPr>
+                        <w:t>Starter ASP.NET Core application running successfully in Visual Studio</w:t>
+                      </w:r>
+                      <w:r>
+                        <w:rPr>
+                          <w:rFonts w:ascii="Constantia" w:hAnsi="Constantia"/>
+                        </w:rPr>
+                        <w:t>.</w:t>
                       </w:r>
                     </w:p>
                   </w:txbxContent>
@@ -1848,18 +2087,18 @@
       </w:r>
       <w:r>
         <w:drawing>
-          <wp:anchor distT="0" distB="0" distL="114300" distR="114300" simplePos="0" relativeHeight="251671552" behindDoc="0" locked="0" layoutInCell="1" allowOverlap="1" wp14:anchorId="5980C47C" wp14:editId="14A16BB3">
+          <wp:anchor distT="0" distB="0" distL="114300" distR="114300" simplePos="0" relativeHeight="251668480" behindDoc="0" locked="0" layoutInCell="1" allowOverlap="1" wp14:anchorId="0DDD1BDE" wp14:editId="65A37434">
             <wp:simplePos x="0" y="0"/>
             <wp:positionH relativeFrom="column">
-              <wp:posOffset>232012</wp:posOffset>
+              <wp:posOffset>168910</wp:posOffset>
             </wp:positionH>
             <wp:positionV relativeFrom="paragraph">
-              <wp:posOffset>2497540</wp:posOffset>
+              <wp:posOffset>0</wp:posOffset>
             </wp:positionV>
-            <wp:extent cx="5943600" cy="2014855"/>
-            <wp:effectExtent l="0" t="0" r="0" b="4445"/>
+            <wp:extent cx="5610860" cy="2171700"/>
+            <wp:effectExtent l="0" t="0" r="8890" b="0"/>
             <wp:wrapTopAndBottom/>
-            <wp:docPr id="1638885842" name="Picture 1"/>
+            <wp:docPr id="236988398" name="Picture 1"/>
             <wp:cNvGraphicFramePr>
               <a:graphicFrameLocks xmlns:a="http://schemas.openxmlformats.org/drawingml/2006/main" noChangeAspect="1"/>
             </wp:cNvGraphicFramePr>
@@ -1867,11 +2106,11 @@
               <a:graphicData uri="http://schemas.openxmlformats.org/drawingml/2006/picture">
                 <pic:pic xmlns:pic="http://schemas.openxmlformats.org/drawingml/2006/picture">
                   <pic:nvPicPr>
-                    <pic:cNvPr id="1638885842" name=""/>
+                    <pic:cNvPr id="236988398" name=""/>
                     <pic:cNvPicPr/>
                   </pic:nvPicPr>
                   <pic:blipFill>
-                    <a:blip r:embed="rId11" cstate="print">
+                    <a:blip r:embed="rId9">
                       <a:extLst>
                         <a:ext uri="{28A0092B-C50C-407E-A947-70E740481C1C}">
                           <a14:useLocalDpi xmlns:a14="http://schemas.microsoft.com/office/drawing/2010/main" val="0"/>
@@ -1885,7 +2124,7 @@
                   <pic:spPr>
                     <a:xfrm>
                       <a:off x="0" y="0"/>
-                      <a:ext cx="5943600" cy="2014855"/>
+                      <a:ext cx="5610860" cy="2171700"/>
                     </a:xfrm>
                     <a:prstGeom prst="rect">
                       <a:avLst/>
@@ -1904,16 +2143,16 @@
         <mc:AlternateContent>
           <mc:Choice Requires="wps">
             <w:drawing>
-              <wp:anchor distT="0" distB="0" distL="114300" distR="114300" simplePos="0" relativeHeight="251670528" behindDoc="0" locked="0" layoutInCell="1" allowOverlap="1" wp14:anchorId="160B9D63" wp14:editId="365B374B">
+              <wp:anchor distT="0" distB="0" distL="114300" distR="114300" simplePos="0" relativeHeight="251670528" behindDoc="0" locked="0" layoutInCell="1" allowOverlap="1" wp14:anchorId="160B9D63" wp14:editId="4AADE940">
                 <wp:simplePos x="0" y="0"/>
                 <wp:positionH relativeFrom="column">
-                  <wp:posOffset>283210</wp:posOffset>
+                  <wp:posOffset>168910</wp:posOffset>
                 </wp:positionH>
                 <wp:positionV relativeFrom="paragraph">
-                  <wp:posOffset>2228850</wp:posOffset>
+                  <wp:posOffset>2192020</wp:posOffset>
                 </wp:positionV>
                 <wp:extent cx="5610860" cy="635"/>
-                <wp:effectExtent l="0" t="0" r="0" b="0"/>
+                <wp:effectExtent l="0" t="0" r="8890" b="0"/>
                 <wp:wrapTopAndBottom/>
                 <wp:docPr id="373714465" name="Text Box 1"/>
                 <wp:cNvGraphicFramePr/>
@@ -1943,22 +2182,29 @@
                               <w:pStyle w:val="Caption"/>
                               <w:jc w:val="center"/>
                               <w:rPr>
+                                <w:rFonts w:ascii="Constantia" w:hAnsi="Constantia"/>
                                 <w:color w:val="595959" w:themeColor="text1" w:themeTint="A6"/>
                                 <w:sz w:val="22"/>
                                 <w:szCs w:val="22"/>
                               </w:rPr>
                             </w:pPr>
                             <w:r>
+                              <w:rPr>
+                                <w:rFonts w:ascii="Constantia" w:hAnsi="Constantia"/>
+                              </w:rPr>
                               <w:t>Figur</w:t>
                             </w:r>
                             <w:r>
+                              <w:rPr>
+                                <w:rFonts w:ascii="Constantia" w:hAnsi="Constantia"/>
+                              </w:rPr>
                               <w:t>e 3</w:t>
                             </w:r>
                             <w:r>
-                              <w:t xml:space="preserve">: </w:t>
-                            </w:r>
-                            <w:r>
-                              <w:t>ASP.NET Core Web App configuration targeting .NET 8.0 with HTTPS enabled.</w:t>
+                              <w:rPr>
+                                <w:rFonts w:ascii="Constantia" w:hAnsi="Constantia"/>
+                              </w:rPr>
+                              <w:t>: ASP.NET Core Web App configuration targeting .NET 8.0 with HTTPS enabled.</w:t>
                             </w:r>
                           </w:p>
                         </w:txbxContent>
@@ -1977,7 +2223,7 @@
           </mc:Choice>
           <mc:Fallback>
             <w:pict>
-              <v:shape w14:anchorId="160B9D63" id="_x0000_s1031" type="#_x0000_t202" style="position:absolute;margin-left:22.3pt;margin-top:175.5pt;width:441.8pt;height:.05pt;z-index:251670528;visibility:visible;mso-wrap-style:square;mso-wrap-distance-left:9pt;mso-wrap-distance-top:0;mso-wrap-distance-right:9pt;mso-wrap-distance-bottom:0;mso-position-horizontal:absolute;mso-position-horizontal-relative:text;mso-position-vertical:absolute;mso-position-vertical-relative:text;v-text-anchor:top" o:gfxdata="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" stroked="f">
+              <v:shape w14:anchorId="160B9D63" id="_x0000_s1031" type="#_x0000_t202" style="position:absolute;left:0;text-align:left;margin-left:13.3pt;margin-top:172.6pt;width:441.8pt;height:.05pt;z-index:251670528;visibility:visible;mso-wrap-style:square;mso-wrap-distance-left:9pt;mso-wrap-distance-top:0;mso-wrap-distance-right:9pt;mso-wrap-distance-bottom:0;mso-position-horizontal:absolute;mso-position-horizontal-relative:text;mso-position-vertical:absolute;mso-position-vertical-relative:text;v-text-anchor:top" o:gfxdata="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" stroked="f">
                 <v:textbox style="mso-fit-shape-to-text:t" inset="0,0,0,0">
                   <w:txbxContent>
                     <w:p>
@@ -1985,22 +2231,29 @@
                         <w:pStyle w:val="Caption"/>
                         <w:jc w:val="center"/>
                         <w:rPr>
+                          <w:rFonts w:ascii="Constantia" w:hAnsi="Constantia"/>
                           <w:color w:val="595959" w:themeColor="text1" w:themeTint="A6"/>
                           <w:sz w:val="22"/>
                           <w:szCs w:val="22"/>
                         </w:rPr>
                       </w:pPr>
                       <w:r>
+                        <w:rPr>
+                          <w:rFonts w:ascii="Constantia" w:hAnsi="Constantia"/>
+                        </w:rPr>
                         <w:t>Figur</w:t>
                       </w:r>
                       <w:r>
+                        <w:rPr>
+                          <w:rFonts w:ascii="Constantia" w:hAnsi="Constantia"/>
+                        </w:rPr>
                         <w:t>e 3</w:t>
                       </w:r>
                       <w:r>
-                        <w:t xml:space="preserve">: </w:t>
-                      </w:r>
-                      <w:r>
-                        <w:t>ASP.NET Core Web App configuration targeting .NET 8.0 with HTTPS enabled.</w:t>
+                        <w:rPr>
+                          <w:rFonts w:ascii="Constantia" w:hAnsi="Constantia"/>
+                        </w:rPr>
+                        <w:t>: ASP.NET Core Web App configuration targeting .NET 8.0 with HTTPS enabled.</w:t>
                       </w:r>
                     </w:p>
                   </w:txbxContent>
@@ -2012,19 +2265,79 @@
         </mc:AlternateContent>
       </w:r>
       <w:r>
+        <w:rPr>
+          <w:rFonts w:ascii="Constantia" w:hAnsi="Constantia"/>
+          <w:color w:val="auto"/>
+          <w:lang w:val="en-US"/>
+        </w:rPr>
+        <w:t>During the project setup, I selected .NET 8.0 as the target framework and enabled HTTPS for the application. Using .NET 8.0 was important because the deployment task requires a .NET 8 or later application. I kept the standard project settings so that I could first test the starter application before making any further changes.</w:t>
+      </w:r>
+    </w:p>
+    <w:p>
+      <w:pPr>
+        <w:spacing w:before="0" w:after="160" w:line="278" w:lineRule="auto"/>
+        <w:jc w:val="both"/>
+        <w:rPr>
+          <w:rFonts w:ascii="Constantia" w:hAnsi="Constantia"/>
+          <w:color w:val="auto"/>
+        </w:rPr>
+      </w:pPr>
+      <w:r>
+        <w:rPr>
+          <w:rFonts w:ascii="Constantia" w:hAnsi="Constantia"/>
+          <w:color w:val="auto"/>
+        </w:rPr>
+        <w:t>Before deploying the application to Azure, I ran the project locally through Visual Studio to check that it was working correctly. The starter application loaded successfully without showing any errors. This gave me a working version of the application to use for the next step, where I configured Azure App Service and deployed the application online.</w:t>
+      </w:r>
+    </w:p>
+    <w:p>
+      <w:pPr>
+        <w:spacing w:before="0" w:after="160" w:line="278" w:lineRule="auto"/>
+        <w:rPr>
+          <w:rFonts w:ascii="Constantia" w:hAnsi="Constantia"/>
+          <w:color w:val="auto"/>
+        </w:rPr>
+      </w:pPr>
+      <w:r>
+        <w:rPr>
+          <w:rFonts w:ascii="Constantia" w:hAnsi="Constantia"/>
+          <w:color w:val="auto"/>
+        </w:rPr>
+        <w:br w:type="page"/>
+      </w:r>
+    </w:p>
+    <w:p>
+      <w:pPr>
+        <w:pStyle w:val="ListParagraph"/>
+        <w:numPr>
+          <w:ilvl w:val="0"/>
+          <w:numId w:val="2"/>
+        </w:numPr>
+        <w:spacing w:before="0" w:after="160" w:line="278" w:lineRule="auto"/>
+        <w:rPr>
+          <w:rFonts w:ascii="Constantia" w:hAnsi="Constantia"/>
+          <w:color w:val="auto"/>
+        </w:rPr>
+      </w:pPr>
+      <w:r>
+        <w:rPr>
+          <w:rFonts w:ascii="Constantia" w:hAnsi="Constantia"/>
+          <w:color w:val="auto"/>
+        </w:rPr>
+        <w:lastRenderedPageBreak/>
         <w:drawing>
-          <wp:anchor distT="0" distB="0" distL="114300" distR="114300" simplePos="0" relativeHeight="251668480" behindDoc="0" locked="0" layoutInCell="1" allowOverlap="1" wp14:anchorId="0DDD1BDE" wp14:editId="13FB5F03">
+          <wp:anchor distT="0" distB="0" distL="114300" distR="114300" simplePos="0" relativeHeight="251758592" behindDoc="0" locked="0" layoutInCell="1" allowOverlap="1" wp14:anchorId="7450ABC9" wp14:editId="4EB09CBF">
             <wp:simplePos x="0" y="0"/>
             <wp:positionH relativeFrom="column">
-              <wp:posOffset>283438</wp:posOffset>
+              <wp:posOffset>0</wp:posOffset>
             </wp:positionH>
             <wp:positionV relativeFrom="paragraph">
-              <wp:posOffset>531</wp:posOffset>
+              <wp:posOffset>292100</wp:posOffset>
             </wp:positionV>
-            <wp:extent cx="5611008" cy="2172003"/>
-            <wp:effectExtent l="0" t="0" r="8890" b="0"/>
+            <wp:extent cx="5943600" cy="1846580"/>
+            <wp:effectExtent l="0" t="0" r="0" b="1270"/>
             <wp:wrapTopAndBottom/>
-            <wp:docPr id="236988398" name="Picture 1"/>
+            <wp:docPr id="1539530431" name="Picture 1"/>
             <wp:cNvGraphicFramePr>
               <a:graphicFrameLocks xmlns:a="http://schemas.openxmlformats.org/drawingml/2006/main" noChangeAspect="1"/>
             </wp:cNvGraphicFramePr>
@@ -2032,11 +2345,11 @@
               <a:graphicData uri="http://schemas.openxmlformats.org/drawingml/2006/picture">
                 <pic:pic xmlns:pic="http://schemas.openxmlformats.org/drawingml/2006/picture">
                   <pic:nvPicPr>
-                    <pic:cNvPr id="236988398" name=""/>
+                    <pic:cNvPr id="356760842" name=""/>
                     <pic:cNvPicPr/>
                   </pic:nvPicPr>
                   <pic:blipFill>
-                    <a:blip r:embed="rId12">
+                    <a:blip r:embed="rId10" cstate="print">
                       <a:extLst>
                         <a:ext uri="{28A0092B-C50C-407E-A947-70E740481C1C}">
                           <a14:useLocalDpi xmlns:a14="http://schemas.microsoft.com/office/drawing/2010/main" val="0"/>
@@ -2050,7 +2363,7 @@
                   <pic:spPr>
                     <a:xfrm>
                       <a:off x="0" y="0"/>
-                      <a:ext cx="5611008" cy="2172003"/>
+                      <a:ext cx="5943600" cy="1846580"/>
                     </a:xfrm>
                     <a:prstGeom prst="rect">
                       <a:avLst/>
@@ -2062,34 +2375,27 @@
           </wp:anchor>
         </w:drawing>
       </w:r>
-    </w:p>
-    <w:p/>
-    <w:p/>
-    <w:p/>
-    <w:p>
-      <w:pPr>
-        <w:keepNext/>
-      </w:pPr>
-      <w:r>
-        <w:rPr>
+      <w:r>
+        <w:rPr>
+          <w:rFonts w:ascii="Constantia" w:hAnsi="Constantia"/>
           <w:noProof/>
-        </w:rPr>
-        <w:lastRenderedPageBreak/>
+          <w:color w:val="auto"/>
+        </w:rPr>
         <mc:AlternateContent>
           <mc:Choice Requires="wps">
             <w:drawing>
-              <wp:anchor distT="0" distB="0" distL="114300" distR="114300" simplePos="0" relativeHeight="251682816" behindDoc="0" locked="0" layoutInCell="1" allowOverlap="1" wp14:anchorId="3C6ED0C8" wp14:editId="7020A399">
+              <wp:anchor distT="0" distB="0" distL="114300" distR="114300" simplePos="0" relativeHeight="251760640" behindDoc="0" locked="0" layoutInCell="1" allowOverlap="1" wp14:anchorId="1146966A" wp14:editId="38D7ED1F">
                 <wp:simplePos x="0" y="0"/>
                 <wp:positionH relativeFrom="column">
                   <wp:posOffset>0</wp:posOffset>
                 </wp:positionH>
                 <wp:positionV relativeFrom="paragraph">
-                  <wp:posOffset>1809750</wp:posOffset>
+                  <wp:posOffset>2153285</wp:posOffset>
                 </wp:positionV>
                 <wp:extent cx="5943600" cy="635"/>
                 <wp:effectExtent l="0" t="0" r="0" b="0"/>
                 <wp:wrapTopAndBottom/>
-                <wp:docPr id="762088503" name="Text Box 1"/>
+                <wp:docPr id="1148951356" name="Text Box 1"/>
                 <wp:cNvGraphicFramePr/>
                 <a:graphic xmlns:a="http://schemas.openxmlformats.org/drawingml/2006/main">
                   <a:graphicData uri="http://schemas.microsoft.com/office/word/2010/wordprocessingShape">
@@ -2115,38 +2421,31 @@
                           <w:p>
                             <w:pPr>
                               <w:pStyle w:val="Caption"/>
-                              <w:rPr>
+                              <w:jc w:val="center"/>
+                              <w:rPr>
+                                <w:rFonts w:ascii="Constantia" w:hAnsi="Constantia"/>
                                 <w:color w:val="595959" w:themeColor="text1" w:themeTint="A6"/>
                                 <w:sz w:val="22"/>
                                 <w:szCs w:val="22"/>
                               </w:rPr>
                             </w:pPr>
                             <w:r>
-                              <w:t xml:space="preserve">Figure </w:t>
-                            </w:r>
-                            <w:r>
-                              <w:fldChar w:fldCharType="begin"/>
-                            </w:r>
-                            <w:r>
-                              <w:instrText xml:space="preserve"> SEQ Figure \* ARABIC </w:instrText>
-                            </w:r>
-                            <w:r>
-                              <w:fldChar w:fldCharType="separate"/>
-                            </w:r>
-                            <w:r>
-                              <w:rPr>
-                                <w:noProof/>
-                              </w:rPr>
-                              <w:t>2</w:t>
-                            </w:r>
-                            <w:r>
-                              <w:fldChar w:fldCharType="end"/>
-                            </w:r>
-                            <w:r>
-                              <w:t>: Task</w:t>
-                            </w:r>
-                            <w:r>
-                              <w:t>s.cshtml</w:t>
+                              <w:rPr>
+                                <w:rFonts w:ascii="Constantia" w:hAnsi="Constantia"/>
+                              </w:rPr>
+                              <w:t>Figure</w:t>
+                            </w:r>
+                            <w:r>
+                              <w:rPr>
+                                <w:rFonts w:ascii="Constantia" w:hAnsi="Constantia"/>
+                              </w:rPr>
+                              <w:t xml:space="preserve"> 5</w:t>
+                            </w:r>
+                            <w:r>
+                              <w:rPr>
+                                <w:rFonts w:ascii="Constantia" w:hAnsi="Constantia"/>
+                              </w:rPr>
+                              <w:t>: Successful creation of Azure student account.</w:t>
                             </w:r>
                           </w:p>
                         </w:txbxContent>
@@ -2165,44 +2464,37 @@
           </mc:Choice>
           <mc:Fallback>
             <w:pict>
-              <v:shape w14:anchorId="3C6ED0C8" id="_x0000_s1032" type="#_x0000_t202" style="position:absolute;margin-left:0;margin-top:142.5pt;width:468pt;height:.05pt;z-index:251682816;visibility:visible;mso-wrap-style:square;mso-wrap-distance-left:9pt;mso-wrap-distance-top:0;mso-wrap-distance-right:9pt;mso-wrap-distance-bottom:0;mso-position-horizontal:absolute;mso-position-horizontal-relative:text;mso-position-vertical:absolute;mso-position-vertical-relative:text;v-text-anchor:top" o:gfxdata="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" stroked="f">
+              <v:shape w14:anchorId="1146966A" id="_x0000_s1032" type="#_x0000_t202" style="position:absolute;left:0;text-align:left;margin-left:0;margin-top:169.55pt;width:468pt;height:.05pt;z-index:251760640;visibility:visible;mso-wrap-style:square;mso-wrap-distance-left:9pt;mso-wrap-distance-top:0;mso-wrap-distance-right:9pt;mso-wrap-distance-bottom:0;mso-position-horizontal:absolute;mso-position-horizontal-relative:text;mso-position-vertical:absolute;mso-position-vertical-relative:text;v-text-anchor:top" o:gfxdata="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" stroked="f">
                 <v:textbox style="mso-fit-shape-to-text:t" inset="0,0,0,0">
                   <w:txbxContent>
                     <w:p>
                       <w:pPr>
                         <w:pStyle w:val="Caption"/>
-                        <w:rPr>
+                        <w:jc w:val="center"/>
+                        <w:rPr>
+                          <w:rFonts w:ascii="Constantia" w:hAnsi="Constantia"/>
                           <w:color w:val="595959" w:themeColor="text1" w:themeTint="A6"/>
                           <w:sz w:val="22"/>
                           <w:szCs w:val="22"/>
                         </w:rPr>
                       </w:pPr>
                       <w:r>
-                        <w:t xml:space="preserve">Figure </w:t>
-                      </w:r>
-                      <w:r>
-                        <w:fldChar w:fldCharType="begin"/>
-                      </w:r>
-                      <w:r>
-                        <w:instrText xml:space="preserve"> SEQ Figure \* ARABIC </w:instrText>
-                      </w:r>
-                      <w:r>
-                        <w:fldChar w:fldCharType="separate"/>
-                      </w:r>
-                      <w:r>
-                        <w:rPr>
-                          <w:noProof/>
-                        </w:rPr>
-                        <w:t>2</w:t>
-                      </w:r>
-                      <w:r>
-                        <w:fldChar w:fldCharType="end"/>
-                      </w:r>
-                      <w:r>
-                        <w:t>: Task</w:t>
-                      </w:r>
-                      <w:r>
-                        <w:t>s.cshtml</w:t>
+                        <w:rPr>
+                          <w:rFonts w:ascii="Constantia" w:hAnsi="Constantia"/>
+                        </w:rPr>
+                        <w:t>Figure</w:t>
+                      </w:r>
+                      <w:r>
+                        <w:rPr>
+                          <w:rFonts w:ascii="Constantia" w:hAnsi="Constantia"/>
+                        </w:rPr>
+                        <w:t xml:space="preserve"> 5</w:t>
+                      </w:r>
+                      <w:r>
+                        <w:rPr>
+                          <w:rFonts w:ascii="Constantia" w:hAnsi="Constantia"/>
+                        </w:rPr>
+                        <w:t>: Successful creation of Azure student account.</w:t>
                       </w:r>
                     </w:p>
                   </w:txbxContent>
@@ -2214,19 +2506,149 @@
         </mc:AlternateContent>
       </w:r>
       <w:r>
+        <w:rPr>
+          <w:rFonts w:ascii="Constantia" w:hAnsi="Constantia"/>
+          <w:color w:val="auto"/>
+        </w:rPr>
+        <w:t>Azure subscription and App Service setup</w:t>
+      </w:r>
+    </w:p>
+    <w:p>
+      <w:pPr>
+        <w:tabs>
+          <w:tab w:val="left" w:pos="2658"/>
+        </w:tabs>
+        <w:jc w:val="both"/>
+        <w:rPr>
+          <w:rFonts w:ascii="Constantia" w:hAnsi="Constantia"/>
+        </w:rPr>
+      </w:pPr>
+      <w:r>
+        <w:rPr>
+          <w:noProof/>
+        </w:rPr>
+        <mc:AlternateContent>
+          <mc:Choice Requires="wps">
+            <w:drawing>
+              <wp:anchor distT="0" distB="0" distL="114300" distR="114300" simplePos="0" relativeHeight="251764736" behindDoc="0" locked="0" layoutInCell="1" allowOverlap="1" wp14:anchorId="2B3712A0" wp14:editId="6B806D25">
+                <wp:simplePos x="0" y="0"/>
+                <wp:positionH relativeFrom="column">
+                  <wp:posOffset>777240</wp:posOffset>
+                </wp:positionH>
+                <wp:positionV relativeFrom="paragraph">
+                  <wp:posOffset>5721350</wp:posOffset>
+                </wp:positionV>
+                <wp:extent cx="4389120" cy="635"/>
+                <wp:effectExtent l="0" t="0" r="0" b="0"/>
+                <wp:wrapTopAndBottom/>
+                <wp:docPr id="1379170093" name="Text Box 1"/>
+                <wp:cNvGraphicFramePr/>
+                <a:graphic xmlns:a="http://schemas.openxmlformats.org/drawingml/2006/main">
+                  <a:graphicData uri="http://schemas.microsoft.com/office/word/2010/wordprocessingShape">
+                    <wps:wsp>
+                      <wps:cNvSpPr txBox="1"/>
+                      <wps:spPr>
+                        <a:xfrm>
+                          <a:off x="0" y="0"/>
+                          <a:ext cx="4389120" cy="635"/>
+                        </a:xfrm>
+                        <a:prstGeom prst="rect">
+                          <a:avLst/>
+                        </a:prstGeom>
+                        <a:solidFill>
+                          <a:prstClr val="white"/>
+                        </a:solidFill>
+                        <a:ln>
+                          <a:noFill/>
+                        </a:ln>
+                      </wps:spPr>
+                      <wps:txbx>
+                        <w:txbxContent>
+                          <w:p>
+                            <w:pPr>
+                              <w:pStyle w:val="Caption"/>
+                              <w:jc w:val="center"/>
+                              <w:rPr>
+                                <w:rFonts w:ascii="Constantia" w:hAnsi="Constantia"/>
+                                <w:noProof/>
+                                <w:sz w:val="22"/>
+                                <w:szCs w:val="22"/>
+                              </w:rPr>
+                            </w:pPr>
+                            <w:r>
+                              <w:rPr>
+                                <w:rFonts w:ascii="Constantia" w:hAnsi="Constantia"/>
+                              </w:rPr>
+                              <w:t>Figure 6: Azure App Service created for hosting the web application.</w:t>
+                            </w:r>
+                          </w:p>
+                        </w:txbxContent>
+                      </wps:txbx>
+                      <wps:bodyPr rot="0" spcFirstLastPara="0" vertOverflow="overflow" horzOverflow="overflow" vert="horz" wrap="square" lIns="0" tIns="0" rIns="0" bIns="0" numCol="1" spcCol="0" rtlCol="0" fromWordArt="0" anchor="t" anchorCtr="0" forceAA="0" compatLnSpc="1">
+                        <a:prstTxWarp prst="textNoShape">
+                          <a:avLst/>
+                        </a:prstTxWarp>
+                        <a:spAutoFit/>
+                      </wps:bodyPr>
+                    </wps:wsp>
+                  </a:graphicData>
+                </a:graphic>
+                <wp14:sizeRelH relativeFrom="margin">
+                  <wp14:pctWidth>0</wp14:pctWidth>
+                </wp14:sizeRelH>
+              </wp:anchor>
+            </w:drawing>
+          </mc:Choice>
+          <mc:Fallback>
+            <w:pict>
+              <v:shape w14:anchorId="2B3712A0" id="_x0000_s1033" type="#_x0000_t202" style="position:absolute;left:0;text-align:left;margin-left:61.2pt;margin-top:450.5pt;width:345.6pt;height:.05pt;z-index:251764736;visibility:visible;mso-wrap-style:square;mso-width-percent:0;mso-wrap-distance-left:9pt;mso-wrap-distance-top:0;mso-wrap-distance-right:9pt;mso-wrap-distance-bottom:0;mso-position-horizontal:absolute;mso-position-horizontal-relative:text;mso-position-vertical:absolute;mso-position-vertical-relative:text;mso-width-percent:0;mso-width-relative:margin;v-text-anchor:top" o:gfxdata="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" stroked="f">
+                <v:textbox style="mso-fit-shape-to-text:t" inset="0,0,0,0">
+                  <w:txbxContent>
+                    <w:p>
+                      <w:pPr>
+                        <w:pStyle w:val="Caption"/>
+                        <w:jc w:val="center"/>
+                        <w:rPr>
+                          <w:rFonts w:ascii="Constantia" w:hAnsi="Constantia"/>
+                          <w:noProof/>
+                          <w:sz w:val="22"/>
+                          <w:szCs w:val="22"/>
+                        </w:rPr>
+                      </w:pPr>
+                      <w:r>
+                        <w:rPr>
+                          <w:rFonts w:ascii="Constantia" w:hAnsi="Constantia"/>
+                        </w:rPr>
+                        <w:t>Figure 6: Azure App Service created for hosting the web application.</w:t>
+                      </w:r>
+                    </w:p>
+                  </w:txbxContent>
+                </v:textbox>
+                <w10:wrap type="topAndBottom"/>
+              </v:shape>
+            </w:pict>
+          </mc:Fallback>
+        </mc:AlternateContent>
+      </w:r>
+      <w:r>
+        <w:rPr>
+          <w:rFonts w:ascii="Constantia" w:hAnsi="Constantia"/>
+          <w:noProof/>
+          <w:color w:val="auto"/>
+        </w:rPr>
         <w:drawing>
-          <wp:anchor distT="0" distB="0" distL="114300" distR="114300" simplePos="0" relativeHeight="251680768" behindDoc="0" locked="0" layoutInCell="1" allowOverlap="1" wp14:anchorId="4A23E4E9" wp14:editId="798371AC">
+          <wp:anchor distT="0" distB="0" distL="114300" distR="114300" simplePos="0" relativeHeight="251751424" behindDoc="0" locked="0" layoutInCell="1" allowOverlap="1" wp14:anchorId="5689141F" wp14:editId="38E8082C">
             <wp:simplePos x="0" y="0"/>
             <wp:positionH relativeFrom="column">
-              <wp:posOffset>0</wp:posOffset>
+              <wp:posOffset>1385570</wp:posOffset>
             </wp:positionH>
             <wp:positionV relativeFrom="paragraph">
-              <wp:posOffset>0</wp:posOffset>
+              <wp:posOffset>3041650</wp:posOffset>
             </wp:positionV>
-            <wp:extent cx="5943600" cy="1752600"/>
-            <wp:effectExtent l="0" t="0" r="0" b="0"/>
+            <wp:extent cx="3171825" cy="2623185"/>
+            <wp:effectExtent l="0" t="0" r="9525" b="5715"/>
             <wp:wrapTopAndBottom/>
-            <wp:docPr id="766185939" name="Picture 1"/>
+            <wp:docPr id="2073574384" name="Picture 1"/>
             <wp:cNvGraphicFramePr>
               <a:graphicFrameLocks xmlns:a="http://schemas.openxmlformats.org/drawingml/2006/main" noChangeAspect="1"/>
             </wp:cNvGraphicFramePr>
@@ -2234,7 +2656,436 @@
               <a:graphicData uri="http://schemas.openxmlformats.org/drawingml/2006/picture">
                 <pic:pic xmlns:pic="http://schemas.openxmlformats.org/drawingml/2006/picture">
                   <pic:nvPicPr>
-                    <pic:cNvPr id="766185939" name=""/>
+                    <pic:cNvPr id="0" name="Picture 2"/>
+                    <pic:cNvPicPr>
+                      <a:picLocks noChangeAspect="1" noChangeArrowheads="1"/>
+                    </pic:cNvPicPr>
+                  </pic:nvPicPr>
+                  <pic:blipFill>
+                    <a:blip r:embed="rId11" cstate="print">
+                      <a:extLst>
+                        <a:ext uri="{28A0092B-C50C-407E-A947-70E740481C1C}">
+                          <a14:useLocalDpi xmlns:a14="http://schemas.microsoft.com/office/drawing/2010/main" val="0"/>
+                        </a:ext>
+                      </a:extLst>
+                    </a:blip>
+                    <a:srcRect/>
+                    <a:stretch>
+                      <a:fillRect/>
+                    </a:stretch>
+                  </pic:blipFill>
+                  <pic:spPr bwMode="auto">
+                    <a:xfrm>
+                      <a:off x="0" y="0"/>
+                      <a:ext cx="3171825" cy="2623185"/>
+                    </a:xfrm>
+                    <a:prstGeom prst="rect">
+                      <a:avLst/>
+                    </a:prstGeom>
+                    <a:noFill/>
+                  </pic:spPr>
+                </pic:pic>
+              </a:graphicData>
+            </a:graphic>
+            <wp14:sizeRelH relativeFrom="margin">
+              <wp14:pctWidth>0</wp14:pctWidth>
+            </wp14:sizeRelH>
+            <wp14:sizeRelV relativeFrom="margin">
+              <wp14:pctHeight>0</wp14:pctHeight>
+            </wp14:sizeRelV>
+          </wp:anchor>
+        </w:drawing>
+      </w:r>
+      <w:r>
+        <w:rPr>
+          <w:rFonts w:ascii="Constantia" w:hAnsi="Constantia"/>
+          <w:color w:val="auto"/>
+        </w:rPr>
+        <w:t>I set up an Azure for Students subscription and confirmed that it was active and available for creating Azure resources. I used this subscription for the deployment instead of another Azure subscription. This allowed me to create the App Service and related resources required to host the web application.</w:t>
+      </w:r>
+      <w:r>
+        <w:rPr>
+          <w:rFonts w:ascii="Constantia" w:hAnsi="Constantia"/>
+        </w:rPr>
+        <w:tab/>
+      </w:r>
+    </w:p>
+    <w:p>
+      <w:pPr>
+        <w:jc w:val="both"/>
+        <w:rPr>
+          <w:rFonts w:ascii="Constantia" w:hAnsi="Constantia"/>
+          <w:color w:val="auto"/>
+        </w:rPr>
+      </w:pPr>
+      <w:r>
+        <w:rPr>
+          <w:rFonts w:ascii="Constantia" w:hAnsi="Constantia"/>
+          <w:color w:val="auto"/>
+        </w:rPr>
+        <w:t>I then created an Azure App Service to provide the hosting environment for the ASP.NET Core application. The App Service was linked to my Azure for Students subscription and configured with the required settings. This created the Azure resource that would later receive the published application from Visual Studio.</w:t>
+      </w:r>
+    </w:p>
+    <w:p/>
+    <w:p/>
+    <w:p>
+      <w:pPr>
+        <w:spacing w:before="0" w:after="160" w:line="278" w:lineRule="auto"/>
+        <w:rPr>
+          <w:rFonts w:ascii="Constantia" w:hAnsi="Constantia"/>
+          <w:color w:val="auto"/>
+        </w:rPr>
+      </w:pPr>
+      <w:r>
+        <w:rPr>
+          <w:rFonts w:ascii="Constantia" w:hAnsi="Constantia"/>
+          <w:color w:val="auto"/>
+        </w:rPr>
+        <w:br/>
+      </w:r>
+    </w:p>
+    <w:p>
+      <w:pPr>
+        <w:pStyle w:val="ListParagraph"/>
+        <w:numPr>
+          <w:ilvl w:val="0"/>
+          <w:numId w:val="2"/>
+        </w:numPr>
+        <w:tabs>
+          <w:tab w:val="left" w:pos="1903"/>
+        </w:tabs>
+        <w:spacing w:before="0" w:after="160" w:line="278" w:lineRule="auto"/>
+        <w:rPr>
+          <w:rFonts w:ascii="Constantia" w:hAnsi="Constantia"/>
+          <w:color w:val="auto"/>
+        </w:rPr>
+      </w:pPr>
+      <w:r>
+        <w:rPr>
+          <w:noProof/>
+        </w:rPr>
+        <w:lastRenderedPageBreak/>
+        <mc:AlternateContent>
+          <mc:Choice Requires="wps">
+            <w:drawing>
+              <wp:anchor distT="0" distB="0" distL="114300" distR="114300" simplePos="0" relativeHeight="251766784" behindDoc="0" locked="0" layoutInCell="1" allowOverlap="1" wp14:anchorId="748C3192" wp14:editId="562254B0">
+                <wp:simplePos x="0" y="0"/>
+                <wp:positionH relativeFrom="column">
+                  <wp:posOffset>393700</wp:posOffset>
+                </wp:positionH>
+                <wp:positionV relativeFrom="paragraph">
+                  <wp:posOffset>3273425</wp:posOffset>
+                </wp:positionV>
+                <wp:extent cx="5156200" cy="635"/>
+                <wp:effectExtent l="0" t="0" r="6350" b="0"/>
+                <wp:wrapTopAndBottom/>
+                <wp:docPr id="1549731908" name="Text Box 1"/>
+                <wp:cNvGraphicFramePr/>
+                <a:graphic xmlns:a="http://schemas.openxmlformats.org/drawingml/2006/main">
+                  <a:graphicData uri="http://schemas.microsoft.com/office/word/2010/wordprocessingShape">
+                    <wps:wsp>
+                      <wps:cNvSpPr txBox="1"/>
+                      <wps:spPr>
+                        <a:xfrm>
+                          <a:off x="0" y="0"/>
+                          <a:ext cx="5156200" cy="635"/>
+                        </a:xfrm>
+                        <a:prstGeom prst="rect">
+                          <a:avLst/>
+                        </a:prstGeom>
+                        <a:solidFill>
+                          <a:prstClr val="white"/>
+                        </a:solidFill>
+                        <a:ln>
+                          <a:noFill/>
+                        </a:ln>
+                      </wps:spPr>
+                      <wps:txbx>
+                        <w:txbxContent>
+                          <w:p>
+                            <w:pPr>
+                              <w:pStyle w:val="Caption"/>
+                              <w:jc w:val="center"/>
+                              <w:rPr>
+                                <w:rFonts w:ascii="Constantia" w:hAnsi="Constantia"/>
+                                <w:sz w:val="22"/>
+                                <w:szCs w:val="22"/>
+                              </w:rPr>
+                            </w:pPr>
+                            <w:r>
+                              <w:rPr>
+                                <w:rFonts w:ascii="Constantia" w:hAnsi="Constantia"/>
+                              </w:rPr>
+                              <w:t>Figure 7: Visual Studio publish profile configured to deploy the application to Azure App Service.</w:t>
+                            </w:r>
+                          </w:p>
+                        </w:txbxContent>
+                      </wps:txbx>
+                      <wps:bodyPr rot="0" spcFirstLastPara="0" vertOverflow="overflow" horzOverflow="overflow" vert="horz" wrap="square" lIns="0" tIns="0" rIns="0" bIns="0" numCol="1" spcCol="0" rtlCol="0" fromWordArt="0" anchor="t" anchorCtr="0" forceAA="0" compatLnSpc="1">
+                        <a:prstTxWarp prst="textNoShape">
+                          <a:avLst/>
+                        </a:prstTxWarp>
+                        <a:spAutoFit/>
+                      </wps:bodyPr>
+                    </wps:wsp>
+                  </a:graphicData>
+                </a:graphic>
+              </wp:anchor>
+            </w:drawing>
+          </mc:Choice>
+          <mc:Fallback>
+            <w:pict>
+              <v:shape w14:anchorId="748C3192" id="_x0000_s1034" type="#_x0000_t202" style="position:absolute;left:0;text-align:left;margin-left:31pt;margin-top:257.75pt;width:406pt;height:.05pt;z-index:251766784;visibility:visible;mso-wrap-style:square;mso-wrap-distance-left:9pt;mso-wrap-distance-top:0;mso-wrap-distance-right:9pt;mso-wrap-distance-bottom:0;mso-position-horizontal:absolute;mso-position-horizontal-relative:text;mso-position-vertical:absolute;mso-position-vertical-relative:text;v-text-anchor:top" o:gfxdata="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" stroked="f">
+                <v:textbox style="mso-fit-shape-to-text:t" inset="0,0,0,0">
+                  <w:txbxContent>
+                    <w:p>
+                      <w:pPr>
+                        <w:pStyle w:val="Caption"/>
+                        <w:jc w:val="center"/>
+                        <w:rPr>
+                          <w:rFonts w:ascii="Constantia" w:hAnsi="Constantia"/>
+                          <w:sz w:val="22"/>
+                          <w:szCs w:val="22"/>
+                        </w:rPr>
+                      </w:pPr>
+                      <w:r>
+                        <w:rPr>
+                          <w:rFonts w:ascii="Constantia" w:hAnsi="Constantia"/>
+                        </w:rPr>
+                        <w:t>Figure 7: Visual Studio publish profile configured to deploy the application to Azure App Service.</w:t>
+                      </w:r>
+                    </w:p>
+                  </w:txbxContent>
+                </v:textbox>
+                <w10:wrap type="topAndBottom"/>
+              </v:shape>
+            </w:pict>
+          </mc:Fallback>
+        </mc:AlternateContent>
+      </w:r>
+      <w:r>
+        <w:rPr>
+          <w:rFonts w:ascii="Constantia" w:hAnsi="Constantia"/>
+          <w:color w:val="auto"/>
+        </w:rPr>
+        <w:drawing>
+          <wp:anchor distT="0" distB="0" distL="114300" distR="114300" simplePos="0" relativeHeight="251753472" behindDoc="0" locked="0" layoutInCell="1" allowOverlap="1" wp14:anchorId="271D9784" wp14:editId="29AC0911">
+            <wp:simplePos x="0" y="0"/>
+            <wp:positionH relativeFrom="column">
+              <wp:posOffset>791210</wp:posOffset>
+            </wp:positionH>
+            <wp:positionV relativeFrom="paragraph">
+              <wp:posOffset>304800</wp:posOffset>
+            </wp:positionV>
+            <wp:extent cx="4361180" cy="2927350"/>
+            <wp:effectExtent l="0" t="0" r="1270" b="6350"/>
+            <wp:wrapTopAndBottom/>
+            <wp:docPr id="702778535" name="Picture 1"/>
+            <wp:cNvGraphicFramePr>
+              <a:graphicFrameLocks xmlns:a="http://schemas.openxmlformats.org/drawingml/2006/main" noChangeAspect="1"/>
+            </wp:cNvGraphicFramePr>
+            <a:graphic xmlns:a="http://schemas.openxmlformats.org/drawingml/2006/main">
+              <a:graphicData uri="http://schemas.openxmlformats.org/drawingml/2006/picture">
+                <pic:pic xmlns:pic="http://schemas.openxmlformats.org/drawingml/2006/picture">
+                  <pic:nvPicPr>
+                    <pic:cNvPr id="1837631447" name=""/>
+                    <pic:cNvPicPr/>
+                  </pic:nvPicPr>
+                  <pic:blipFill>
+                    <a:blip r:embed="rId12" cstate="print">
+                      <a:extLst>
+                        <a:ext uri="{28A0092B-C50C-407E-A947-70E740481C1C}">
+                          <a14:useLocalDpi xmlns:a14="http://schemas.microsoft.com/office/drawing/2010/main" val="0"/>
+                        </a:ext>
+                      </a:extLst>
+                    </a:blip>
+                    <a:stretch>
+                      <a:fillRect/>
+                    </a:stretch>
+                  </pic:blipFill>
+                  <pic:spPr>
+                    <a:xfrm>
+                      <a:off x="0" y="0"/>
+                      <a:ext cx="4361180" cy="2927350"/>
+                    </a:xfrm>
+                    <a:prstGeom prst="rect">
+                      <a:avLst/>
+                    </a:prstGeom>
+                  </pic:spPr>
+                </pic:pic>
+              </a:graphicData>
+            </a:graphic>
+            <wp14:sizeRelH relativeFrom="margin">
+              <wp14:pctWidth>0</wp14:pctWidth>
+            </wp14:sizeRelH>
+            <wp14:sizeRelV relativeFrom="margin">
+              <wp14:pctHeight>0</wp14:pctHeight>
+            </wp14:sizeRelV>
+          </wp:anchor>
+        </w:drawing>
+      </w:r>
+      <w:r>
+        <w:rPr>
+          <w:rFonts w:ascii="Constantia" w:hAnsi="Constantia"/>
+          <w:color w:val="auto"/>
+        </w:rPr>
+        <w:t>Deploy application to Azure</w:t>
+      </w:r>
+    </w:p>
+    <w:p>
+      <w:pPr>
+        <w:jc w:val="both"/>
+        <w:rPr>
+          <w:rFonts w:ascii="Constantia" w:hAnsi="Constantia"/>
+          <w:color w:val="auto"/>
+        </w:rPr>
+      </w:pPr>
+      <w:r>
+        <w:rPr>
+          <w:noProof/>
+        </w:rPr>
+        <mc:AlternateContent>
+          <mc:Choice Requires="wps">
+            <w:drawing>
+              <wp:anchor distT="0" distB="0" distL="114300" distR="114300" simplePos="0" relativeHeight="251768832" behindDoc="0" locked="0" layoutInCell="1" allowOverlap="1" wp14:anchorId="6D479B44" wp14:editId="63050C77">
+                <wp:simplePos x="0" y="0"/>
+                <wp:positionH relativeFrom="column">
+                  <wp:posOffset>349250</wp:posOffset>
+                </wp:positionH>
+                <wp:positionV relativeFrom="paragraph">
+                  <wp:posOffset>6647815</wp:posOffset>
+                </wp:positionV>
+                <wp:extent cx="5245100" cy="260350"/>
+                <wp:effectExtent l="0" t="0" r="0" b="6350"/>
+                <wp:wrapTopAndBottom/>
+                <wp:docPr id="567623136" name="Text Box 1"/>
+                <wp:cNvGraphicFramePr/>
+                <a:graphic xmlns:a="http://schemas.openxmlformats.org/drawingml/2006/main">
+                  <a:graphicData uri="http://schemas.microsoft.com/office/word/2010/wordprocessingShape">
+                    <wps:wsp>
+                      <wps:cNvSpPr txBox="1"/>
+                      <wps:spPr>
+                        <a:xfrm>
+                          <a:off x="0" y="0"/>
+                          <a:ext cx="5245100" cy="260350"/>
+                        </a:xfrm>
+                        <a:prstGeom prst="rect">
+                          <a:avLst/>
+                        </a:prstGeom>
+                        <a:solidFill>
+                          <a:prstClr val="white"/>
+                        </a:solidFill>
+                        <a:ln>
+                          <a:noFill/>
+                        </a:ln>
+                      </wps:spPr>
+                      <wps:txbx>
+                        <w:txbxContent>
+                          <w:p>
+                            <w:pPr>
+                              <w:pStyle w:val="Caption"/>
+                              <w:jc w:val="center"/>
+                              <w:rPr>
+                                <w:rFonts w:ascii="Constantia" w:hAnsi="Constantia"/>
+                                <w:sz w:val="22"/>
+                                <w:szCs w:val="22"/>
+                              </w:rPr>
+                            </w:pPr>
+                            <w:r>
+                              <w:rPr>
+                                <w:rFonts w:ascii="Constantia" w:hAnsi="Constantia"/>
+                              </w:rPr>
+                              <w:t xml:space="preserve">Figure 8: </w:t>
+                            </w:r>
+                            <w:r>
+                              <w:rPr>
+                                <w:rFonts w:ascii="Constantia" w:hAnsi="Constantia"/>
+                              </w:rPr>
+                              <w:t>Deployed ASP.NET Core application running successfully through the Azure App Service URL.</w:t>
+                            </w:r>
+                          </w:p>
+                        </w:txbxContent>
+                      </wps:txbx>
+                      <wps:bodyPr rot="0" spcFirstLastPara="0" vertOverflow="overflow" horzOverflow="overflow" vert="horz" wrap="square" lIns="0" tIns="0" rIns="0" bIns="0" numCol="1" spcCol="0" rtlCol="0" fromWordArt="0" anchor="t" anchorCtr="0" forceAA="0" compatLnSpc="1">
+                        <a:prstTxWarp prst="textNoShape">
+                          <a:avLst/>
+                        </a:prstTxWarp>
+                        <a:noAutofit/>
+                      </wps:bodyPr>
+                    </wps:wsp>
+                  </a:graphicData>
+                </a:graphic>
+                <wp14:sizeRelH relativeFrom="margin">
+                  <wp14:pctWidth>0</wp14:pctWidth>
+                </wp14:sizeRelH>
+                <wp14:sizeRelV relativeFrom="margin">
+                  <wp14:pctHeight>0</wp14:pctHeight>
+                </wp14:sizeRelV>
+              </wp:anchor>
+            </w:drawing>
+          </mc:Choice>
+          <mc:Fallback>
+            <w:pict>
+              <v:shape w14:anchorId="6D479B44" id="_x0000_s1035" type="#_x0000_t202" style="position:absolute;left:0;text-align:left;margin-left:27.5pt;margin-top:523.45pt;width:413pt;height:20.5pt;z-index:251768832;visibility:visible;mso-wrap-style:square;mso-width-percent:0;mso-height-percent:0;mso-wrap-distance-left:9pt;mso-wrap-distance-top:0;mso-wrap-distance-right:9pt;mso-wrap-distance-bottom:0;mso-position-horizontal:absolute;mso-position-horizontal-relative:text;mso-position-vertical:absolute;mso-position-vertical-relative:text;mso-width-percent:0;mso-height-percent:0;mso-width-relative:margin;mso-height-relative:margin;v-text-anchor:top" o:gfxdata="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" stroked="f">
+                <v:textbox inset="0,0,0,0">
+                  <w:txbxContent>
+                    <w:p>
+                      <w:pPr>
+                        <w:pStyle w:val="Caption"/>
+                        <w:jc w:val="center"/>
+                        <w:rPr>
+                          <w:rFonts w:ascii="Constantia" w:hAnsi="Constantia"/>
+                          <w:sz w:val="22"/>
+                          <w:szCs w:val="22"/>
+                        </w:rPr>
+                      </w:pPr>
+                      <w:r>
+                        <w:rPr>
+                          <w:rFonts w:ascii="Constantia" w:hAnsi="Constantia"/>
+                        </w:rPr>
+                        <w:t xml:space="preserve">Figure 8: </w:t>
+                      </w:r>
+                      <w:r>
+                        <w:rPr>
+                          <w:rFonts w:ascii="Constantia" w:hAnsi="Constantia"/>
+                        </w:rPr>
+                        <w:t>Deployed ASP.NET Core application running successfully through the Azure App Service URL.</w:t>
+                      </w:r>
+                    </w:p>
+                  </w:txbxContent>
+                </v:textbox>
+                <w10:wrap type="topAndBottom"/>
+              </v:shape>
+            </w:pict>
+          </mc:Fallback>
+        </mc:AlternateContent>
+      </w:r>
+      <w:r>
+        <w:rPr>
+          <w:rFonts w:ascii="Constantia" w:hAnsi="Constantia"/>
+          <w:color w:val="auto"/>
+        </w:rPr>
+        <w:drawing>
+          <wp:anchor distT="0" distB="0" distL="114300" distR="114300" simplePos="0" relativeHeight="251755520" behindDoc="0" locked="0" layoutInCell="1" allowOverlap="1" wp14:anchorId="50943B22" wp14:editId="787B7CC2">
+            <wp:simplePos x="0" y="0"/>
+            <wp:positionH relativeFrom="column">
+              <wp:posOffset>1035050</wp:posOffset>
+            </wp:positionH>
+            <wp:positionV relativeFrom="paragraph">
+              <wp:posOffset>4377055</wp:posOffset>
+            </wp:positionV>
+            <wp:extent cx="3873500" cy="2137410"/>
+            <wp:effectExtent l="0" t="0" r="0" b="0"/>
+            <wp:wrapTopAndBottom/>
+            <wp:docPr id="85805440" name="Picture 1"/>
+            <wp:cNvGraphicFramePr>
+              <a:graphicFrameLocks xmlns:a="http://schemas.openxmlformats.org/drawingml/2006/main" noChangeAspect="1"/>
+            </wp:cNvGraphicFramePr>
+            <a:graphic xmlns:a="http://schemas.openxmlformats.org/drawingml/2006/main">
+              <a:graphicData uri="http://schemas.openxmlformats.org/drawingml/2006/picture">
+                <pic:pic xmlns:pic="http://schemas.openxmlformats.org/drawingml/2006/picture">
+                  <pic:nvPicPr>
+                    <pic:cNvPr id="85805440" name=""/>
                     <pic:cNvPicPr/>
                   </pic:nvPicPr>
                   <pic:blipFill>
@@ -2252,7 +3103,7 @@
                   <pic:spPr>
                     <a:xfrm>
                       <a:off x="0" y="0"/>
-                      <a:ext cx="5943600" cy="1752600"/>
+                      <a:ext cx="3873500" cy="2137410"/>
                     </a:xfrm>
                     <a:prstGeom prst="rect">
                       <a:avLst/>
@@ -2261,36 +3112,111 @@
                 </pic:pic>
               </a:graphicData>
             </a:graphic>
+            <wp14:sizeRelH relativeFrom="margin">
+              <wp14:pctWidth>0</wp14:pctWidth>
+            </wp14:sizeRelH>
+            <wp14:sizeRelV relativeFrom="margin">
+              <wp14:pctHeight>0</wp14:pctHeight>
+            </wp14:sizeRelV>
           </wp:anchor>
         </w:drawing>
       </w:r>
+      <w:r>
+        <w:rPr>
+          <w:rFonts w:ascii="Constantia" w:hAnsi="Constantia"/>
+          <w:color w:val="auto"/>
+        </w:rPr>
+        <w:t>After creating the Azure App Service, I configured a publish profile in Visual Studio for the application. The profile was connected to my Azure subscription, resource group and App Service. I also checked that the application was targeting .NET 8.0 before starting the publish process. This prepared the project for deployment to the Azure hosting environment.</w:t>
+      </w:r>
+      <w:r>
+        <w:rPr>
+          <w:rFonts w:ascii="Constantia" w:hAnsi="Constantia"/>
+          <w:color w:val="auto"/>
+        </w:rPr>
+        <w:t xml:space="preserve"> Then, t</w:t>
+      </w:r>
+      <w:r>
+        <w:rPr>
+          <w:rFonts w:ascii="Constantia" w:hAnsi="Constantia"/>
+          <w:color w:val="auto"/>
+        </w:rPr>
+        <w:t>he build</w:t>
+      </w:r>
+      <w:r>
+        <w:rPr>
+          <w:rFonts w:ascii="Constantia" w:hAnsi="Constantia"/>
+          <w:color w:val="auto"/>
+        </w:rPr>
+        <w:t xml:space="preserve"> also</w:t>
+      </w:r>
+      <w:r>
+        <w:rPr>
+          <w:rFonts w:ascii="Constantia" w:hAnsi="Constantia"/>
+          <w:color w:val="auto"/>
+        </w:rPr>
+        <w:t xml:space="preserve"> completed successfully with no failed projects, and the publish process also completed without errors.</w:t>
+      </w:r>
     </w:p>
     <w:p>
-      <w:r>
-        <w:br/>
-      </w:r>
-      <w:r>
-        <w:br/>
-      </w:r>
+      <w:pPr>
+        <w:spacing w:before="0" w:after="160" w:line="278" w:lineRule="auto"/>
+        <w:jc w:val="both"/>
+        <w:rPr>
+          <w:rFonts w:ascii="Constantia" w:hAnsi="Constantia"/>
+          <w:color w:val="auto"/>
+        </w:rPr>
+      </w:pPr>
+      <w:r>
+        <w:rPr>
+          <w:rFonts w:ascii="Constantia" w:hAnsi="Constantia"/>
+          <w:color w:val="auto"/>
+        </w:rPr>
+        <w:t xml:space="preserve">After publishing, I opened the public Azure App Service URL in the browser to check the deployed application. The application loaded successfully and displayed the expected content. This is the main evidence that the web application was not only published </w:t>
+      </w:r>
+      <w:r>
+        <w:rPr>
+          <w:rFonts w:ascii="Constantia" w:hAnsi="Constantia"/>
+          <w:color w:val="auto"/>
+        </w:rPr>
+        <w:t>successfully but</w:t>
+      </w:r>
+      <w:r>
+        <w:rPr>
+          <w:rFonts w:ascii="Constantia" w:hAnsi="Constantia"/>
+          <w:color w:val="auto"/>
+        </w:rPr>
+        <w:t xml:space="preserve"> could also be accessed through Azure as a live web application.</w:t>
+      </w:r>
+    </w:p>
+    <w:p>
+      <w:pPr>
+        <w:spacing w:before="0" w:after="160" w:line="278" w:lineRule="auto"/>
+        <w:jc w:val="both"/>
+        <w:rPr>
+          <w:rFonts w:ascii="Constantia" w:hAnsi="Constantia"/>
+          <w:color w:val="auto"/>
+        </w:rPr>
+      </w:pPr>
       <w:r>
         <w:rPr>
           <w:noProof/>
         </w:rPr>
+        <w:lastRenderedPageBreak/>
         <mc:AlternateContent>
           <mc:Choice Requires="wps">
             <w:drawing>
-              <wp:anchor distT="0" distB="0" distL="114300" distR="114300" simplePos="0" relativeHeight="251679744" behindDoc="0" locked="0" layoutInCell="1" allowOverlap="1" wp14:anchorId="707E5F3E" wp14:editId="3205940B">
+              <wp:anchor distT="0" distB="0" distL="114300" distR="114300" simplePos="0" relativeHeight="251770880" behindDoc="0" locked="0" layoutInCell="1" allowOverlap="1" wp14:anchorId="6F52C4F4" wp14:editId="41BE2AD3">
                 <wp:simplePos x="0" y="0"/>
                 <wp:positionH relativeFrom="column">
-                  <wp:posOffset>11430</wp:posOffset>
+                  <wp:posOffset>0</wp:posOffset>
                 </wp:positionH>
                 <wp:positionV relativeFrom="paragraph">
-                  <wp:posOffset>4182745</wp:posOffset>
+                  <wp:posOffset>1752600</wp:posOffset>
                 </wp:positionV>
-                <wp:extent cx="5943600" cy="635"/>
-                <wp:effectExtent l="0" t="0" r="0" b="0"/>
+                <wp:extent cx="5943600" cy="203200"/>
+                <wp:effectExtent l="0" t="0" r="0" b="6350"/>
                 <wp:wrapTopAndBottom/>
-                <wp:docPr id="1116942657" name="Text Box 1"/>
+                <wp:docPr id="1215724542" name="Text Box 1"/>
                 <wp:cNvGraphicFramePr/>
                 <a:graphic xmlns:a="http://schemas.openxmlformats.org/drawingml/2006/main">
                   <a:graphicData uri="http://schemas.microsoft.com/office/word/2010/wordprocessingShape">
@@ -2299,7 +3225,7 @@
                       <wps:spPr>
                         <a:xfrm>
                           <a:off x="0" y="0"/>
-                          <a:ext cx="5943600" cy="635"/>
+                          <a:ext cx="5943600" cy="203200"/>
                         </a:xfrm>
                         <a:prstGeom prst="rect">
                           <a:avLst/>
@@ -2316,35 +3242,36 @@
                           <w:p>
                             <w:pPr>
                               <w:pStyle w:val="Caption"/>
-                              <w:rPr>
-                                <w:color w:val="595959" w:themeColor="text1" w:themeTint="A6"/>
+                              <w:jc w:val="center"/>
+                              <w:rPr>
+                                <w:rFonts w:ascii="Constantia" w:hAnsi="Constantia"/>
                                 <w:sz w:val="22"/>
                                 <w:szCs w:val="22"/>
                               </w:rPr>
                             </w:pPr>
                             <w:r>
-                              <w:t xml:space="preserve">Figure </w:t>
-                            </w:r>
-                            <w:r>
-                              <w:fldChar w:fldCharType="begin"/>
-                            </w:r>
-                            <w:r>
-                              <w:instrText xml:space="preserve"> SEQ Figure \* ARABIC </w:instrText>
-                            </w:r>
-                            <w:r>
-                              <w:fldChar w:fldCharType="separate"/>
-                            </w:r>
-                            <w:r>
-                              <w:rPr>
-                                <w:noProof/>
-                              </w:rPr>
-                              <w:t>3</w:t>
-                            </w:r>
-                            <w:r>
-                              <w:fldChar w:fldCharType="end"/>
-                            </w:r>
-                            <w:r>
-                              <w:t>: Modified HomeController.cs</w:t>
+                              <w:rPr>
+                                <w:rFonts w:ascii="Constantia" w:hAnsi="Constantia"/>
+                              </w:rPr>
+                              <w:t>Figure</w:t>
+                            </w:r>
+                            <w:r>
+                              <w:rPr>
+                                <w:rFonts w:ascii="Constantia" w:hAnsi="Constantia"/>
+                              </w:rPr>
+                              <w:t xml:space="preserve"> 9</w:t>
+                            </w:r>
+                            <w:r>
+                              <w:rPr>
+                                <w:rFonts w:ascii="Constantia" w:hAnsi="Constantia"/>
+                              </w:rPr>
+                              <w:t xml:space="preserve">: </w:t>
+                            </w:r>
+                            <w:r>
+                              <w:rPr>
+                                <w:rFonts w:ascii="Constantia" w:hAnsi="Constantia"/>
+                              </w:rPr>
+                              <w:t>Azure App Service hosting information showing the deployed application and its public site link.</w:t>
                             </w:r>
                           </w:p>
                         </w:txbxContent>
@@ -2353,51 +3280,55 @@
                         <a:prstTxWarp prst="textNoShape">
                           <a:avLst/>
                         </a:prstTxWarp>
-                        <a:spAutoFit/>
+                        <a:noAutofit/>
                       </wps:bodyPr>
                     </wps:wsp>
                   </a:graphicData>
                 </a:graphic>
+                <wp14:sizeRelV relativeFrom="margin">
+                  <wp14:pctHeight>0</wp14:pctHeight>
+                </wp14:sizeRelV>
               </wp:anchor>
             </w:drawing>
           </mc:Choice>
           <mc:Fallback>
             <w:pict>
-              <v:shape w14:anchorId="707E5F3E" id="_x0000_s1033" type="#_x0000_t202" style="position:absolute;margin-left:.9pt;margin-top:329.35pt;width:468pt;height:.05pt;z-index:251679744;visibility:visible;mso-wrap-style:square;mso-wrap-distance-left:9pt;mso-wrap-distance-top:0;mso-wrap-distance-right:9pt;mso-wrap-distance-bottom:0;mso-position-horizontal:absolute;mso-position-horizontal-relative:text;mso-position-vertical:absolute;mso-position-vertical-relative:text;v-text-anchor:top" o:gfxdata="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" stroked="f">
-                <v:textbox style="mso-fit-shape-to-text:t" inset="0,0,0,0">
+              <v:shape w14:anchorId="6F52C4F4" id="_x0000_s1036" type="#_x0000_t202" style="position:absolute;left:0;text-align:left;margin-left:0;margin-top:138pt;width:468pt;height:16pt;z-index:251770880;visibility:visible;mso-wrap-style:square;mso-height-percent:0;mso-wrap-distance-left:9pt;mso-wrap-distance-top:0;mso-wrap-distance-right:9pt;mso-wrap-distance-bottom:0;mso-position-horizontal:absolute;mso-position-horizontal-relative:text;mso-position-vertical:absolute;mso-position-vertical-relative:text;mso-height-percent:0;mso-height-relative:margin;v-text-anchor:top" o:gfxdata="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" stroked="f">
+                <v:textbox inset="0,0,0,0">
                   <w:txbxContent>
                     <w:p>
                       <w:pPr>
                         <w:pStyle w:val="Caption"/>
-                        <w:rPr>
-                          <w:color w:val="595959" w:themeColor="text1" w:themeTint="A6"/>
+                        <w:jc w:val="center"/>
+                        <w:rPr>
+                          <w:rFonts w:ascii="Constantia" w:hAnsi="Constantia"/>
                           <w:sz w:val="22"/>
                           <w:szCs w:val="22"/>
                         </w:rPr>
                       </w:pPr>
                       <w:r>
-                        <w:t xml:space="preserve">Figure </w:t>
-                      </w:r>
-                      <w:r>
-                        <w:fldChar w:fldCharType="begin"/>
-                      </w:r>
-                      <w:r>
-                        <w:instrText xml:space="preserve"> SEQ Figure \* ARABIC </w:instrText>
-                      </w:r>
-                      <w:r>
-                        <w:fldChar w:fldCharType="separate"/>
-                      </w:r>
-                      <w:r>
-                        <w:rPr>
-                          <w:noProof/>
-                        </w:rPr>
-                        <w:t>3</w:t>
-                      </w:r>
-                      <w:r>
-                        <w:fldChar w:fldCharType="end"/>
-                      </w:r>
-                      <w:r>
-                        <w:t>: Modified HomeController.cs</w:t>
+                        <w:rPr>
+                          <w:rFonts w:ascii="Constantia" w:hAnsi="Constantia"/>
+                        </w:rPr>
+                        <w:t>Figure</w:t>
+                      </w:r>
+                      <w:r>
+                        <w:rPr>
+                          <w:rFonts w:ascii="Constantia" w:hAnsi="Constantia"/>
+                        </w:rPr>
+                        <w:t xml:space="preserve"> 9</w:t>
+                      </w:r>
+                      <w:r>
+                        <w:rPr>
+                          <w:rFonts w:ascii="Constantia" w:hAnsi="Constantia"/>
+                        </w:rPr>
+                        <w:t xml:space="preserve">: </w:t>
+                      </w:r>
+                      <w:r>
+                        <w:rPr>
+                          <w:rFonts w:ascii="Constantia" w:hAnsi="Constantia"/>
+                        </w:rPr>
+                        <w:t>Azure App Service hosting information showing the deployed application and its public site link.</w:t>
                       </w:r>
                     </w:p>
                   </w:txbxContent>
@@ -2409,17 +3340,744 @@
         </mc:AlternateContent>
       </w:r>
       <w:r>
+        <w:rPr>
+          <w:rFonts w:ascii="Constantia" w:hAnsi="Constantia"/>
+          <w:color w:val="auto"/>
+        </w:rPr>
         <w:drawing>
-          <wp:anchor distT="0" distB="0" distL="114300" distR="114300" simplePos="0" relativeHeight="251677696" behindDoc="0" locked="0" layoutInCell="1" allowOverlap="1" wp14:anchorId="39883AD4" wp14:editId="10E0533A">
+          <wp:anchor distT="0" distB="0" distL="114300" distR="114300" simplePos="0" relativeHeight="251756544" behindDoc="0" locked="0" layoutInCell="1" allowOverlap="1" wp14:anchorId="4B86CED0" wp14:editId="577BC19C">
             <wp:simplePos x="0" y="0"/>
             <wp:positionH relativeFrom="column">
-              <wp:posOffset>11785</wp:posOffset>
+              <wp:posOffset>476250</wp:posOffset>
             </wp:positionH>
             <wp:positionV relativeFrom="paragraph">
-              <wp:posOffset>503</wp:posOffset>
+              <wp:posOffset>0</wp:posOffset>
             </wp:positionV>
-            <wp:extent cx="5943600" cy="4125595"/>
-            <wp:effectExtent l="0" t="0" r="0" b="8255"/>
+            <wp:extent cx="4991100" cy="1706880"/>
+            <wp:effectExtent l="0" t="0" r="0" b="7620"/>
+            <wp:wrapTopAndBottom/>
+            <wp:docPr id="625328392" name="Picture 1"/>
+            <wp:cNvGraphicFramePr>
+              <a:graphicFrameLocks xmlns:a="http://schemas.openxmlformats.org/drawingml/2006/main" noChangeAspect="1"/>
+            </wp:cNvGraphicFramePr>
+            <a:graphic xmlns:a="http://schemas.openxmlformats.org/drawingml/2006/main">
+              <a:graphicData uri="http://schemas.openxmlformats.org/drawingml/2006/picture">
+                <pic:pic xmlns:pic="http://schemas.openxmlformats.org/drawingml/2006/picture">
+                  <pic:nvPicPr>
+                    <pic:cNvPr id="625328392" name=""/>
+                    <pic:cNvPicPr/>
+                  </pic:nvPicPr>
+                  <pic:blipFill>
+                    <a:blip r:embed="rId14" cstate="print">
+                      <a:extLst>
+                        <a:ext uri="{28A0092B-C50C-407E-A947-70E740481C1C}">
+                          <a14:useLocalDpi xmlns:a14="http://schemas.microsoft.com/office/drawing/2010/main" val="0"/>
+                        </a:ext>
+                      </a:extLst>
+                    </a:blip>
+                    <a:stretch>
+                      <a:fillRect/>
+                    </a:stretch>
+                  </pic:blipFill>
+                  <pic:spPr>
+                    <a:xfrm>
+                      <a:off x="0" y="0"/>
+                      <a:ext cx="4991100" cy="1706880"/>
+                    </a:xfrm>
+                    <a:prstGeom prst="rect">
+                      <a:avLst/>
+                    </a:prstGeom>
+                  </pic:spPr>
+                </pic:pic>
+              </a:graphicData>
+            </a:graphic>
+            <wp14:sizeRelH relativeFrom="margin">
+              <wp14:pctWidth>0</wp14:pctWidth>
+            </wp14:sizeRelH>
+            <wp14:sizeRelV relativeFrom="margin">
+              <wp14:pctHeight>0</wp14:pctHeight>
+            </wp14:sizeRelV>
+          </wp:anchor>
+        </w:drawing>
+      </w:r>
+      <w:r>
+        <w:rPr>
+          <w:rFonts w:ascii="Constantia" w:hAnsi="Constantia"/>
+          <w:color w:val="auto"/>
+        </w:rPr>
+        <w:t>This screenshot shows the hosting information for the deployed application, including the Azure App Service and its public site link. The link can be used to access the application online, confirming that the deployment is available through Azure.</w:t>
+      </w:r>
+    </w:p>
+    <w:p>
+      <w:pPr>
+        <w:spacing w:before="0" w:after="160" w:line="278" w:lineRule="auto"/>
+        <w:rPr>
+          <w:rFonts w:ascii="Constantia" w:hAnsi="Constantia"/>
+          <w:color w:val="auto"/>
+        </w:rPr>
+      </w:pPr>
+      <w:r>
+        <w:rPr>
+          <w:rFonts w:ascii="Constantia" w:hAnsi="Constantia"/>
+          <w:color w:val="auto"/>
+        </w:rPr>
+        <w:t>II. Credit Level (Task 2.2)</w:t>
+      </w:r>
+    </w:p>
+    <w:p>
+      <w:pPr>
+        <w:pStyle w:val="ListParagraph"/>
+        <w:numPr>
+          <w:ilvl w:val="0"/>
+          <w:numId w:val="3"/>
+        </w:numPr>
+        <w:spacing w:before="0" w:after="160" w:line="278" w:lineRule="auto"/>
+        <w:ind w:left="0" w:firstLine="360"/>
+        <w:jc w:val="both"/>
+        <w:rPr>
+          <w:rFonts w:ascii="Constantia" w:hAnsi="Constantia"/>
+          <w:color w:val="auto"/>
+        </w:rPr>
+      </w:pPr>
+      <w:r>
+        <w:rPr>
+          <w:noProof/>
+        </w:rPr>
+        <mc:AlternateContent>
+          <mc:Choice Requires="wps">
+            <w:drawing>
+              <wp:anchor distT="0" distB="0" distL="114300" distR="114300" simplePos="0" relativeHeight="251676672" behindDoc="0" locked="0" layoutInCell="1" allowOverlap="1" wp14:anchorId="247DE922" wp14:editId="175C9BD6">
+                <wp:simplePos x="0" y="0"/>
+                <wp:positionH relativeFrom="column">
+                  <wp:posOffset>0</wp:posOffset>
+                </wp:positionH>
+                <wp:positionV relativeFrom="paragraph">
+                  <wp:posOffset>1826260</wp:posOffset>
+                </wp:positionV>
+                <wp:extent cx="5943600" cy="279400"/>
+                <wp:effectExtent l="0" t="0" r="0" b="6350"/>
+                <wp:wrapTopAndBottom/>
+                <wp:docPr id="515875983" name="Text Box 1"/>
+                <wp:cNvGraphicFramePr/>
+                <a:graphic xmlns:a="http://schemas.openxmlformats.org/drawingml/2006/main">
+                  <a:graphicData uri="http://schemas.microsoft.com/office/word/2010/wordprocessingShape">
+                    <wps:wsp>
+                      <wps:cNvSpPr txBox="1"/>
+                      <wps:spPr>
+                        <a:xfrm>
+                          <a:off x="0" y="0"/>
+                          <a:ext cx="5943600" cy="279400"/>
+                        </a:xfrm>
+                        <a:prstGeom prst="rect">
+                          <a:avLst/>
+                        </a:prstGeom>
+                        <a:solidFill>
+                          <a:prstClr val="white"/>
+                        </a:solidFill>
+                        <a:ln>
+                          <a:noFill/>
+                        </a:ln>
+                      </wps:spPr>
+                      <wps:txbx>
+                        <w:txbxContent>
+                          <w:p>
+                            <w:pPr>
+                              <w:pStyle w:val="Caption"/>
+                              <w:jc w:val="center"/>
+                              <w:rPr>
+                                <w:rFonts w:ascii="Constantia" w:hAnsi="Constantia"/>
+                                <w:color w:val="595959" w:themeColor="text1" w:themeTint="A6"/>
+                                <w:sz w:val="22"/>
+                                <w:szCs w:val="22"/>
+                              </w:rPr>
+                            </w:pPr>
+                            <w:r>
+                              <w:rPr>
+                                <w:rFonts w:ascii="Constantia" w:hAnsi="Constantia"/>
+                              </w:rPr>
+                              <w:t xml:space="preserve">Figure </w:t>
+                            </w:r>
+                            <w:r>
+                              <w:rPr>
+                                <w:rFonts w:ascii="Constantia" w:hAnsi="Constantia"/>
+                              </w:rPr>
+                              <w:t>10</w:t>
+                            </w:r>
+                            <w:r>
+                              <w:rPr>
+                                <w:rFonts w:ascii="Constantia" w:hAnsi="Constantia"/>
+                              </w:rPr>
+                              <w:t xml:space="preserve">: </w:t>
+                            </w:r>
+                            <w:r>
+                              <w:rPr>
+                                <w:rFonts w:ascii="Constantia" w:hAnsi="Constantia"/>
+                              </w:rPr>
+                              <w:t>Modified Index.cshtml showing the custom Azure Task Manager home page.</w:t>
+                            </w:r>
+                          </w:p>
+                        </w:txbxContent>
+                      </wps:txbx>
+                      <wps:bodyPr rot="0" spcFirstLastPara="0" vertOverflow="overflow" horzOverflow="overflow" vert="horz" wrap="square" lIns="0" tIns="0" rIns="0" bIns="0" numCol="1" spcCol="0" rtlCol="0" fromWordArt="0" anchor="t" anchorCtr="0" forceAA="0" compatLnSpc="1">
+                        <a:prstTxWarp prst="textNoShape">
+                          <a:avLst/>
+                        </a:prstTxWarp>
+                        <a:noAutofit/>
+                      </wps:bodyPr>
+                    </wps:wsp>
+                  </a:graphicData>
+                </a:graphic>
+                <wp14:sizeRelV relativeFrom="margin">
+                  <wp14:pctHeight>0</wp14:pctHeight>
+                </wp14:sizeRelV>
+              </wp:anchor>
+            </w:drawing>
+          </mc:Choice>
+          <mc:Fallback>
+            <w:pict>
+              <v:shape w14:anchorId="247DE922" id="_x0000_s1037" type="#_x0000_t202" style="position:absolute;left:0;text-align:left;margin-left:0;margin-top:143.8pt;width:468pt;height:22pt;z-index:251676672;visibility:visible;mso-wrap-style:square;mso-height-percent:0;mso-wrap-distance-left:9pt;mso-wrap-distance-top:0;mso-wrap-distance-right:9pt;mso-wrap-distance-bottom:0;mso-position-horizontal:absolute;mso-position-horizontal-relative:text;mso-position-vertical:absolute;mso-position-vertical-relative:text;mso-height-percent:0;mso-height-relative:margin;v-text-anchor:top" o:gfxdata="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" stroked="f">
+                <v:textbox inset="0,0,0,0">
+                  <w:txbxContent>
+                    <w:p>
+                      <w:pPr>
+                        <w:pStyle w:val="Caption"/>
+                        <w:jc w:val="center"/>
+                        <w:rPr>
+                          <w:rFonts w:ascii="Constantia" w:hAnsi="Constantia"/>
+                          <w:color w:val="595959" w:themeColor="text1" w:themeTint="A6"/>
+                          <w:sz w:val="22"/>
+                          <w:szCs w:val="22"/>
+                        </w:rPr>
+                      </w:pPr>
+                      <w:r>
+                        <w:rPr>
+                          <w:rFonts w:ascii="Constantia" w:hAnsi="Constantia"/>
+                        </w:rPr>
+                        <w:t xml:space="preserve">Figure </w:t>
+                      </w:r>
+                      <w:r>
+                        <w:rPr>
+                          <w:rFonts w:ascii="Constantia" w:hAnsi="Constantia"/>
+                        </w:rPr>
+                        <w:t>10</w:t>
+                      </w:r>
+                      <w:r>
+                        <w:rPr>
+                          <w:rFonts w:ascii="Constantia" w:hAnsi="Constantia"/>
+                        </w:rPr>
+                        <w:t xml:space="preserve">: </w:t>
+                      </w:r>
+                      <w:r>
+                        <w:rPr>
+                          <w:rFonts w:ascii="Constantia" w:hAnsi="Constantia"/>
+                        </w:rPr>
+                        <w:t>Modified Index.cshtml showing the custom Azure Task Manager home page.</w:t>
+                      </w:r>
+                    </w:p>
+                  </w:txbxContent>
+                </v:textbox>
+                <w10:wrap type="topAndBottom"/>
+              </v:shape>
+            </w:pict>
+          </mc:Fallback>
+        </mc:AlternateContent>
+      </w:r>
+      <w:r>
+        <w:drawing>
+          <wp:anchor distT="0" distB="0" distL="114300" distR="114300" simplePos="0" relativeHeight="251674624" behindDoc="0" locked="0" layoutInCell="1" allowOverlap="1" wp14:anchorId="73F5A2D8" wp14:editId="137A5782">
+            <wp:simplePos x="0" y="0"/>
+            <wp:positionH relativeFrom="column">
+              <wp:posOffset>139700</wp:posOffset>
+            </wp:positionH>
+            <wp:positionV relativeFrom="paragraph">
+              <wp:posOffset>270510</wp:posOffset>
+            </wp:positionV>
+            <wp:extent cx="5664200" cy="1513840"/>
+            <wp:effectExtent l="0" t="0" r="0" b="0"/>
+            <wp:wrapTopAndBottom/>
+            <wp:docPr id="152717276" name="Picture 1"/>
+            <wp:cNvGraphicFramePr>
+              <a:graphicFrameLocks xmlns:a="http://schemas.openxmlformats.org/drawingml/2006/main" noChangeAspect="1"/>
+            </wp:cNvGraphicFramePr>
+            <a:graphic xmlns:a="http://schemas.openxmlformats.org/drawingml/2006/main">
+              <a:graphicData uri="http://schemas.openxmlformats.org/drawingml/2006/picture">
+                <pic:pic xmlns:pic="http://schemas.openxmlformats.org/drawingml/2006/picture">
+                  <pic:nvPicPr>
+                    <pic:cNvPr id="152717276" name=""/>
+                    <pic:cNvPicPr/>
+                  </pic:nvPicPr>
+                  <pic:blipFill>
+                    <a:blip r:embed="rId15" cstate="print">
+                      <a:extLst>
+                        <a:ext uri="{28A0092B-C50C-407E-A947-70E740481C1C}">
+                          <a14:useLocalDpi xmlns:a14="http://schemas.microsoft.com/office/drawing/2010/main" val="0"/>
+                        </a:ext>
+                      </a:extLst>
+                    </a:blip>
+                    <a:stretch>
+                      <a:fillRect/>
+                    </a:stretch>
+                  </pic:blipFill>
+                  <pic:spPr>
+                    <a:xfrm>
+                      <a:off x="0" y="0"/>
+                      <a:ext cx="5664200" cy="1513840"/>
+                    </a:xfrm>
+                    <a:prstGeom prst="rect">
+                      <a:avLst/>
+                    </a:prstGeom>
+                  </pic:spPr>
+                </pic:pic>
+              </a:graphicData>
+            </a:graphic>
+            <wp14:sizeRelH relativeFrom="margin">
+              <wp14:pctWidth>0</wp14:pctWidth>
+            </wp14:sizeRelH>
+            <wp14:sizeRelV relativeFrom="margin">
+              <wp14:pctHeight>0</wp14:pctHeight>
+            </wp14:sizeRelV>
+          </wp:anchor>
+        </w:drawing>
+      </w:r>
+      <w:r>
+        <w:rPr>
+          <w:rFonts w:ascii="Constantia" w:hAnsi="Constantia"/>
+          <w:color w:val="auto"/>
+        </w:rPr>
+        <w:t>Customise the application</w:t>
+      </w:r>
+    </w:p>
+    <w:p>
+      <w:pPr>
+        <w:pStyle w:val="ListParagraph"/>
+        <w:spacing w:before="0" w:after="160" w:line="278" w:lineRule="auto"/>
+        <w:ind w:left="0"/>
+        <w:jc w:val="both"/>
+        <w:rPr>
+          <w:rFonts w:ascii="Constantia" w:hAnsi="Constantia"/>
+          <w:color w:val="auto"/>
+        </w:rPr>
+      </w:pPr>
+      <w:r>
+        <w:rPr>
+          <w:rFonts w:ascii="Constantia" w:hAnsi="Constantia"/>
+          <w:color w:val="auto"/>
+        </w:rPr>
+        <w:drawing>
+          <wp:anchor distT="0" distB="0" distL="114300" distR="114300" simplePos="0" relativeHeight="251680768" behindDoc="0" locked="0" layoutInCell="1" allowOverlap="1" wp14:anchorId="4A23E4E9" wp14:editId="79D8F6A0">
+            <wp:simplePos x="0" y="0"/>
+            <wp:positionH relativeFrom="column">
+              <wp:posOffset>279400</wp:posOffset>
+            </wp:positionH>
+            <wp:positionV relativeFrom="paragraph">
+              <wp:posOffset>2618105</wp:posOffset>
+            </wp:positionV>
+            <wp:extent cx="5384800" cy="1587500"/>
+            <wp:effectExtent l="0" t="0" r="6350" b="0"/>
+            <wp:wrapTopAndBottom/>
+            <wp:docPr id="766185939" name="Picture 1"/>
+            <wp:cNvGraphicFramePr>
+              <a:graphicFrameLocks xmlns:a="http://schemas.openxmlformats.org/drawingml/2006/main" noChangeAspect="1"/>
+            </wp:cNvGraphicFramePr>
+            <a:graphic xmlns:a="http://schemas.openxmlformats.org/drawingml/2006/main">
+              <a:graphicData uri="http://schemas.openxmlformats.org/drawingml/2006/picture">
+                <pic:pic xmlns:pic="http://schemas.openxmlformats.org/drawingml/2006/picture">
+                  <pic:nvPicPr>
+                    <pic:cNvPr id="766185939" name=""/>
+                    <pic:cNvPicPr/>
+                  </pic:nvPicPr>
+                  <pic:blipFill>
+                    <a:blip r:embed="rId16" cstate="print">
+                      <a:extLst>
+                        <a:ext uri="{28A0092B-C50C-407E-A947-70E740481C1C}">
+                          <a14:useLocalDpi xmlns:a14="http://schemas.microsoft.com/office/drawing/2010/main" val="0"/>
+                        </a:ext>
+                      </a:extLst>
+                    </a:blip>
+                    <a:stretch>
+                      <a:fillRect/>
+                    </a:stretch>
+                  </pic:blipFill>
+                  <pic:spPr>
+                    <a:xfrm>
+                      <a:off x="0" y="0"/>
+                      <a:ext cx="5384800" cy="1587500"/>
+                    </a:xfrm>
+                    <a:prstGeom prst="rect">
+                      <a:avLst/>
+                    </a:prstGeom>
+                  </pic:spPr>
+                </pic:pic>
+              </a:graphicData>
+            </a:graphic>
+            <wp14:sizeRelH relativeFrom="margin">
+              <wp14:pctWidth>0</wp14:pctWidth>
+            </wp14:sizeRelH>
+            <wp14:sizeRelV relativeFrom="margin">
+              <wp14:pctHeight>0</wp14:pctHeight>
+            </wp14:sizeRelV>
+          </wp:anchor>
+        </w:drawing>
+      </w:r>
+      <w:r>
+        <w:rPr>
+          <w:rFonts w:ascii="Constantia" w:hAnsi="Constantia"/>
+          <w:noProof/>
+          <w:color w:val="auto"/>
+        </w:rPr>
+        <mc:AlternateContent>
+          <mc:Choice Requires="wps">
+            <w:drawing>
+              <wp:anchor distT="0" distB="0" distL="114300" distR="114300" simplePos="0" relativeHeight="251682816" behindDoc="0" locked="0" layoutInCell="1" allowOverlap="1" wp14:anchorId="3C6ED0C8" wp14:editId="223FEAA8">
+                <wp:simplePos x="0" y="0"/>
+                <wp:positionH relativeFrom="column">
+                  <wp:posOffset>0</wp:posOffset>
+                </wp:positionH>
+                <wp:positionV relativeFrom="paragraph">
+                  <wp:posOffset>4244975</wp:posOffset>
+                </wp:positionV>
+                <wp:extent cx="5943600" cy="228600"/>
+                <wp:effectExtent l="0" t="0" r="0" b="0"/>
+                <wp:wrapTopAndBottom/>
+                <wp:docPr id="762088503" name="Text Box 1"/>
+                <wp:cNvGraphicFramePr/>
+                <a:graphic xmlns:a="http://schemas.openxmlformats.org/drawingml/2006/main">
+                  <a:graphicData uri="http://schemas.microsoft.com/office/word/2010/wordprocessingShape">
+                    <wps:wsp>
+                      <wps:cNvSpPr txBox="1"/>
+                      <wps:spPr>
+                        <a:xfrm>
+                          <a:off x="0" y="0"/>
+                          <a:ext cx="5943600" cy="228600"/>
+                        </a:xfrm>
+                        <a:prstGeom prst="rect">
+                          <a:avLst/>
+                        </a:prstGeom>
+                        <a:solidFill>
+                          <a:prstClr val="white"/>
+                        </a:solidFill>
+                        <a:ln>
+                          <a:noFill/>
+                        </a:ln>
+                      </wps:spPr>
+                      <wps:txbx>
+                        <w:txbxContent>
+                          <w:p>
+                            <w:pPr>
+                              <w:pStyle w:val="Caption"/>
+                              <w:jc w:val="center"/>
+                              <w:rPr>
+                                <w:rFonts w:ascii="Constantia" w:hAnsi="Constantia"/>
+                                <w:color w:val="595959" w:themeColor="text1" w:themeTint="A6"/>
+                                <w:sz w:val="22"/>
+                                <w:szCs w:val="22"/>
+                              </w:rPr>
+                            </w:pPr>
+                            <w:r>
+                              <w:rPr>
+                                <w:rFonts w:ascii="Constantia" w:hAnsi="Constantia"/>
+                              </w:rPr>
+                              <w:t>Figure</w:t>
+                            </w:r>
+                            <w:r>
+                              <w:rPr>
+                                <w:rFonts w:ascii="Constantia" w:hAnsi="Constantia"/>
+                              </w:rPr>
+                              <w:t xml:space="preserve"> 11</w:t>
+                            </w:r>
+                            <w:r>
+                              <w:rPr>
+                                <w:rFonts w:ascii="Constantia" w:hAnsi="Constantia"/>
+                              </w:rPr>
+                              <w:t xml:space="preserve">: </w:t>
+                            </w:r>
+                            <w:r>
+                              <w:rPr>
+                                <w:rFonts w:ascii="Constantia" w:hAnsi="Constantia"/>
+                              </w:rPr>
+                              <w:t>T</w:t>
+                            </w:r>
+                            <w:r>
+                              <w:rPr>
+                                <w:rFonts w:ascii="Constantia" w:hAnsi="Constantia"/>
+                              </w:rPr>
+                              <w:t>asks.cshtml containing the custom task management page.</w:t>
+                            </w:r>
+                          </w:p>
+                        </w:txbxContent>
+                      </wps:txbx>
+                      <wps:bodyPr rot="0" spcFirstLastPara="0" vertOverflow="overflow" horzOverflow="overflow" vert="horz" wrap="square" lIns="0" tIns="0" rIns="0" bIns="0" numCol="1" spcCol="0" rtlCol="0" fromWordArt="0" anchor="t" anchorCtr="0" forceAA="0" compatLnSpc="1">
+                        <a:prstTxWarp prst="textNoShape">
+                          <a:avLst/>
+                        </a:prstTxWarp>
+                        <a:noAutofit/>
+                      </wps:bodyPr>
+                    </wps:wsp>
+                  </a:graphicData>
+                </a:graphic>
+                <wp14:sizeRelV relativeFrom="margin">
+                  <wp14:pctHeight>0</wp14:pctHeight>
+                </wp14:sizeRelV>
+              </wp:anchor>
+            </w:drawing>
+          </mc:Choice>
+          <mc:Fallback>
+            <w:pict>
+              <v:shape w14:anchorId="3C6ED0C8" id="_x0000_s1038" type="#_x0000_t202" style="position:absolute;left:0;text-align:left;margin-left:0;margin-top:334.25pt;width:468pt;height:18pt;z-index:251682816;visibility:visible;mso-wrap-style:square;mso-height-percent:0;mso-wrap-distance-left:9pt;mso-wrap-distance-top:0;mso-wrap-distance-right:9pt;mso-wrap-distance-bottom:0;mso-position-horizontal:absolute;mso-position-horizontal-relative:text;mso-position-vertical:absolute;mso-position-vertical-relative:text;mso-height-percent:0;mso-height-relative:margin;v-text-anchor:top" o:gfxdata="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" stroked="f">
+                <v:textbox inset="0,0,0,0">
+                  <w:txbxContent>
+                    <w:p>
+                      <w:pPr>
+                        <w:pStyle w:val="Caption"/>
+                        <w:jc w:val="center"/>
+                        <w:rPr>
+                          <w:rFonts w:ascii="Constantia" w:hAnsi="Constantia"/>
+                          <w:color w:val="595959" w:themeColor="text1" w:themeTint="A6"/>
+                          <w:sz w:val="22"/>
+                          <w:szCs w:val="22"/>
+                        </w:rPr>
+                      </w:pPr>
+                      <w:r>
+                        <w:rPr>
+                          <w:rFonts w:ascii="Constantia" w:hAnsi="Constantia"/>
+                        </w:rPr>
+                        <w:t>Figure</w:t>
+                      </w:r>
+                      <w:r>
+                        <w:rPr>
+                          <w:rFonts w:ascii="Constantia" w:hAnsi="Constantia"/>
+                        </w:rPr>
+                        <w:t xml:space="preserve"> 11</w:t>
+                      </w:r>
+                      <w:r>
+                        <w:rPr>
+                          <w:rFonts w:ascii="Constantia" w:hAnsi="Constantia"/>
+                        </w:rPr>
+                        <w:t xml:space="preserve">: </w:t>
+                      </w:r>
+                      <w:r>
+                        <w:rPr>
+                          <w:rFonts w:ascii="Constantia" w:hAnsi="Constantia"/>
+                        </w:rPr>
+                        <w:t>T</w:t>
+                      </w:r>
+                      <w:r>
+                        <w:rPr>
+                          <w:rFonts w:ascii="Constantia" w:hAnsi="Constantia"/>
+                        </w:rPr>
+                        <w:t>asks.cshtml containing the custom task management page.</w:t>
+                      </w:r>
+                    </w:p>
+                  </w:txbxContent>
+                </v:textbox>
+                <w10:wrap type="topAndBottom"/>
+              </v:shape>
+            </w:pict>
+          </mc:Fallback>
+        </mc:AlternateContent>
+      </w:r>
+      <w:r>
+        <w:rPr>
+          <w:rFonts w:ascii="Constantia" w:hAnsi="Constantia"/>
+          <w:color w:val="auto"/>
+        </w:rPr>
+        <w:t>I modified the default Index.cshtml page to create a simple Azure Task Manager home page. I added a title, a short description of the application and a button that allows the user to access the Tasks page. This changed the original starter page into a more customised application for the Credit task.</w:t>
+      </w:r>
+      <w:r>
+        <w:rPr>
+          <w:rFonts w:ascii="Constantia" w:hAnsi="Constantia"/>
+          <w:color w:val="auto"/>
+        </w:rPr>
+        <w:br/>
+      </w:r>
+      <w:r>
+        <w:rPr>
+          <w:rFonts w:ascii="Constantia" w:hAnsi="Constantia"/>
+          <w:color w:val="auto"/>
+        </w:rPr>
+        <w:t>I also created a separate Tasks page to display the main tasks of the application. The page contains a simple list related to the deployment tasks, such as learning ASP.NET Core and deploying the application to Azure.</w:t>
+      </w:r>
+    </w:p>
+    <w:p>
+      <w:pPr>
+        <w:jc w:val="both"/>
+        <w:rPr>
+          <w:rFonts w:ascii="Constantia" w:hAnsi="Constantia"/>
+          <w:color w:val="auto"/>
+        </w:rPr>
+      </w:pPr>
+      <w:r>
+        <w:rPr>
+          <w:rFonts w:ascii="Constantia" w:hAnsi="Constantia"/>
+          <w:color w:val="auto"/>
+        </w:rPr>
+        <w:lastRenderedPageBreak/>
+        <w:t>I updated the HomeController to add a new Tasks() action so that the application could navigate from the home page to the custom Tasks page. This controller change was needed to connect the new page to the application.</w:t>
+      </w:r>
+      <w:r>
+        <w:rPr>
+          <w:rFonts w:ascii="Constantia" w:hAnsi="Constantia"/>
+          <w:noProof/>
+          <w:color w:val="auto"/>
+        </w:rPr>
+        <mc:AlternateContent>
+          <mc:Choice Requires="wps">
+            <w:drawing>
+              <wp:anchor distT="0" distB="0" distL="114300" distR="114300" simplePos="0" relativeHeight="251679744" behindDoc="0" locked="0" layoutInCell="1" allowOverlap="1" wp14:anchorId="707E5F3E" wp14:editId="2FCA2ACE">
+                <wp:simplePos x="0" y="0"/>
+                <wp:positionH relativeFrom="column">
+                  <wp:posOffset>323850</wp:posOffset>
+                </wp:positionH>
+                <wp:positionV relativeFrom="paragraph">
+                  <wp:posOffset>3079750</wp:posOffset>
+                </wp:positionV>
+                <wp:extent cx="5295265" cy="209550"/>
+                <wp:effectExtent l="0" t="0" r="635" b="0"/>
+                <wp:wrapTopAndBottom/>
+                <wp:docPr id="1116942657" name="Text Box 1"/>
+                <wp:cNvGraphicFramePr/>
+                <a:graphic xmlns:a="http://schemas.openxmlformats.org/drawingml/2006/main">
+                  <a:graphicData uri="http://schemas.microsoft.com/office/word/2010/wordprocessingShape">
+                    <wps:wsp>
+                      <wps:cNvSpPr txBox="1"/>
+                      <wps:spPr>
+                        <a:xfrm>
+                          <a:off x="0" y="0"/>
+                          <a:ext cx="5295265" cy="209550"/>
+                        </a:xfrm>
+                        <a:prstGeom prst="rect">
+                          <a:avLst/>
+                        </a:prstGeom>
+                        <a:solidFill>
+                          <a:prstClr val="white"/>
+                        </a:solidFill>
+                        <a:ln>
+                          <a:noFill/>
+                        </a:ln>
+                      </wps:spPr>
+                      <wps:txbx>
+                        <w:txbxContent>
+                          <w:p>
+                            <w:pPr>
+                              <w:pStyle w:val="Caption"/>
+                              <w:jc w:val="center"/>
+                              <w:rPr>
+                                <w:rFonts w:ascii="Constantia" w:hAnsi="Constantia"/>
+                                <w:color w:val="595959" w:themeColor="text1" w:themeTint="A6"/>
+                                <w:sz w:val="22"/>
+                                <w:szCs w:val="22"/>
+                              </w:rPr>
+                            </w:pPr>
+                            <w:r>
+                              <w:rPr>
+                                <w:rFonts w:ascii="Constantia" w:hAnsi="Constantia"/>
+                              </w:rPr>
+                              <w:t>Figure</w:t>
+                            </w:r>
+                            <w:r>
+                              <w:rPr>
+                                <w:rFonts w:ascii="Constantia" w:hAnsi="Constantia"/>
+                              </w:rPr>
+                              <w:t xml:space="preserve"> 12</w:t>
+                            </w:r>
+                            <w:r>
+                              <w:rPr>
+                                <w:rFonts w:ascii="Constantia" w:hAnsi="Constantia"/>
+                              </w:rPr>
+                              <w:t xml:space="preserve">: </w:t>
+                            </w:r>
+                            <w:r>
+                              <w:rPr>
+                                <w:rFonts w:ascii="Constantia" w:hAnsi="Constantia"/>
+                              </w:rPr>
+                              <w:t>Modified HomeController.cs with the Tasks and Health endpoints.</w:t>
+                            </w:r>
+                          </w:p>
+                        </w:txbxContent>
+                      </wps:txbx>
+                      <wps:bodyPr rot="0" spcFirstLastPara="0" vertOverflow="overflow" horzOverflow="overflow" vert="horz" wrap="square" lIns="0" tIns="0" rIns="0" bIns="0" numCol="1" spcCol="0" rtlCol="0" fromWordArt="0" anchor="t" anchorCtr="0" forceAA="0" compatLnSpc="1">
+                        <a:prstTxWarp prst="textNoShape">
+                          <a:avLst/>
+                        </a:prstTxWarp>
+                        <a:noAutofit/>
+                      </wps:bodyPr>
+                    </wps:wsp>
+                  </a:graphicData>
+                </a:graphic>
+                <wp14:sizeRelH relativeFrom="margin">
+                  <wp14:pctWidth>0</wp14:pctWidth>
+                </wp14:sizeRelH>
+                <wp14:sizeRelV relativeFrom="margin">
+                  <wp14:pctHeight>0</wp14:pctHeight>
+                </wp14:sizeRelV>
+              </wp:anchor>
+            </w:drawing>
+          </mc:Choice>
+          <mc:Fallback>
+            <w:pict>
+              <v:shape w14:anchorId="707E5F3E" id="_x0000_s1039" type="#_x0000_t202" style="position:absolute;left:0;text-align:left;margin-left:25.5pt;margin-top:242.5pt;width:416.95pt;height:16.5pt;z-index:251679744;visibility:visible;mso-wrap-style:square;mso-width-percent:0;mso-height-percent:0;mso-wrap-distance-left:9pt;mso-wrap-distance-top:0;mso-wrap-distance-right:9pt;mso-wrap-distance-bottom:0;mso-position-horizontal:absolute;mso-position-horizontal-relative:text;mso-position-vertical:absolute;mso-position-vertical-relative:text;mso-width-percent:0;mso-height-percent:0;mso-width-relative:margin;mso-height-relative:margin;v-text-anchor:top" o:gfxdata="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" stroked="f">
+                <v:textbox inset="0,0,0,0">
+                  <w:txbxContent>
+                    <w:p>
+                      <w:pPr>
+                        <w:pStyle w:val="Caption"/>
+                        <w:jc w:val="center"/>
+                        <w:rPr>
+                          <w:rFonts w:ascii="Constantia" w:hAnsi="Constantia"/>
+                          <w:color w:val="595959" w:themeColor="text1" w:themeTint="A6"/>
+                          <w:sz w:val="22"/>
+                          <w:szCs w:val="22"/>
+                        </w:rPr>
+                      </w:pPr>
+                      <w:r>
+                        <w:rPr>
+                          <w:rFonts w:ascii="Constantia" w:hAnsi="Constantia"/>
+                        </w:rPr>
+                        <w:t>Figure</w:t>
+                      </w:r>
+                      <w:r>
+                        <w:rPr>
+                          <w:rFonts w:ascii="Constantia" w:hAnsi="Constantia"/>
+                        </w:rPr>
+                        <w:t xml:space="preserve"> 12</w:t>
+                      </w:r>
+                      <w:r>
+                        <w:rPr>
+                          <w:rFonts w:ascii="Constantia" w:hAnsi="Constantia"/>
+                        </w:rPr>
+                        <w:t xml:space="preserve">: </w:t>
+                      </w:r>
+                      <w:r>
+                        <w:rPr>
+                          <w:rFonts w:ascii="Constantia" w:hAnsi="Constantia"/>
+                        </w:rPr>
+                        <w:t>Modified HomeController.cs with the Tasks and Health endpoints.</w:t>
+                      </w:r>
+                    </w:p>
+                  </w:txbxContent>
+                </v:textbox>
+                <w10:wrap type="topAndBottom"/>
+              </v:shape>
+            </w:pict>
+          </mc:Fallback>
+        </mc:AlternateContent>
+      </w:r>
+      <w:r>
+        <w:rPr>
+          <w:rFonts w:ascii="Constantia" w:hAnsi="Constantia"/>
+          <w:color w:val="auto"/>
+        </w:rPr>
+        <w:drawing>
+          <wp:anchor distT="0" distB="0" distL="114300" distR="114300" simplePos="0" relativeHeight="251677696" behindDoc="0" locked="0" layoutInCell="1" allowOverlap="1" wp14:anchorId="39883AD4" wp14:editId="64C5F7DB">
+            <wp:simplePos x="0" y="0"/>
+            <wp:positionH relativeFrom="column">
+              <wp:posOffset>781050</wp:posOffset>
+            </wp:positionH>
+            <wp:positionV relativeFrom="paragraph">
+              <wp:posOffset>0</wp:posOffset>
+            </wp:positionV>
+            <wp:extent cx="4381500" cy="3041015"/>
+            <wp:effectExtent l="0" t="0" r="0" b="6985"/>
             <wp:wrapTopAndBottom/>
             <wp:docPr id="1588333359" name="Picture 1"/>
             <wp:cNvGraphicFramePr>
@@ -2433,7 +4091,7 @@
                     <pic:cNvPicPr/>
                   </pic:nvPicPr>
                   <pic:blipFill>
-                    <a:blip r:embed="rId14">
+                    <a:blip r:embed="rId17">
                       <a:extLst>
                         <a:ext uri="{28A0092B-C50C-407E-A947-70E740481C1C}">
                           <a14:useLocalDpi xmlns:a14="http://schemas.microsoft.com/office/drawing/2010/main" val="0"/>
@@ -2447,7 +4105,7 @@
                   <pic:spPr>
                     <a:xfrm>
                       <a:off x="0" y="0"/>
-                      <a:ext cx="5943600" cy="4125595"/>
+                      <a:ext cx="4381500" cy="3041015"/>
                     </a:xfrm>
                     <a:prstGeom prst="rect">
                       <a:avLst/>
@@ -2456,22 +4114,61 @@
                 </pic:pic>
               </a:graphicData>
             </a:graphic>
+            <wp14:sizeRelH relativeFrom="margin">
+              <wp14:pctWidth>0</wp14:pctWidth>
+            </wp14:sizeRelH>
+            <wp14:sizeRelV relativeFrom="margin">
+              <wp14:pctHeight>0</wp14:pctHeight>
+            </wp14:sizeRelV>
           </wp:anchor>
         </w:drawing>
       </w:r>
     </w:p>
-    <w:p/>
-    <w:p/>
     <w:p>
-      <w:r>
-        <w:rPr>
+      <w:pPr>
+        <w:pStyle w:val="ListParagraph"/>
+        <w:numPr>
+          <w:ilvl w:val="0"/>
+          <w:numId w:val="3"/>
+        </w:numPr>
+        <w:rPr>
+          <w:rFonts w:ascii="Constantia" w:hAnsi="Constantia"/>
+          <w:color w:val="auto"/>
+        </w:rPr>
+      </w:pPr>
+      <w:r>
+        <w:rPr>
+          <w:rFonts w:ascii="Constantia" w:hAnsi="Constantia"/>
+          <w:color w:val="auto"/>
+        </w:rPr>
+        <w:t>Build and test custom application</w:t>
+      </w:r>
+    </w:p>
+    <w:p>
+      <w:pPr>
+        <w:jc w:val="both"/>
+        <w:rPr>
+          <w:rFonts w:ascii="Constantia" w:hAnsi="Constantia"/>
+          <w:color w:val="auto"/>
+        </w:rPr>
+      </w:pPr>
+      <w:r>
+        <w:rPr>
+          <w:rFonts w:ascii="Constantia" w:hAnsi="Constantia"/>
+          <w:color w:val="auto"/>
+        </w:rPr>
+        <w:t>I ran the application locally after making the custom changes to check that the new home page was working correctly. The page displayed the Azure Task Manager title, description and the View My Tasks button as expected. This confirmed that the changes were working before I deployed the application to Azure.</w:t>
+      </w:r>
+      <w:r>
+        <w:rPr>
+          <w:rFonts w:ascii="Constantia" w:hAnsi="Constantia"/>
           <w:noProof/>
-        </w:rPr>
-        <w:lastRenderedPageBreak/>
+          <w:color w:val="auto"/>
+        </w:rPr>
         <mc:AlternateContent>
           <mc:Choice Requires="wps">
             <w:drawing>
-              <wp:anchor distT="0" distB="0" distL="114300" distR="114300" simplePos="0" relativeHeight="251686912" behindDoc="0" locked="0" layoutInCell="1" allowOverlap="1" wp14:anchorId="2808F93E" wp14:editId="66E47215">
+              <wp:anchor distT="0" distB="0" distL="114300" distR="114300" simplePos="0" relativeHeight="251686912" behindDoc="0" locked="0" layoutInCell="1" allowOverlap="1" wp14:anchorId="2808F93E" wp14:editId="1CDBDEC1">
                 <wp:simplePos x="0" y="0"/>
                 <wp:positionH relativeFrom="column">
                   <wp:posOffset>0</wp:posOffset>
@@ -2508,38 +4205,31 @@
                           <w:p>
                             <w:pPr>
                               <w:pStyle w:val="Caption"/>
-                              <w:rPr>
+                              <w:jc w:val="center"/>
+                              <w:rPr>
+                                <w:rFonts w:ascii="Constantia" w:hAnsi="Constantia"/>
                                 <w:color w:val="595959" w:themeColor="text1" w:themeTint="A6"/>
                                 <w:sz w:val="22"/>
                                 <w:szCs w:val="22"/>
                               </w:rPr>
                             </w:pPr>
                             <w:r>
-                              <w:t xml:space="preserve">Figure </w:t>
-                            </w:r>
-                            <w:r>
-                              <w:fldChar w:fldCharType="begin"/>
-                            </w:r>
-                            <w:r>
-                              <w:instrText xml:space="preserve"> SEQ Figure \* ARABIC </w:instrText>
-                            </w:r>
-                            <w:r>
-                              <w:fldChar w:fldCharType="separate"/>
-                            </w:r>
-                            <w:r>
-                              <w:rPr>
-                                <w:noProof/>
-                              </w:rPr>
-                              <w:t>4</w:t>
-                            </w:r>
-                            <w:r>
-                              <w:fldChar w:fldCharType="end"/>
-                            </w:r>
-                            <w:r>
-                              <w:t xml:space="preserve">: </w:t>
-                            </w:r>
-                            <w:r>
-                              <w:t>Custom Azure Task Manager home page running successfully in the local development environment.</w:t>
+                              <w:rPr>
+                                <w:rFonts w:ascii="Constantia" w:hAnsi="Constantia"/>
+                              </w:rPr>
+                              <w:t>Figure</w:t>
+                            </w:r>
+                            <w:r>
+                              <w:rPr>
+                                <w:rFonts w:ascii="Constantia" w:hAnsi="Constantia"/>
+                              </w:rPr>
+                              <w:t xml:space="preserve"> 13</w:t>
+                            </w:r>
+                            <w:r>
+                              <w:rPr>
+                                <w:rFonts w:ascii="Constantia" w:hAnsi="Constantia"/>
+                              </w:rPr>
+                              <w:t>: Custom Azure Task Manager home page running successfully in the local environment.</w:t>
                             </w:r>
                           </w:p>
                         </w:txbxContent>
@@ -2558,44 +4248,37 @@
           </mc:Choice>
           <mc:Fallback>
             <w:pict>
-              <v:shape w14:anchorId="2808F93E" id="_x0000_s1034" type="#_x0000_t202" style="position:absolute;margin-left:0;margin-top:128.45pt;width:468pt;height:.05pt;z-index:251686912;visibility:visible;mso-wrap-style:square;mso-wrap-distance-left:9pt;mso-wrap-distance-top:0;mso-wrap-distance-right:9pt;mso-wrap-distance-bottom:0;mso-position-horizontal:absolute;mso-position-horizontal-relative:text;mso-position-vertical:absolute;mso-position-vertical-relative:text;v-text-anchor:top" o:gfxdata="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" stroked="f">
+              <v:shape w14:anchorId="2808F93E" id="_x0000_s1040" type="#_x0000_t202" style="position:absolute;left:0;text-align:left;margin-left:0;margin-top:128.45pt;width:468pt;height:.05pt;z-index:251686912;visibility:visible;mso-wrap-style:square;mso-wrap-distance-left:9pt;mso-wrap-distance-top:0;mso-wrap-distance-right:9pt;mso-wrap-distance-bottom:0;mso-position-horizontal:absolute;mso-position-horizontal-relative:text;mso-position-vertical:absolute;mso-position-vertical-relative:text;v-text-anchor:top" o:gfxdata="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" stroked="f">
                 <v:textbox style="mso-fit-shape-to-text:t" inset="0,0,0,0">
                   <w:txbxContent>
                     <w:p>
                       <w:pPr>
                         <w:pStyle w:val="Caption"/>
-                        <w:rPr>
+                        <w:jc w:val="center"/>
+                        <w:rPr>
+                          <w:rFonts w:ascii="Constantia" w:hAnsi="Constantia"/>
                           <w:color w:val="595959" w:themeColor="text1" w:themeTint="A6"/>
                           <w:sz w:val="22"/>
                           <w:szCs w:val="22"/>
                         </w:rPr>
                       </w:pPr>
                       <w:r>
-                        <w:t xml:space="preserve">Figure </w:t>
-                      </w:r>
-                      <w:r>
-                        <w:fldChar w:fldCharType="begin"/>
-                      </w:r>
-                      <w:r>
-                        <w:instrText xml:space="preserve"> SEQ Figure \* ARABIC </w:instrText>
-                      </w:r>
-                      <w:r>
-                        <w:fldChar w:fldCharType="separate"/>
-                      </w:r>
-                      <w:r>
-                        <w:rPr>
-                          <w:noProof/>
-                        </w:rPr>
-                        <w:t>4</w:t>
-                      </w:r>
-                      <w:r>
-                        <w:fldChar w:fldCharType="end"/>
-                      </w:r>
-                      <w:r>
-                        <w:t xml:space="preserve">: </w:t>
-                      </w:r>
-                      <w:r>
-                        <w:t>Custom Azure Task Manager home page running successfully in the local development environment.</w:t>
+                        <w:rPr>
+                          <w:rFonts w:ascii="Constantia" w:hAnsi="Constantia"/>
+                        </w:rPr>
+                        <w:t>Figure</w:t>
+                      </w:r>
+                      <w:r>
+                        <w:rPr>
+                          <w:rFonts w:ascii="Constantia" w:hAnsi="Constantia"/>
+                        </w:rPr>
+                        <w:t xml:space="preserve"> 13</w:t>
+                      </w:r>
+                      <w:r>
+                        <w:rPr>
+                          <w:rFonts w:ascii="Constantia" w:hAnsi="Constantia"/>
+                        </w:rPr>
+                        <w:t>: Custom Azure Task Manager home page running successfully in the local environment.</w:t>
                       </w:r>
                     </w:p>
                   </w:txbxContent>
@@ -2607,6 +4290,10 @@
         </mc:AlternateContent>
       </w:r>
       <w:r>
+        <w:rPr>
+          <w:rFonts w:ascii="Constantia" w:hAnsi="Constantia"/>
+          <w:color w:val="auto"/>
+        </w:rPr>
         <w:drawing>
           <wp:anchor distT="0" distB="0" distL="114300" distR="114300" simplePos="0" relativeHeight="251683840" behindDoc="0" locked="0" layoutInCell="1" allowOverlap="1" wp14:anchorId="33D7F1BC" wp14:editId="3AF2390D">
             <wp:simplePos x="0" y="0"/>
@@ -2631,7 +4318,7 @@
                     <pic:cNvPicPr/>
                   </pic:nvPicPr>
                   <pic:blipFill>
-                    <a:blip r:embed="rId15" cstate="print">
+                    <a:blip r:embed="rId18" cstate="print">
                       <a:extLst>
                         <a:ext uri="{28A0092B-C50C-407E-A947-70E740481C1C}">
                           <a14:useLocalDpi xmlns:a14="http://schemas.microsoft.com/office/drawing/2010/main" val="0"/>
@@ -2659,9 +4346,245 @@
       </w:r>
     </w:p>
     <w:p>
-      <w:r>
-        <w:rPr>
+      <w:pPr>
+        <w:spacing w:before="0" w:after="160" w:line="278" w:lineRule="auto"/>
+        <w:rPr>
+          <w:rFonts w:ascii="Constantia" w:hAnsi="Constantia"/>
+          <w:color w:val="auto"/>
+        </w:rPr>
+      </w:pPr>
+      <w:r>
+        <w:rPr>
+          <w:rFonts w:ascii="Constantia" w:hAnsi="Constantia"/>
+          <w:color w:val="auto"/>
+        </w:rPr>
+        <w:br w:type="page"/>
+      </w:r>
+    </w:p>
+    <w:p>
+      <w:pPr>
+        <w:jc w:val="both"/>
+        <w:rPr>
+          <w:rFonts w:ascii="Constantia" w:hAnsi="Constantia"/>
+          <w:color w:val="auto"/>
+        </w:rPr>
+      </w:pPr>
+      <w:r>
+        <w:rPr>
+          <w:rFonts w:ascii="Constantia" w:hAnsi="Constantia"/>
           <w:noProof/>
+          <w:color w:val="auto"/>
+        </w:rPr>
+        <w:lastRenderedPageBreak/>
+        <mc:AlternateContent>
+          <mc:Choice Requires="wps">
+            <w:drawing>
+              <wp:anchor distT="0" distB="0" distL="114300" distR="114300" simplePos="0" relativeHeight="251692032" behindDoc="0" locked="0" layoutInCell="1" allowOverlap="1" wp14:anchorId="08490E06" wp14:editId="663A6033">
+                <wp:simplePos x="0" y="0"/>
+                <wp:positionH relativeFrom="column">
+                  <wp:posOffset>-1905</wp:posOffset>
+                </wp:positionH>
+                <wp:positionV relativeFrom="paragraph">
+                  <wp:posOffset>5816600</wp:posOffset>
+                </wp:positionV>
+                <wp:extent cx="5943600" cy="635"/>
+                <wp:effectExtent l="0" t="0" r="0" b="0"/>
+                <wp:wrapTopAndBottom/>
+                <wp:docPr id="741576352" name="Text Box 1"/>
+                <wp:cNvGraphicFramePr/>
+                <a:graphic xmlns:a="http://schemas.openxmlformats.org/drawingml/2006/main">
+                  <a:graphicData uri="http://schemas.microsoft.com/office/word/2010/wordprocessingShape">
+                    <wps:wsp>
+                      <wps:cNvSpPr txBox="1"/>
+                      <wps:spPr>
+                        <a:xfrm>
+                          <a:off x="0" y="0"/>
+                          <a:ext cx="5943600" cy="635"/>
+                        </a:xfrm>
+                        <a:prstGeom prst="rect">
+                          <a:avLst/>
+                        </a:prstGeom>
+                        <a:solidFill>
+                          <a:prstClr val="white"/>
+                        </a:solidFill>
+                        <a:ln>
+                          <a:noFill/>
+                        </a:ln>
+                      </wps:spPr>
+                      <wps:txbx>
+                        <w:txbxContent>
+                          <w:p>
+                            <w:pPr>
+                              <w:pStyle w:val="Caption"/>
+                              <w:jc w:val="center"/>
+                              <w:rPr>
+                                <w:rFonts w:ascii="Constantia" w:hAnsi="Constantia"/>
+                                <w:color w:val="595959" w:themeColor="text1" w:themeTint="A6"/>
+                                <w:sz w:val="22"/>
+                                <w:szCs w:val="22"/>
+                              </w:rPr>
+                            </w:pPr>
+                            <w:r>
+                              <w:rPr>
+                                <w:rFonts w:ascii="Constantia" w:hAnsi="Constantia"/>
+                              </w:rPr>
+                              <w:t>Figure</w:t>
+                            </w:r>
+                            <w:r>
+                              <w:rPr>
+                                <w:rFonts w:ascii="Constantia" w:hAnsi="Constantia"/>
+                              </w:rPr>
+                              <w:t xml:space="preserve"> 15</w:t>
+                            </w:r>
+                            <w:r>
+                              <w:rPr>
+                                <w:rFonts w:ascii="Constantia" w:hAnsi="Constantia"/>
+                              </w:rPr>
+                              <w:t xml:space="preserve">: </w:t>
+                            </w:r>
+                            <w:r>
+                              <w:rPr>
+                                <w:rFonts w:ascii="Constantia" w:hAnsi="Constantia"/>
+                              </w:rPr>
+                              <w:t>Successful project build showing 1 project succeeded and 0 failed.</w:t>
+                            </w:r>
+                          </w:p>
+                        </w:txbxContent>
+                      </wps:txbx>
+                      <wps:bodyPr rot="0" spcFirstLastPara="0" vertOverflow="overflow" horzOverflow="overflow" vert="horz" wrap="square" lIns="0" tIns="0" rIns="0" bIns="0" numCol="1" spcCol="0" rtlCol="0" fromWordArt="0" anchor="t" anchorCtr="0" forceAA="0" compatLnSpc="1">
+                        <a:prstTxWarp prst="textNoShape">
+                          <a:avLst/>
+                        </a:prstTxWarp>
+                        <a:spAutoFit/>
+                      </wps:bodyPr>
+                    </wps:wsp>
+                  </a:graphicData>
+                </a:graphic>
+              </wp:anchor>
+            </w:drawing>
+          </mc:Choice>
+          <mc:Fallback>
+            <w:pict>
+              <v:shape w14:anchorId="08490E06" id="_x0000_s1041" type="#_x0000_t202" style="position:absolute;left:0;text-align:left;margin-left:-.15pt;margin-top:458pt;width:468pt;height:.05pt;z-index:251692032;visibility:visible;mso-wrap-style:square;mso-wrap-distance-left:9pt;mso-wrap-distance-top:0;mso-wrap-distance-right:9pt;mso-wrap-distance-bottom:0;mso-position-horizontal:absolute;mso-position-horizontal-relative:text;mso-position-vertical:absolute;mso-position-vertical-relative:text;v-text-anchor:top" o:gfxdata="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" stroked="f">
+                <v:textbox style="mso-fit-shape-to-text:t" inset="0,0,0,0">
+                  <w:txbxContent>
+                    <w:p>
+                      <w:pPr>
+                        <w:pStyle w:val="Caption"/>
+                        <w:jc w:val="center"/>
+                        <w:rPr>
+                          <w:rFonts w:ascii="Constantia" w:hAnsi="Constantia"/>
+                          <w:color w:val="595959" w:themeColor="text1" w:themeTint="A6"/>
+                          <w:sz w:val="22"/>
+                          <w:szCs w:val="22"/>
+                        </w:rPr>
+                      </w:pPr>
+                      <w:r>
+                        <w:rPr>
+                          <w:rFonts w:ascii="Constantia" w:hAnsi="Constantia"/>
+                        </w:rPr>
+                        <w:t>Figure</w:t>
+                      </w:r>
+                      <w:r>
+                        <w:rPr>
+                          <w:rFonts w:ascii="Constantia" w:hAnsi="Constantia"/>
+                        </w:rPr>
+                        <w:t xml:space="preserve"> 15</w:t>
+                      </w:r>
+                      <w:r>
+                        <w:rPr>
+                          <w:rFonts w:ascii="Constantia" w:hAnsi="Constantia"/>
+                        </w:rPr>
+                        <w:t xml:space="preserve">: </w:t>
+                      </w:r>
+                      <w:r>
+                        <w:rPr>
+                          <w:rFonts w:ascii="Constantia" w:hAnsi="Constantia"/>
+                        </w:rPr>
+                        <w:t>Successful project build showing 1 project succeeded and 0 failed.</w:t>
+                      </w:r>
+                    </w:p>
+                  </w:txbxContent>
+                </v:textbox>
+                <w10:wrap type="topAndBottom"/>
+              </v:shape>
+            </w:pict>
+          </mc:Fallback>
+        </mc:AlternateContent>
+      </w:r>
+      <w:r>
+        <w:rPr>
+          <w:rFonts w:ascii="Constantia" w:hAnsi="Constantia"/>
+          <w:color w:val="auto"/>
+        </w:rPr>
+        <w:drawing>
+          <wp:anchor distT="0" distB="0" distL="114300" distR="114300" simplePos="0" relativeHeight="251689984" behindDoc="0" locked="0" layoutInCell="1" allowOverlap="1" wp14:anchorId="425F9296" wp14:editId="74A22722">
+            <wp:simplePos x="0" y="0"/>
+            <wp:positionH relativeFrom="column">
+              <wp:posOffset>596900</wp:posOffset>
+            </wp:positionH>
+            <wp:positionV relativeFrom="paragraph">
+              <wp:posOffset>2952750</wp:posOffset>
+            </wp:positionV>
+            <wp:extent cx="4749800" cy="2800985"/>
+            <wp:effectExtent l="0" t="0" r="0" b="0"/>
+            <wp:wrapTopAndBottom/>
+            <wp:docPr id="1521544805" name="Picture 1"/>
+            <wp:cNvGraphicFramePr>
+              <a:graphicFrameLocks xmlns:a="http://schemas.openxmlformats.org/drawingml/2006/main" noChangeAspect="1"/>
+            </wp:cNvGraphicFramePr>
+            <a:graphic xmlns:a="http://schemas.openxmlformats.org/drawingml/2006/main">
+              <a:graphicData uri="http://schemas.openxmlformats.org/drawingml/2006/picture">
+                <pic:pic xmlns:pic="http://schemas.openxmlformats.org/drawingml/2006/picture">
+                  <pic:nvPicPr>
+                    <pic:cNvPr id="1521544805" name=""/>
+                    <pic:cNvPicPr/>
+                  </pic:nvPicPr>
+                  <pic:blipFill>
+                    <a:blip r:embed="rId19" cstate="print">
+                      <a:extLst>
+                        <a:ext uri="{28A0092B-C50C-407E-A947-70E740481C1C}">
+                          <a14:useLocalDpi xmlns:a14="http://schemas.microsoft.com/office/drawing/2010/main" val="0"/>
+                        </a:ext>
+                      </a:extLst>
+                    </a:blip>
+                    <a:stretch>
+                      <a:fillRect/>
+                    </a:stretch>
+                  </pic:blipFill>
+                  <pic:spPr>
+                    <a:xfrm>
+                      <a:off x="0" y="0"/>
+                      <a:ext cx="4749800" cy="2800985"/>
+                    </a:xfrm>
+                    <a:prstGeom prst="rect">
+                      <a:avLst/>
+                    </a:prstGeom>
+                  </pic:spPr>
+                </pic:pic>
+              </a:graphicData>
+            </a:graphic>
+            <wp14:sizeRelH relativeFrom="margin">
+              <wp14:pctWidth>0</wp14:pctWidth>
+            </wp14:sizeRelH>
+            <wp14:sizeRelV relativeFrom="margin">
+              <wp14:pctHeight>0</wp14:pctHeight>
+            </wp14:sizeRelV>
+          </wp:anchor>
+        </w:drawing>
+      </w:r>
+      <w:r>
+        <w:rPr>
+          <w:rFonts w:ascii="Constantia" w:hAnsi="Constantia"/>
+          <w:color w:val="auto"/>
+        </w:rPr>
+        <w:t>I selected the View My Tasks button from the home page to test the new Tasks route. The application successfully opened the custom My Tasks page and displayed the task list. This confirmed that the new controller action and page were connected correctly before deployment.</w:t>
+      </w:r>
+      <w:r>
+        <w:rPr>
+          <w:rFonts w:ascii="Constantia" w:hAnsi="Constantia"/>
+          <w:noProof/>
+          <w:color w:val="auto"/>
         </w:rPr>
         <mc:AlternateContent>
           <mc:Choice Requires="wps">
@@ -2703,38 +4626,31 @@
                           <w:p>
                             <w:pPr>
                               <w:pStyle w:val="Caption"/>
-                              <w:rPr>
+                              <w:jc w:val="center"/>
+                              <w:rPr>
+                                <w:rFonts w:ascii="Constantia" w:hAnsi="Constantia"/>
                                 <w:color w:val="595959" w:themeColor="text1" w:themeTint="A6"/>
                                 <w:sz w:val="22"/>
                                 <w:szCs w:val="22"/>
                               </w:rPr>
                             </w:pPr>
                             <w:r>
-                              <w:t xml:space="preserve">Figure </w:t>
-                            </w:r>
-                            <w:r>
-                              <w:fldChar w:fldCharType="begin"/>
-                            </w:r>
-                            <w:r>
-                              <w:instrText xml:space="preserve"> SEQ Figure \* ARABIC </w:instrText>
-                            </w:r>
-                            <w:r>
-                              <w:fldChar w:fldCharType="separate"/>
-                            </w:r>
-                            <w:r>
-                              <w:rPr>
-                                <w:noProof/>
-                              </w:rPr>
-                              <w:t>5</w:t>
-                            </w:r>
-                            <w:r>
-                              <w:fldChar w:fldCharType="end"/>
-                            </w:r>
-                            <w:r>
-                              <w:t xml:space="preserve">: </w:t>
-                            </w:r>
-                            <w:r>
-                              <w:t>Custom Tasks page successfully accessed from the home page.</w:t>
+                              <w:rPr>
+                                <w:rFonts w:ascii="Constantia" w:hAnsi="Constantia"/>
+                              </w:rPr>
+                              <w:t>Figure</w:t>
+                            </w:r>
+                            <w:r>
+                              <w:rPr>
+                                <w:rFonts w:ascii="Constantia" w:hAnsi="Constantia"/>
+                              </w:rPr>
+                              <w:t xml:space="preserve"> 14</w:t>
+                            </w:r>
+                            <w:r>
+                              <w:rPr>
+                                <w:rFonts w:ascii="Constantia" w:hAnsi="Constantia"/>
+                              </w:rPr>
+                              <w:t>: Custom Tasks page successfully accessed from the home page.</w:t>
                             </w:r>
                           </w:p>
                         </w:txbxContent>
@@ -2753,44 +4669,37 @@
           </mc:Choice>
           <mc:Fallback>
             <w:pict>
-              <v:shape w14:anchorId="410A11C5" id="_x0000_s1035" type="#_x0000_t202" style="position:absolute;margin-left:0;margin-top:151.7pt;width:468pt;height:.05pt;z-index:251688960;visibility:visible;mso-wrap-style:square;mso-wrap-distance-left:9pt;mso-wrap-distance-top:0;mso-wrap-distance-right:9pt;mso-wrap-distance-bottom:0;mso-position-horizontal:absolute;mso-position-horizontal-relative:text;mso-position-vertical:absolute;mso-position-vertical-relative:text;v-text-anchor:top" o:gfxdata="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" stroked="f">
+              <v:shape w14:anchorId="410A11C5" id="_x0000_s1042" type="#_x0000_t202" style="position:absolute;left:0;text-align:left;margin-left:0;margin-top:151.7pt;width:468pt;height:.05pt;z-index:251688960;visibility:visible;mso-wrap-style:square;mso-wrap-distance-left:9pt;mso-wrap-distance-top:0;mso-wrap-distance-right:9pt;mso-wrap-distance-bottom:0;mso-position-horizontal:absolute;mso-position-horizontal-relative:text;mso-position-vertical:absolute;mso-position-vertical-relative:text;v-text-anchor:top" o:gfxdata="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" stroked="f">
                 <v:textbox style="mso-fit-shape-to-text:t" inset="0,0,0,0">
                   <w:txbxContent>
                     <w:p>
                       <w:pPr>
                         <w:pStyle w:val="Caption"/>
-                        <w:rPr>
+                        <w:jc w:val="center"/>
+                        <w:rPr>
+                          <w:rFonts w:ascii="Constantia" w:hAnsi="Constantia"/>
                           <w:color w:val="595959" w:themeColor="text1" w:themeTint="A6"/>
                           <w:sz w:val="22"/>
                           <w:szCs w:val="22"/>
                         </w:rPr>
                       </w:pPr>
                       <w:r>
-                        <w:t xml:space="preserve">Figure </w:t>
-                      </w:r>
-                      <w:r>
-                        <w:fldChar w:fldCharType="begin"/>
-                      </w:r>
-                      <w:r>
-                        <w:instrText xml:space="preserve"> SEQ Figure \* ARABIC </w:instrText>
-                      </w:r>
-                      <w:r>
-                        <w:fldChar w:fldCharType="separate"/>
-                      </w:r>
-                      <w:r>
-                        <w:rPr>
-                          <w:noProof/>
-                        </w:rPr>
-                        <w:t>5</w:t>
-                      </w:r>
-                      <w:r>
-                        <w:fldChar w:fldCharType="end"/>
-                      </w:r>
-                      <w:r>
-                        <w:t xml:space="preserve">: </w:t>
-                      </w:r>
-                      <w:r>
-                        <w:t>Custom Tasks page successfully accessed from the home page.</w:t>
+                        <w:rPr>
+                          <w:rFonts w:ascii="Constantia" w:hAnsi="Constantia"/>
+                        </w:rPr>
+                        <w:t>Figure</w:t>
+                      </w:r>
+                      <w:r>
+                        <w:rPr>
+                          <w:rFonts w:ascii="Constantia" w:hAnsi="Constantia"/>
+                        </w:rPr>
+                        <w:t xml:space="preserve"> 14</w:t>
+                      </w:r>
+                      <w:r>
+                        <w:rPr>
+                          <w:rFonts w:ascii="Constantia" w:hAnsi="Constantia"/>
+                        </w:rPr>
+                        <w:t>: Custom Tasks page successfully accessed from the home page.</w:t>
                       </w:r>
                     </w:p>
                   </w:txbxContent>
@@ -2802,6 +4711,10 @@
         </mc:AlternateContent>
       </w:r>
       <w:r>
+        <w:rPr>
+          <w:rFonts w:ascii="Constantia" w:hAnsi="Constantia"/>
+          <w:color w:val="auto"/>
+        </w:rPr>
         <w:drawing>
           <wp:anchor distT="0" distB="0" distL="114300" distR="114300" simplePos="0" relativeHeight="251684864" behindDoc="0" locked="0" layoutInCell="1" allowOverlap="1" wp14:anchorId="286568A1" wp14:editId="144BCC88">
             <wp:simplePos x="0" y="0"/>
@@ -2826,7 +4739,7 @@
                     <pic:cNvPicPr/>
                   </pic:nvPicPr>
                   <pic:blipFill>
-                    <a:blip r:embed="rId16" cstate="print">
+                    <a:blip r:embed="rId20" cstate="print">
                       <a:extLst>
                         <a:ext uri="{28A0092B-C50C-407E-A947-70E740481C1C}">
                           <a14:useLocalDpi xmlns:a14="http://schemas.microsoft.com/office/drawing/2010/main" val="0"/>
@@ -2853,34 +4766,3790 @@
         </w:drawing>
       </w:r>
     </w:p>
-    <w:p/>
-    <w:p/>
-    <w:p/>
-    <w:p/>
-    <w:p/>
-    <w:p/>
-    <w:p/>
-    <w:p/>
-    <w:p/>
-    <w:p/>
-    <w:p/>
-    <w:p/>
-    <w:p/>
-    <w:p/>
-    <w:p/>
-    <w:p/>
-    <w:p/>
-    <w:p/>
-    <w:p/>
-    <w:p/>
+    <w:p>
+      <w:pPr>
+        <w:jc w:val="both"/>
+        <w:rPr>
+          <w:rFonts w:ascii="Constantia" w:hAnsi="Constantia"/>
+          <w:color w:val="auto"/>
+        </w:rPr>
+      </w:pPr>
+      <w:r>
+        <w:rPr>
+          <w:rFonts w:ascii="Constantia" w:hAnsi="Constantia"/>
+          <w:color w:val="auto"/>
+        </w:rPr>
+        <w:t>After testing the custom pages, I built the project in Visual Studio to make sure there were no build errors. The output shows that 1 project succeeded and 0 projects failed. This confirmed that the customised application was ready to be published to Azure.</w:t>
+      </w:r>
+    </w:p>
+    <w:p>
+      <w:pPr>
+        <w:rPr>
+          <w:rFonts w:ascii="Constantia" w:hAnsi="Constantia"/>
+          <w:color w:val="auto"/>
+        </w:rPr>
+      </w:pPr>
+    </w:p>
+    <w:p>
+      <w:pPr>
+        <w:rPr>
+          <w:rFonts w:ascii="Constantia" w:hAnsi="Constantia"/>
+          <w:color w:val="auto"/>
+        </w:rPr>
+      </w:pPr>
+    </w:p>
+    <w:p>
+      <w:pPr>
+        <w:rPr>
+          <w:rFonts w:ascii="Constantia" w:hAnsi="Constantia"/>
+          <w:color w:val="auto"/>
+        </w:rPr>
+      </w:pPr>
+    </w:p>
+    <w:p>
+      <w:pPr>
+        <w:rPr>
+          <w:rFonts w:ascii="Constantia" w:hAnsi="Constantia"/>
+          <w:color w:val="auto"/>
+        </w:rPr>
+      </w:pPr>
+    </w:p>
+    <w:p>
+      <w:pPr>
+        <w:spacing w:before="0" w:after="160" w:line="278" w:lineRule="auto"/>
+        <w:rPr>
+          <w:rFonts w:ascii="Constantia" w:hAnsi="Constantia"/>
+          <w:color w:val="auto"/>
+        </w:rPr>
+      </w:pPr>
+      <w:r>
+        <w:rPr>
+          <w:rFonts w:ascii="Constantia" w:hAnsi="Constantia"/>
+          <w:color w:val="auto"/>
+        </w:rPr>
+        <w:br w:type="page"/>
+      </w:r>
+    </w:p>
+    <w:p>
+      <w:pPr>
+        <w:pStyle w:val="ListParagraph"/>
+        <w:numPr>
+          <w:ilvl w:val="0"/>
+          <w:numId w:val="3"/>
+        </w:numPr>
+        <w:rPr>
+          <w:rFonts w:ascii="Constantia" w:hAnsi="Constantia"/>
+          <w:color w:val="auto"/>
+        </w:rPr>
+      </w:pPr>
+      <w:r>
+        <w:rPr>
+          <w:rFonts w:ascii="Constantia" w:hAnsi="Constantia"/>
+          <w:noProof/>
+          <w:color w:val="auto"/>
+        </w:rPr>
+        <w:lastRenderedPageBreak/>
+        <mc:AlternateContent>
+          <mc:Choice Requires="wps">
+            <w:drawing>
+              <wp:anchor distT="0" distB="0" distL="114300" distR="114300" simplePos="0" relativeHeight="251700224" behindDoc="0" locked="0" layoutInCell="1" allowOverlap="1" wp14:anchorId="104FCE7A" wp14:editId="00E9EDA8">
+                <wp:simplePos x="0" y="0"/>
+                <wp:positionH relativeFrom="column">
+                  <wp:posOffset>0</wp:posOffset>
+                </wp:positionH>
+                <wp:positionV relativeFrom="paragraph">
+                  <wp:posOffset>6238240</wp:posOffset>
+                </wp:positionV>
+                <wp:extent cx="5943600" cy="257175"/>
+                <wp:effectExtent l="0" t="0" r="0" b="9525"/>
+                <wp:wrapTopAndBottom/>
+                <wp:docPr id="1558032246" name="Text Box 1"/>
+                <wp:cNvGraphicFramePr/>
+                <a:graphic xmlns:a="http://schemas.openxmlformats.org/drawingml/2006/main">
+                  <a:graphicData uri="http://schemas.microsoft.com/office/word/2010/wordprocessingShape">
+                    <wps:wsp>
+                      <wps:cNvSpPr txBox="1"/>
+                      <wps:spPr>
+                        <a:xfrm>
+                          <a:off x="0" y="0"/>
+                          <a:ext cx="5943600" cy="257175"/>
+                        </a:xfrm>
+                        <a:prstGeom prst="rect">
+                          <a:avLst/>
+                        </a:prstGeom>
+                        <a:solidFill>
+                          <a:prstClr val="white"/>
+                        </a:solidFill>
+                        <a:ln>
+                          <a:noFill/>
+                        </a:ln>
+                      </wps:spPr>
+                      <wps:txbx>
+                        <w:txbxContent>
+                          <w:p>
+                            <w:pPr>
+                              <w:pStyle w:val="Caption"/>
+                              <w:jc w:val="center"/>
+                              <w:rPr>
+                                <w:rFonts w:ascii="Constantia" w:hAnsi="Constantia"/>
+                                <w:color w:val="595959" w:themeColor="text1" w:themeTint="A6"/>
+                                <w:sz w:val="22"/>
+                                <w:szCs w:val="22"/>
+                              </w:rPr>
+                            </w:pPr>
+                            <w:r>
+                              <w:rPr>
+                                <w:rFonts w:ascii="Constantia" w:hAnsi="Constantia"/>
+                              </w:rPr>
+                              <w:t>Figure</w:t>
+                            </w:r>
+                            <w:r>
+                              <w:rPr>
+                                <w:rFonts w:ascii="Constantia" w:hAnsi="Constantia"/>
+                              </w:rPr>
+                              <w:t xml:space="preserve"> 17</w:t>
+                            </w:r>
+                            <w:r>
+                              <w:rPr>
+                                <w:rFonts w:ascii="Constantia" w:hAnsi="Constantia"/>
+                              </w:rPr>
+                              <w:t xml:space="preserve">: </w:t>
+                            </w:r>
+                            <w:r>
+                              <w:rPr>
+                                <w:rFonts w:ascii="Constantia" w:hAnsi="Constantia"/>
+                              </w:rPr>
+                              <w:t>Visual Studio publish configuration for the .NET 8 application targeting Azure App Service in Australia East</w:t>
+                            </w:r>
+                            <w:r>
+                              <w:rPr>
+                                <w:rFonts w:ascii="Constantia" w:hAnsi="Constantia"/>
+                              </w:rPr>
+                              <w:t>.</w:t>
+                            </w:r>
+                          </w:p>
+                        </w:txbxContent>
+                      </wps:txbx>
+                      <wps:bodyPr rot="0" spcFirstLastPara="0" vertOverflow="overflow" horzOverflow="overflow" vert="horz" wrap="square" lIns="0" tIns="0" rIns="0" bIns="0" numCol="1" spcCol="0" rtlCol="0" fromWordArt="0" anchor="t" anchorCtr="0" forceAA="0" compatLnSpc="1">
+                        <a:prstTxWarp prst="textNoShape">
+                          <a:avLst/>
+                        </a:prstTxWarp>
+                        <a:noAutofit/>
+                      </wps:bodyPr>
+                    </wps:wsp>
+                  </a:graphicData>
+                </a:graphic>
+                <wp14:sizeRelV relativeFrom="margin">
+                  <wp14:pctHeight>0</wp14:pctHeight>
+                </wp14:sizeRelV>
+              </wp:anchor>
+            </w:drawing>
+          </mc:Choice>
+          <mc:Fallback>
+            <w:pict>
+              <v:shape w14:anchorId="104FCE7A" id="_x0000_s1043" type="#_x0000_t202" style="position:absolute;left:0;text-align:left;margin-left:0;margin-top:491.2pt;width:468pt;height:20.25pt;z-index:251700224;visibility:visible;mso-wrap-style:square;mso-height-percent:0;mso-wrap-distance-left:9pt;mso-wrap-distance-top:0;mso-wrap-distance-right:9pt;mso-wrap-distance-bottom:0;mso-position-horizontal:absolute;mso-position-horizontal-relative:text;mso-position-vertical:absolute;mso-position-vertical-relative:text;mso-height-percent:0;mso-height-relative:margin;v-text-anchor:top" o:gfxdata="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" stroked="f">
+                <v:textbox inset="0,0,0,0">
+                  <w:txbxContent>
+                    <w:p>
+                      <w:pPr>
+                        <w:pStyle w:val="Caption"/>
+                        <w:jc w:val="center"/>
+                        <w:rPr>
+                          <w:rFonts w:ascii="Constantia" w:hAnsi="Constantia"/>
+                          <w:color w:val="595959" w:themeColor="text1" w:themeTint="A6"/>
+                          <w:sz w:val="22"/>
+                          <w:szCs w:val="22"/>
+                        </w:rPr>
+                      </w:pPr>
+                      <w:r>
+                        <w:rPr>
+                          <w:rFonts w:ascii="Constantia" w:hAnsi="Constantia"/>
+                        </w:rPr>
+                        <w:t>Figure</w:t>
+                      </w:r>
+                      <w:r>
+                        <w:rPr>
+                          <w:rFonts w:ascii="Constantia" w:hAnsi="Constantia"/>
+                        </w:rPr>
+                        <w:t xml:space="preserve"> 17</w:t>
+                      </w:r>
+                      <w:r>
+                        <w:rPr>
+                          <w:rFonts w:ascii="Constantia" w:hAnsi="Constantia"/>
+                        </w:rPr>
+                        <w:t xml:space="preserve">: </w:t>
+                      </w:r>
+                      <w:r>
+                        <w:rPr>
+                          <w:rFonts w:ascii="Constantia" w:hAnsi="Constantia"/>
+                        </w:rPr>
+                        <w:t>Visual Studio publish configuration for the .NET 8 application targeting Azure App Service in Australia East</w:t>
+                      </w:r>
+                      <w:r>
+                        <w:rPr>
+                          <w:rFonts w:ascii="Constantia" w:hAnsi="Constantia"/>
+                        </w:rPr>
+                        <w:t>.</w:t>
+                      </w:r>
+                    </w:p>
+                  </w:txbxContent>
+                </v:textbox>
+                <w10:wrap type="topAndBottom"/>
+              </v:shape>
+            </w:pict>
+          </mc:Fallback>
+        </mc:AlternateContent>
+      </w:r>
+      <w:r>
+        <w:rPr>
+          <w:rFonts w:ascii="Constantia" w:hAnsi="Constantia"/>
+          <w:color w:val="auto"/>
+        </w:rPr>
+        <w:drawing>
+          <wp:anchor distT="0" distB="0" distL="114300" distR="114300" simplePos="0" relativeHeight="251698176" behindDoc="0" locked="0" layoutInCell="1" allowOverlap="1" wp14:anchorId="1B6BA0E7" wp14:editId="25F3A019">
+            <wp:simplePos x="0" y="0"/>
+            <wp:positionH relativeFrom="column">
+              <wp:posOffset>628015</wp:posOffset>
+            </wp:positionH>
+            <wp:positionV relativeFrom="paragraph">
+              <wp:posOffset>2962275</wp:posOffset>
+            </wp:positionV>
+            <wp:extent cx="4695825" cy="3202305"/>
+            <wp:effectExtent l="0" t="0" r="9525" b="0"/>
+            <wp:wrapTopAndBottom/>
+            <wp:docPr id="877553704" name="Picture 1"/>
+            <wp:cNvGraphicFramePr>
+              <a:graphicFrameLocks xmlns:a="http://schemas.openxmlformats.org/drawingml/2006/main" noChangeAspect="1"/>
+            </wp:cNvGraphicFramePr>
+            <a:graphic xmlns:a="http://schemas.openxmlformats.org/drawingml/2006/main">
+              <a:graphicData uri="http://schemas.openxmlformats.org/drawingml/2006/picture">
+                <pic:pic xmlns:pic="http://schemas.openxmlformats.org/drawingml/2006/picture">
+                  <pic:nvPicPr>
+                    <pic:cNvPr id="877553704" name=""/>
+                    <pic:cNvPicPr/>
+                  </pic:nvPicPr>
+                  <pic:blipFill>
+                    <a:blip r:embed="rId21" cstate="print">
+                      <a:extLst>
+                        <a:ext uri="{28A0092B-C50C-407E-A947-70E740481C1C}">
+                          <a14:useLocalDpi xmlns:a14="http://schemas.microsoft.com/office/drawing/2010/main" val="0"/>
+                        </a:ext>
+                      </a:extLst>
+                    </a:blip>
+                    <a:stretch>
+                      <a:fillRect/>
+                    </a:stretch>
+                  </pic:blipFill>
+                  <pic:spPr>
+                    <a:xfrm>
+                      <a:off x="0" y="0"/>
+                      <a:ext cx="4695825" cy="3202305"/>
+                    </a:xfrm>
+                    <a:prstGeom prst="rect">
+                      <a:avLst/>
+                    </a:prstGeom>
+                  </pic:spPr>
+                </pic:pic>
+              </a:graphicData>
+            </a:graphic>
+            <wp14:sizeRelH relativeFrom="margin">
+              <wp14:pctWidth>0</wp14:pctWidth>
+            </wp14:sizeRelH>
+            <wp14:sizeRelV relativeFrom="margin">
+              <wp14:pctHeight>0</wp14:pctHeight>
+            </wp14:sizeRelV>
+          </wp:anchor>
+        </w:drawing>
+      </w:r>
+      <w:r>
+        <w:rPr>
+          <w:rFonts w:ascii="Constantia" w:hAnsi="Constantia"/>
+          <w:noProof/>
+          <w:color w:val="auto"/>
+        </w:rPr>
+        <mc:AlternateContent>
+          <mc:Choice Requires="wps">
+            <w:drawing>
+              <wp:anchor distT="0" distB="0" distL="114300" distR="114300" simplePos="0" relativeHeight="251697152" behindDoc="0" locked="0" layoutInCell="1" allowOverlap="1" wp14:anchorId="7F0B1153" wp14:editId="5ABE5C25">
+                <wp:simplePos x="0" y="0"/>
+                <wp:positionH relativeFrom="column">
+                  <wp:posOffset>0</wp:posOffset>
+                </wp:positionH>
+                <wp:positionV relativeFrom="paragraph">
+                  <wp:posOffset>2686050</wp:posOffset>
+                </wp:positionV>
+                <wp:extent cx="5943600" cy="190500"/>
+                <wp:effectExtent l="0" t="0" r="0" b="0"/>
+                <wp:wrapTopAndBottom/>
+                <wp:docPr id="1884045844" name="Text Box 1"/>
+                <wp:cNvGraphicFramePr/>
+                <a:graphic xmlns:a="http://schemas.openxmlformats.org/drawingml/2006/main">
+                  <a:graphicData uri="http://schemas.microsoft.com/office/word/2010/wordprocessingShape">
+                    <wps:wsp>
+                      <wps:cNvSpPr txBox="1"/>
+                      <wps:spPr>
+                        <a:xfrm>
+                          <a:off x="0" y="0"/>
+                          <a:ext cx="5943600" cy="190500"/>
+                        </a:xfrm>
+                        <a:prstGeom prst="rect">
+                          <a:avLst/>
+                        </a:prstGeom>
+                        <a:solidFill>
+                          <a:prstClr val="white"/>
+                        </a:solidFill>
+                        <a:ln>
+                          <a:noFill/>
+                        </a:ln>
+                      </wps:spPr>
+                      <wps:txbx>
+                        <w:txbxContent>
+                          <w:p>
+                            <w:pPr>
+                              <w:pStyle w:val="Caption"/>
+                              <w:jc w:val="center"/>
+                              <w:rPr>
+                                <w:rFonts w:ascii="Constantia" w:hAnsi="Constantia"/>
+                                <w:color w:val="595959" w:themeColor="text1" w:themeTint="A6"/>
+                                <w:sz w:val="22"/>
+                                <w:szCs w:val="22"/>
+                              </w:rPr>
+                            </w:pPr>
+                            <w:r>
+                              <w:rPr>
+                                <w:rFonts w:ascii="Constantia" w:hAnsi="Constantia"/>
+                              </w:rPr>
+                              <w:t>Figure</w:t>
+                            </w:r>
+                            <w:r>
+                              <w:rPr>
+                                <w:rFonts w:ascii="Constantia" w:hAnsi="Constantia"/>
+                              </w:rPr>
+                              <w:t xml:space="preserve"> 16</w:t>
+                            </w:r>
+                            <w:r>
+                              <w:rPr>
+                                <w:rFonts w:ascii="Constantia" w:hAnsi="Constantia"/>
+                              </w:rPr>
+                              <w:t>: Successful creation of the Azure App Service via Visual Studio.</w:t>
+                            </w:r>
+                          </w:p>
+                        </w:txbxContent>
+                      </wps:txbx>
+                      <wps:bodyPr rot="0" spcFirstLastPara="0" vertOverflow="overflow" horzOverflow="overflow" vert="horz" wrap="square" lIns="0" tIns="0" rIns="0" bIns="0" numCol="1" spcCol="0" rtlCol="0" fromWordArt="0" anchor="t" anchorCtr="0" forceAA="0" compatLnSpc="1">
+                        <a:prstTxWarp prst="textNoShape">
+                          <a:avLst/>
+                        </a:prstTxWarp>
+                        <a:noAutofit/>
+                      </wps:bodyPr>
+                    </wps:wsp>
+                  </a:graphicData>
+                </a:graphic>
+                <wp14:sizeRelV relativeFrom="margin">
+                  <wp14:pctHeight>0</wp14:pctHeight>
+                </wp14:sizeRelV>
+              </wp:anchor>
+            </w:drawing>
+          </mc:Choice>
+          <mc:Fallback>
+            <w:pict>
+              <v:shape w14:anchorId="7F0B1153" id="_x0000_s1044" type="#_x0000_t202" style="position:absolute;left:0;text-align:left;margin-left:0;margin-top:211.5pt;width:468pt;height:15pt;z-index:251697152;visibility:visible;mso-wrap-style:square;mso-height-percent:0;mso-wrap-distance-left:9pt;mso-wrap-distance-top:0;mso-wrap-distance-right:9pt;mso-wrap-distance-bottom:0;mso-position-horizontal:absolute;mso-position-horizontal-relative:text;mso-position-vertical:absolute;mso-position-vertical-relative:text;mso-height-percent:0;mso-height-relative:margin;v-text-anchor:top" o:gfxdata="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" stroked="f">
+                <v:textbox inset="0,0,0,0">
+                  <w:txbxContent>
+                    <w:p>
+                      <w:pPr>
+                        <w:pStyle w:val="Caption"/>
+                        <w:jc w:val="center"/>
+                        <w:rPr>
+                          <w:rFonts w:ascii="Constantia" w:hAnsi="Constantia"/>
+                          <w:color w:val="595959" w:themeColor="text1" w:themeTint="A6"/>
+                          <w:sz w:val="22"/>
+                          <w:szCs w:val="22"/>
+                        </w:rPr>
+                      </w:pPr>
+                      <w:r>
+                        <w:rPr>
+                          <w:rFonts w:ascii="Constantia" w:hAnsi="Constantia"/>
+                        </w:rPr>
+                        <w:t>Figure</w:t>
+                      </w:r>
+                      <w:r>
+                        <w:rPr>
+                          <w:rFonts w:ascii="Constantia" w:hAnsi="Constantia"/>
+                        </w:rPr>
+                        <w:t xml:space="preserve"> 16</w:t>
+                      </w:r>
+                      <w:r>
+                        <w:rPr>
+                          <w:rFonts w:ascii="Constantia" w:hAnsi="Constantia"/>
+                        </w:rPr>
+                        <w:t>: Successful creation of the Azure App Service via Visual Studio.</w:t>
+                      </w:r>
+                    </w:p>
+                  </w:txbxContent>
+                </v:textbox>
+                <w10:wrap type="topAndBottom"/>
+              </v:shape>
+            </w:pict>
+          </mc:Fallback>
+        </mc:AlternateContent>
+      </w:r>
+      <w:r>
+        <w:rPr>
+          <w:rFonts w:ascii="Constantia" w:hAnsi="Constantia"/>
+          <w:color w:val="auto"/>
+        </w:rPr>
+        <w:drawing>
+          <wp:anchor distT="0" distB="0" distL="114300" distR="114300" simplePos="0" relativeHeight="251695104" behindDoc="0" locked="0" layoutInCell="1" allowOverlap="1" wp14:anchorId="41D8FFBE" wp14:editId="53E1D540">
+            <wp:simplePos x="0" y="0"/>
+            <wp:positionH relativeFrom="column">
+              <wp:posOffset>-3810</wp:posOffset>
+            </wp:positionH>
+            <wp:positionV relativeFrom="paragraph">
+              <wp:posOffset>307975</wp:posOffset>
+            </wp:positionV>
+            <wp:extent cx="5943600" cy="2329180"/>
+            <wp:effectExtent l="0" t="0" r="0" b="0"/>
+            <wp:wrapTopAndBottom/>
+            <wp:docPr id="942595999" name="Picture 1"/>
+            <wp:cNvGraphicFramePr>
+              <a:graphicFrameLocks xmlns:a="http://schemas.openxmlformats.org/drawingml/2006/main" noChangeAspect="1"/>
+            </wp:cNvGraphicFramePr>
+            <a:graphic xmlns:a="http://schemas.openxmlformats.org/drawingml/2006/main">
+              <a:graphicData uri="http://schemas.openxmlformats.org/drawingml/2006/picture">
+                <pic:pic xmlns:pic="http://schemas.openxmlformats.org/drawingml/2006/picture">
+                  <pic:nvPicPr>
+                    <pic:cNvPr id="942595999" name=""/>
+                    <pic:cNvPicPr/>
+                  </pic:nvPicPr>
+                  <pic:blipFill>
+                    <a:blip r:embed="rId22">
+                      <a:extLst>
+                        <a:ext uri="{28A0092B-C50C-407E-A947-70E740481C1C}">
+                          <a14:useLocalDpi xmlns:a14="http://schemas.microsoft.com/office/drawing/2010/main" val="0"/>
+                        </a:ext>
+                      </a:extLst>
+                    </a:blip>
+                    <a:stretch>
+                      <a:fillRect/>
+                    </a:stretch>
+                  </pic:blipFill>
+                  <pic:spPr>
+                    <a:xfrm>
+                      <a:off x="0" y="0"/>
+                      <a:ext cx="5943600" cy="2329180"/>
+                    </a:xfrm>
+                    <a:prstGeom prst="rect">
+                      <a:avLst/>
+                    </a:prstGeom>
+                  </pic:spPr>
+                </pic:pic>
+              </a:graphicData>
+            </a:graphic>
+          </wp:anchor>
+        </w:drawing>
+      </w:r>
+      <w:r>
+        <w:rPr>
+          <w:rFonts w:ascii="Constantia" w:hAnsi="Constantia"/>
+          <w:color w:val="auto"/>
+        </w:rPr>
+        <w:t>Publish custom application</w:t>
+      </w:r>
+    </w:p>
+    <w:p>
+      <w:pPr>
+        <w:spacing w:before="0" w:after="160" w:line="278" w:lineRule="auto"/>
+        <w:jc w:val="both"/>
+        <w:rPr>
+          <w:rFonts w:ascii="Constantia" w:hAnsi="Constantia"/>
+          <w:color w:val="auto"/>
+        </w:rPr>
+      </w:pPr>
+      <w:r>
+        <w:rPr>
+          <w:rFonts w:ascii="Constantia" w:hAnsi="Constantia"/>
+          <w:color w:val="auto"/>
+        </w:rPr>
+        <w:t xml:space="preserve">Here, </w:t>
+      </w:r>
+      <w:r>
+        <w:rPr>
+          <w:rFonts w:ascii="Constantia" w:hAnsi="Constantia"/>
+          <w:color w:val="auto"/>
+        </w:rPr>
+        <w:t>I reused the Azure App Service created earlier and configured the Visual Studio publish profile for my customised .NET 8 application. The publish settings show the selected subscription, resource group, App Service and target framework. This prepared the custom application to be deployed to the existing Azure environment.</w:t>
+      </w:r>
+      <w:r>
+        <w:rPr>
+          <w:rFonts w:ascii="Constantia" w:hAnsi="Constantia"/>
+          <w:color w:val="auto"/>
+        </w:rPr>
+        <w:br w:type="page"/>
+      </w:r>
+    </w:p>
+    <w:p>
+      <w:pPr>
+        <w:jc w:val="both"/>
+        <w:rPr>
+          <w:rFonts w:ascii="Constantia" w:hAnsi="Constantia"/>
+          <w:color w:val="auto"/>
+        </w:rPr>
+      </w:pPr>
+      <w:r>
+        <w:rPr>
+          <w:rFonts w:ascii="Constantia" w:hAnsi="Constantia"/>
+          <w:noProof/>
+          <w:color w:val="auto"/>
+        </w:rPr>
+        <w:lastRenderedPageBreak/>
+        <mc:AlternateContent>
+          <mc:Choice Requires="wps">
+            <w:drawing>
+              <wp:anchor distT="0" distB="0" distL="114300" distR="114300" simplePos="0" relativeHeight="251707392" behindDoc="0" locked="0" layoutInCell="1" allowOverlap="1" wp14:anchorId="5492EFAC" wp14:editId="4D3FA00A">
+                <wp:simplePos x="0" y="0"/>
+                <wp:positionH relativeFrom="column">
+                  <wp:posOffset>0</wp:posOffset>
+                </wp:positionH>
+                <wp:positionV relativeFrom="paragraph">
+                  <wp:posOffset>7028815</wp:posOffset>
+                </wp:positionV>
+                <wp:extent cx="5943600" cy="635"/>
+                <wp:effectExtent l="0" t="0" r="0" b="0"/>
+                <wp:wrapTopAndBottom/>
+                <wp:docPr id="1531352058" name="Text Box 1"/>
+                <wp:cNvGraphicFramePr/>
+                <a:graphic xmlns:a="http://schemas.openxmlformats.org/drawingml/2006/main">
+                  <a:graphicData uri="http://schemas.microsoft.com/office/word/2010/wordprocessingShape">
+                    <wps:wsp>
+                      <wps:cNvSpPr txBox="1"/>
+                      <wps:spPr>
+                        <a:xfrm>
+                          <a:off x="0" y="0"/>
+                          <a:ext cx="5943600" cy="635"/>
+                        </a:xfrm>
+                        <a:prstGeom prst="rect">
+                          <a:avLst/>
+                        </a:prstGeom>
+                        <a:solidFill>
+                          <a:prstClr val="white"/>
+                        </a:solidFill>
+                        <a:ln>
+                          <a:noFill/>
+                        </a:ln>
+                      </wps:spPr>
+                      <wps:txbx>
+                        <w:txbxContent>
+                          <w:p>
+                            <w:pPr>
+                              <w:pStyle w:val="Caption"/>
+                              <w:jc w:val="center"/>
+                              <w:rPr>
+                                <w:rFonts w:ascii="Constantia" w:hAnsi="Constantia"/>
+                                <w:color w:val="595959" w:themeColor="text1" w:themeTint="A6"/>
+                                <w:sz w:val="22"/>
+                                <w:szCs w:val="22"/>
+                              </w:rPr>
+                            </w:pPr>
+                            <w:r>
+                              <w:rPr>
+                                <w:rFonts w:ascii="Constantia" w:hAnsi="Constantia"/>
+                              </w:rPr>
+                              <w:t>Figure</w:t>
+                            </w:r>
+                            <w:r>
+                              <w:rPr>
+                                <w:rFonts w:ascii="Constantia" w:hAnsi="Constantia"/>
+                              </w:rPr>
+                              <w:t xml:space="preserve"> 19</w:t>
+                            </w:r>
+                            <w:r>
+                              <w:rPr>
+                                <w:rFonts w:ascii="Constantia" w:hAnsi="Constantia"/>
+                              </w:rPr>
+                              <w:t xml:space="preserve">: Successfully publication of </w:t>
+                            </w:r>
+                            <w:r>
+                              <w:rPr>
+                                <w:rFonts w:ascii="Constantia" w:hAnsi="Constantia"/>
+                              </w:rPr>
+                              <w:t>the .NET 8</w:t>
+                            </w:r>
+                            <w:r>
+                              <w:rPr>
+                                <w:rFonts w:ascii="Constantia" w:hAnsi="Constantia"/>
+                              </w:rPr>
+                              <w:t xml:space="preserve"> </w:t>
+                            </w:r>
+                            <w:r>
+                              <w:rPr>
+                                <w:rFonts w:ascii="Constantia" w:hAnsi="Constantia"/>
+                              </w:rPr>
+                              <w:t>ASP.NET Core application</w:t>
+                            </w:r>
+                            <w:r>
+                              <w:rPr>
+                                <w:rFonts w:ascii="Constantia" w:hAnsi="Constantia"/>
+                              </w:rPr>
+                              <w:t xml:space="preserve"> </w:t>
+                            </w:r>
+                            <w:r>
+                              <w:rPr>
+                                <w:rFonts w:ascii="Constantia" w:hAnsi="Constantia"/>
+                              </w:rPr>
+                              <w:t>to Azure Cloud services.</w:t>
+                            </w:r>
+                          </w:p>
+                        </w:txbxContent>
+                      </wps:txbx>
+                      <wps:bodyPr rot="0" spcFirstLastPara="0" vertOverflow="overflow" horzOverflow="overflow" vert="horz" wrap="square" lIns="0" tIns="0" rIns="0" bIns="0" numCol="1" spcCol="0" rtlCol="0" fromWordArt="0" anchor="t" anchorCtr="0" forceAA="0" compatLnSpc="1">
+                        <a:prstTxWarp prst="textNoShape">
+                          <a:avLst/>
+                        </a:prstTxWarp>
+                        <a:spAutoFit/>
+                      </wps:bodyPr>
+                    </wps:wsp>
+                  </a:graphicData>
+                </a:graphic>
+              </wp:anchor>
+            </w:drawing>
+          </mc:Choice>
+          <mc:Fallback>
+            <w:pict>
+              <v:shape w14:anchorId="5492EFAC" id="_x0000_s1045" type="#_x0000_t202" style="position:absolute;left:0;text-align:left;margin-left:0;margin-top:553.45pt;width:468pt;height:.05pt;z-index:251707392;visibility:visible;mso-wrap-style:square;mso-wrap-distance-left:9pt;mso-wrap-distance-top:0;mso-wrap-distance-right:9pt;mso-wrap-distance-bottom:0;mso-position-horizontal:absolute;mso-position-horizontal-relative:text;mso-position-vertical:absolute;mso-position-vertical-relative:text;v-text-anchor:top" o:gfxdata="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" stroked="f">
+                <v:textbox style="mso-fit-shape-to-text:t" inset="0,0,0,0">
+                  <w:txbxContent>
+                    <w:p>
+                      <w:pPr>
+                        <w:pStyle w:val="Caption"/>
+                        <w:jc w:val="center"/>
+                        <w:rPr>
+                          <w:rFonts w:ascii="Constantia" w:hAnsi="Constantia"/>
+                          <w:color w:val="595959" w:themeColor="text1" w:themeTint="A6"/>
+                          <w:sz w:val="22"/>
+                          <w:szCs w:val="22"/>
+                        </w:rPr>
+                      </w:pPr>
+                      <w:r>
+                        <w:rPr>
+                          <w:rFonts w:ascii="Constantia" w:hAnsi="Constantia"/>
+                        </w:rPr>
+                        <w:t>Figure</w:t>
+                      </w:r>
+                      <w:r>
+                        <w:rPr>
+                          <w:rFonts w:ascii="Constantia" w:hAnsi="Constantia"/>
+                        </w:rPr>
+                        <w:t xml:space="preserve"> 19</w:t>
+                      </w:r>
+                      <w:r>
+                        <w:rPr>
+                          <w:rFonts w:ascii="Constantia" w:hAnsi="Constantia"/>
+                        </w:rPr>
+                        <w:t xml:space="preserve">: Successfully publication of </w:t>
+                      </w:r>
+                      <w:r>
+                        <w:rPr>
+                          <w:rFonts w:ascii="Constantia" w:hAnsi="Constantia"/>
+                        </w:rPr>
+                        <w:t>the .NET 8</w:t>
+                      </w:r>
+                      <w:r>
+                        <w:rPr>
+                          <w:rFonts w:ascii="Constantia" w:hAnsi="Constantia"/>
+                        </w:rPr>
+                        <w:t xml:space="preserve"> </w:t>
+                      </w:r>
+                      <w:r>
+                        <w:rPr>
+                          <w:rFonts w:ascii="Constantia" w:hAnsi="Constantia"/>
+                        </w:rPr>
+                        <w:t>ASP.NET Core application</w:t>
+                      </w:r>
+                      <w:r>
+                        <w:rPr>
+                          <w:rFonts w:ascii="Constantia" w:hAnsi="Constantia"/>
+                        </w:rPr>
+                        <w:t xml:space="preserve"> </w:t>
+                      </w:r>
+                      <w:r>
+                        <w:rPr>
+                          <w:rFonts w:ascii="Constantia" w:hAnsi="Constantia"/>
+                        </w:rPr>
+                        <w:t>to Azure Cloud services.</w:t>
+                      </w:r>
+                    </w:p>
+                  </w:txbxContent>
+                </v:textbox>
+                <w10:wrap type="topAndBottom"/>
+              </v:shape>
+            </w:pict>
+          </mc:Fallback>
+        </mc:AlternateContent>
+      </w:r>
+      <w:r>
+        <w:rPr>
+          <w:rFonts w:ascii="Constantia" w:hAnsi="Constantia"/>
+          <w:color w:val="auto"/>
+        </w:rPr>
+        <w:drawing>
+          <wp:anchor distT="0" distB="0" distL="114300" distR="114300" simplePos="0" relativeHeight="251754496" behindDoc="0" locked="0" layoutInCell="1" allowOverlap="1" wp14:anchorId="7C015A4C" wp14:editId="26B26C5B">
+            <wp:simplePos x="0" y="0"/>
+            <wp:positionH relativeFrom="column">
+              <wp:posOffset>765175</wp:posOffset>
+            </wp:positionH>
+            <wp:positionV relativeFrom="paragraph">
+              <wp:posOffset>3895725</wp:posOffset>
+            </wp:positionV>
+            <wp:extent cx="4411345" cy="3057525"/>
+            <wp:effectExtent l="0" t="0" r="8255" b="9525"/>
+            <wp:wrapTopAndBottom/>
+            <wp:docPr id="1241446440" name="Picture 1"/>
+            <wp:cNvGraphicFramePr>
+              <a:graphicFrameLocks xmlns:a="http://schemas.openxmlformats.org/drawingml/2006/main" noChangeAspect="1"/>
+            </wp:cNvGraphicFramePr>
+            <a:graphic xmlns:a="http://schemas.openxmlformats.org/drawingml/2006/main">
+              <a:graphicData uri="http://schemas.openxmlformats.org/drawingml/2006/picture">
+                <pic:pic xmlns:pic="http://schemas.openxmlformats.org/drawingml/2006/picture">
+                  <pic:nvPicPr>
+                    <pic:cNvPr id="1241446440" name=""/>
+                    <pic:cNvPicPr/>
+                  </pic:nvPicPr>
+                  <pic:blipFill>
+                    <a:blip r:embed="rId23" cstate="print">
+                      <a:extLst>
+                        <a:ext uri="{28A0092B-C50C-407E-A947-70E740481C1C}">
+                          <a14:useLocalDpi xmlns:a14="http://schemas.microsoft.com/office/drawing/2010/main" val="0"/>
+                        </a:ext>
+                      </a:extLst>
+                    </a:blip>
+                    <a:stretch>
+                      <a:fillRect/>
+                    </a:stretch>
+                  </pic:blipFill>
+                  <pic:spPr>
+                    <a:xfrm>
+                      <a:off x="0" y="0"/>
+                      <a:ext cx="4411345" cy="3057525"/>
+                    </a:xfrm>
+                    <a:prstGeom prst="rect">
+                      <a:avLst/>
+                    </a:prstGeom>
+                  </pic:spPr>
+                </pic:pic>
+              </a:graphicData>
+            </a:graphic>
+            <wp14:sizeRelH relativeFrom="margin">
+              <wp14:pctWidth>0</wp14:pctWidth>
+            </wp14:sizeRelH>
+            <wp14:sizeRelV relativeFrom="margin">
+              <wp14:pctHeight>0</wp14:pctHeight>
+            </wp14:sizeRelV>
+          </wp:anchor>
+        </w:drawing>
+      </w:r>
+      <w:r>
+        <w:rPr>
+          <w:rFonts w:ascii="Constantia" w:hAnsi="Constantia"/>
+          <w:noProof/>
+          <w:color w:val="auto"/>
+        </w:rPr>
+        <mc:AlternateContent>
+          <mc:Choice Requires="wps">
+            <w:drawing>
+              <wp:anchor distT="0" distB="0" distL="114300" distR="114300" simplePos="0" relativeHeight="251705344" behindDoc="0" locked="0" layoutInCell="1" allowOverlap="1" wp14:anchorId="29AE5E95" wp14:editId="48935529">
+                <wp:simplePos x="0" y="0"/>
+                <wp:positionH relativeFrom="column">
+                  <wp:posOffset>0</wp:posOffset>
+                </wp:positionH>
+                <wp:positionV relativeFrom="paragraph">
+                  <wp:posOffset>2710180</wp:posOffset>
+                </wp:positionV>
+                <wp:extent cx="5943600" cy="635"/>
+                <wp:effectExtent l="0" t="0" r="0" b="0"/>
+                <wp:wrapTopAndBottom/>
+                <wp:docPr id="473547923" name="Text Box 1"/>
+                <wp:cNvGraphicFramePr/>
+                <a:graphic xmlns:a="http://schemas.openxmlformats.org/drawingml/2006/main">
+                  <a:graphicData uri="http://schemas.microsoft.com/office/word/2010/wordprocessingShape">
+                    <wps:wsp>
+                      <wps:cNvSpPr txBox="1"/>
+                      <wps:spPr>
+                        <a:xfrm>
+                          <a:off x="0" y="0"/>
+                          <a:ext cx="5943600" cy="635"/>
+                        </a:xfrm>
+                        <a:prstGeom prst="rect">
+                          <a:avLst/>
+                        </a:prstGeom>
+                        <a:solidFill>
+                          <a:prstClr val="white"/>
+                        </a:solidFill>
+                        <a:ln>
+                          <a:noFill/>
+                        </a:ln>
+                      </wps:spPr>
+                      <wps:txbx>
+                        <w:txbxContent>
+                          <w:p>
+                            <w:pPr>
+                              <w:pStyle w:val="Caption"/>
+                              <w:jc w:val="center"/>
+                              <w:rPr>
+                                <w:rFonts w:ascii="Constantia" w:hAnsi="Constantia"/>
+                                <w:color w:val="595959" w:themeColor="text1" w:themeTint="A6"/>
+                                <w:sz w:val="22"/>
+                                <w:szCs w:val="22"/>
+                              </w:rPr>
+                            </w:pPr>
+                            <w:r>
+                              <w:rPr>
+                                <w:rFonts w:ascii="Constantia" w:hAnsi="Constantia"/>
+                              </w:rPr>
+                              <w:t>Figure</w:t>
+                            </w:r>
+                            <w:r>
+                              <w:rPr>
+                                <w:rFonts w:ascii="Constantia" w:hAnsi="Constantia"/>
+                              </w:rPr>
+                              <w:t xml:space="preserve"> 18</w:t>
+                            </w:r>
+                            <w:r>
+                              <w:rPr>
+                                <w:rFonts w:ascii="Constantia" w:hAnsi="Constantia"/>
+                              </w:rPr>
+                              <w:t xml:space="preserve">: Successfully </w:t>
+                            </w:r>
+                            <w:r>
+                              <w:rPr>
+                                <w:rFonts w:ascii="Constantia" w:hAnsi="Constantia"/>
+                              </w:rPr>
+                              <w:t>running</w:t>
+                            </w:r>
+                            <w:r>
+                              <w:rPr>
+                                <w:rFonts w:ascii="Constantia" w:hAnsi="Constantia"/>
+                              </w:rPr>
+                              <w:t xml:space="preserve"> </w:t>
+                            </w:r>
+                            <w:r>
+                              <w:rPr>
+                                <w:rFonts w:ascii="Constantia" w:hAnsi="Constantia"/>
+                              </w:rPr>
+                              <w:t>the custom</w:t>
+                            </w:r>
+                            <w:r>
+                              <w:rPr>
+                                <w:rFonts w:ascii="Constantia" w:hAnsi="Constantia"/>
+                              </w:rPr>
+                              <w:t xml:space="preserve"> web application running </w:t>
+                            </w:r>
+                            <w:r>
+                              <w:rPr>
+                                <w:rFonts w:ascii="Constantia" w:hAnsi="Constantia"/>
+                              </w:rPr>
+                              <w:t>throug</w:t>
+                            </w:r>
+                            <w:r>
+                              <w:rPr>
+                                <w:rFonts w:ascii="Constantia" w:hAnsi="Constantia"/>
+                              </w:rPr>
+                              <w:t>h</w:t>
+                            </w:r>
+                            <w:r>
+                              <w:rPr>
+                                <w:rFonts w:ascii="Constantia" w:hAnsi="Constantia"/>
+                              </w:rPr>
+                              <w:t xml:space="preserve"> </w:t>
+                            </w:r>
+                            <w:r>
+                              <w:rPr>
+                                <w:rFonts w:ascii="Constantia" w:hAnsi="Constantia"/>
+                              </w:rPr>
+                              <w:t>URL.</w:t>
+                            </w:r>
+                          </w:p>
+                        </w:txbxContent>
+                      </wps:txbx>
+                      <wps:bodyPr rot="0" spcFirstLastPara="0" vertOverflow="overflow" horzOverflow="overflow" vert="horz" wrap="square" lIns="0" tIns="0" rIns="0" bIns="0" numCol="1" spcCol="0" rtlCol="0" fromWordArt="0" anchor="t" anchorCtr="0" forceAA="0" compatLnSpc="1">
+                        <a:prstTxWarp prst="textNoShape">
+                          <a:avLst/>
+                        </a:prstTxWarp>
+                        <a:spAutoFit/>
+                      </wps:bodyPr>
+                    </wps:wsp>
+                  </a:graphicData>
+                </a:graphic>
+              </wp:anchor>
+            </w:drawing>
+          </mc:Choice>
+          <mc:Fallback>
+            <w:pict>
+              <v:shape w14:anchorId="29AE5E95" id="_x0000_s1046" type="#_x0000_t202" style="position:absolute;left:0;text-align:left;margin-left:0;margin-top:213.4pt;width:468pt;height:.05pt;z-index:251705344;visibility:visible;mso-wrap-style:square;mso-wrap-distance-left:9pt;mso-wrap-distance-top:0;mso-wrap-distance-right:9pt;mso-wrap-distance-bottom:0;mso-position-horizontal:absolute;mso-position-horizontal-relative:text;mso-position-vertical:absolute;mso-position-vertical-relative:text;v-text-anchor:top" o:gfxdata="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" stroked="f">
+                <v:textbox style="mso-fit-shape-to-text:t" inset="0,0,0,0">
+                  <w:txbxContent>
+                    <w:p>
+                      <w:pPr>
+                        <w:pStyle w:val="Caption"/>
+                        <w:jc w:val="center"/>
+                        <w:rPr>
+                          <w:rFonts w:ascii="Constantia" w:hAnsi="Constantia"/>
+                          <w:color w:val="595959" w:themeColor="text1" w:themeTint="A6"/>
+                          <w:sz w:val="22"/>
+                          <w:szCs w:val="22"/>
+                        </w:rPr>
+                      </w:pPr>
+                      <w:r>
+                        <w:rPr>
+                          <w:rFonts w:ascii="Constantia" w:hAnsi="Constantia"/>
+                        </w:rPr>
+                        <w:t>Figure</w:t>
+                      </w:r>
+                      <w:r>
+                        <w:rPr>
+                          <w:rFonts w:ascii="Constantia" w:hAnsi="Constantia"/>
+                        </w:rPr>
+                        <w:t xml:space="preserve"> 18</w:t>
+                      </w:r>
+                      <w:r>
+                        <w:rPr>
+                          <w:rFonts w:ascii="Constantia" w:hAnsi="Constantia"/>
+                        </w:rPr>
+                        <w:t xml:space="preserve">: Successfully </w:t>
+                      </w:r>
+                      <w:r>
+                        <w:rPr>
+                          <w:rFonts w:ascii="Constantia" w:hAnsi="Constantia"/>
+                        </w:rPr>
+                        <w:t>running</w:t>
+                      </w:r>
+                      <w:r>
+                        <w:rPr>
+                          <w:rFonts w:ascii="Constantia" w:hAnsi="Constantia"/>
+                        </w:rPr>
+                        <w:t xml:space="preserve"> </w:t>
+                      </w:r>
+                      <w:r>
+                        <w:rPr>
+                          <w:rFonts w:ascii="Constantia" w:hAnsi="Constantia"/>
+                        </w:rPr>
+                        <w:t>the custom</w:t>
+                      </w:r>
+                      <w:r>
+                        <w:rPr>
+                          <w:rFonts w:ascii="Constantia" w:hAnsi="Constantia"/>
+                        </w:rPr>
+                        <w:t xml:space="preserve"> web application running </w:t>
+                      </w:r>
+                      <w:r>
+                        <w:rPr>
+                          <w:rFonts w:ascii="Constantia" w:hAnsi="Constantia"/>
+                        </w:rPr>
+                        <w:t>throug</w:t>
+                      </w:r>
+                      <w:r>
+                        <w:rPr>
+                          <w:rFonts w:ascii="Constantia" w:hAnsi="Constantia"/>
+                        </w:rPr>
+                        <w:t>h</w:t>
+                      </w:r>
+                      <w:r>
+                        <w:rPr>
+                          <w:rFonts w:ascii="Constantia" w:hAnsi="Constantia"/>
+                        </w:rPr>
+                        <w:t xml:space="preserve"> </w:t>
+                      </w:r>
+                      <w:r>
+                        <w:rPr>
+                          <w:rFonts w:ascii="Constantia" w:hAnsi="Constantia"/>
+                        </w:rPr>
+                        <w:t>URL.</w:t>
+                      </w:r>
+                    </w:p>
+                  </w:txbxContent>
+                </v:textbox>
+                <w10:wrap type="topAndBottom"/>
+              </v:shape>
+            </w:pict>
+          </mc:Fallback>
+        </mc:AlternateContent>
+      </w:r>
+      <w:r>
+        <w:rPr>
+          <w:rFonts w:ascii="Constantia" w:hAnsi="Constantia"/>
+          <w:color w:val="auto"/>
+        </w:rPr>
+        <w:drawing>
+          <wp:anchor distT="0" distB="0" distL="114300" distR="114300" simplePos="0" relativeHeight="251702272" behindDoc="0" locked="0" layoutInCell="1" allowOverlap="1" wp14:anchorId="47FDA94A" wp14:editId="28963D17">
+            <wp:simplePos x="0" y="0"/>
+            <wp:positionH relativeFrom="column">
+              <wp:posOffset>657225</wp:posOffset>
+            </wp:positionH>
+            <wp:positionV relativeFrom="paragraph">
+              <wp:posOffset>1223645</wp:posOffset>
+            </wp:positionV>
+            <wp:extent cx="4629150" cy="1407044"/>
+            <wp:effectExtent l="0" t="0" r="0" b="3175"/>
+            <wp:wrapTopAndBottom/>
+            <wp:docPr id="104107019" name="Picture 1"/>
+            <wp:cNvGraphicFramePr>
+              <a:graphicFrameLocks xmlns:a="http://schemas.openxmlformats.org/drawingml/2006/main" noChangeAspect="1"/>
+            </wp:cNvGraphicFramePr>
+            <a:graphic xmlns:a="http://schemas.openxmlformats.org/drawingml/2006/main">
+              <a:graphicData uri="http://schemas.openxmlformats.org/drawingml/2006/picture">
+                <pic:pic xmlns:pic="http://schemas.openxmlformats.org/drawingml/2006/picture">
+                  <pic:nvPicPr>
+                    <pic:cNvPr id="104107019" name=""/>
+                    <pic:cNvPicPr/>
+                  </pic:nvPicPr>
+                  <pic:blipFill>
+                    <a:blip r:embed="rId24" cstate="print">
+                      <a:extLst>
+                        <a:ext uri="{28A0092B-C50C-407E-A947-70E740481C1C}">
+                          <a14:useLocalDpi xmlns:a14="http://schemas.microsoft.com/office/drawing/2010/main" val="0"/>
+                        </a:ext>
+                      </a:extLst>
+                    </a:blip>
+                    <a:stretch>
+                      <a:fillRect/>
+                    </a:stretch>
+                  </pic:blipFill>
+                  <pic:spPr>
+                    <a:xfrm>
+                      <a:off x="0" y="0"/>
+                      <a:ext cx="4629150" cy="1407044"/>
+                    </a:xfrm>
+                    <a:prstGeom prst="rect">
+                      <a:avLst/>
+                    </a:prstGeom>
+                  </pic:spPr>
+                </pic:pic>
+              </a:graphicData>
+            </a:graphic>
+            <wp14:sizeRelH relativeFrom="margin">
+              <wp14:pctWidth>0</wp14:pctWidth>
+            </wp14:sizeRelH>
+            <wp14:sizeRelV relativeFrom="margin">
+              <wp14:pctHeight>0</wp14:pctHeight>
+            </wp14:sizeRelV>
+          </wp:anchor>
+        </w:drawing>
+      </w:r>
+      <w:r>
+        <w:rPr>
+          <w:rFonts w:ascii="Constantia" w:hAnsi="Constantia"/>
+          <w:color w:val="auto"/>
+        </w:rPr>
+        <w:drawing>
+          <wp:anchor distT="0" distB="0" distL="114300" distR="114300" simplePos="0" relativeHeight="251701248" behindDoc="0" locked="0" layoutInCell="1" allowOverlap="1" wp14:anchorId="0E4F8122" wp14:editId="4DF0C3D9">
+            <wp:simplePos x="0" y="0"/>
+            <wp:positionH relativeFrom="column">
+              <wp:posOffset>657225</wp:posOffset>
+            </wp:positionH>
+            <wp:positionV relativeFrom="paragraph">
+              <wp:posOffset>0</wp:posOffset>
+            </wp:positionV>
+            <wp:extent cx="4629150" cy="1224054"/>
+            <wp:effectExtent l="0" t="0" r="0" b="0"/>
+            <wp:wrapTopAndBottom/>
+            <wp:docPr id="1753104877" name="Picture 1"/>
+            <wp:cNvGraphicFramePr>
+              <a:graphicFrameLocks xmlns:a="http://schemas.openxmlformats.org/drawingml/2006/main" noChangeAspect="1"/>
+            </wp:cNvGraphicFramePr>
+            <a:graphic xmlns:a="http://schemas.openxmlformats.org/drawingml/2006/main">
+              <a:graphicData uri="http://schemas.openxmlformats.org/drawingml/2006/picture">
+                <pic:pic xmlns:pic="http://schemas.openxmlformats.org/drawingml/2006/picture">
+                  <pic:nvPicPr>
+                    <pic:cNvPr id="1753104877" name=""/>
+                    <pic:cNvPicPr/>
+                  </pic:nvPicPr>
+                  <pic:blipFill>
+                    <a:blip r:embed="rId25" cstate="print">
+                      <a:extLst>
+                        <a:ext uri="{28A0092B-C50C-407E-A947-70E740481C1C}">
+                          <a14:useLocalDpi xmlns:a14="http://schemas.microsoft.com/office/drawing/2010/main" val="0"/>
+                        </a:ext>
+                      </a:extLst>
+                    </a:blip>
+                    <a:stretch>
+                      <a:fillRect/>
+                    </a:stretch>
+                  </pic:blipFill>
+                  <pic:spPr>
+                    <a:xfrm>
+                      <a:off x="0" y="0"/>
+                      <a:ext cx="4641120" cy="1227219"/>
+                    </a:xfrm>
+                    <a:prstGeom prst="rect">
+                      <a:avLst/>
+                    </a:prstGeom>
+                  </pic:spPr>
+                </pic:pic>
+              </a:graphicData>
+            </a:graphic>
+            <wp14:sizeRelH relativeFrom="margin">
+              <wp14:pctWidth>0</wp14:pctWidth>
+            </wp14:sizeRelH>
+            <wp14:sizeRelV relativeFrom="margin">
+              <wp14:pctHeight>0</wp14:pctHeight>
+            </wp14:sizeRelV>
+          </wp:anchor>
+        </w:drawing>
+      </w:r>
+      <w:r>
+        <w:rPr>
+          <w:rFonts w:ascii="Constantia" w:hAnsi="Constantia"/>
+          <w:color w:val="auto"/>
+        </w:rPr>
+        <w:t>After publishing the application, I opened the Azure App Service URL in the browser to verify the deployed version. The custom Azure Task Manager home page and My Tasks page were displayed successfully through the Azure URL. This confirmed that my own customised application, rather than only the original starter application, was running online.</w:t>
+      </w:r>
+    </w:p>
+    <w:p>
+      <w:pPr>
+        <w:rPr>
+          <w:rFonts w:ascii="Constantia" w:hAnsi="Constantia"/>
+          <w:color w:val="auto"/>
+        </w:rPr>
+      </w:pPr>
+      <w:r>
+        <w:rPr>
+          <w:rFonts w:ascii="Constantia" w:hAnsi="Constantia"/>
+          <w:color w:val="auto"/>
+        </w:rPr>
+        <w:t xml:space="preserve">Finally, </w:t>
+      </w:r>
+      <w:r>
+        <w:rPr>
+          <w:rFonts w:ascii="Constantia" w:hAnsi="Constantia"/>
+          <w:color w:val="auto"/>
+        </w:rPr>
+        <w:t>I</w:t>
+      </w:r>
+      <w:r>
+        <w:rPr>
+          <w:rFonts w:ascii="Constantia" w:hAnsi="Constantia"/>
+          <w:color w:val="auto"/>
+        </w:rPr>
+        <w:t xml:space="preserve"> successfully</w:t>
+      </w:r>
+      <w:r>
+        <w:rPr>
+          <w:rFonts w:ascii="Constantia" w:hAnsi="Constantia"/>
+          <w:color w:val="auto"/>
+        </w:rPr>
+        <w:t xml:space="preserve"> published the customised .NET 8 ASP.NET Core application to the Azure App Service using the configured publish profile. The Visual Studio output shows that the build and publish processes completed successfully with no failed projects. </w:t>
+      </w:r>
+    </w:p>
+    <w:p>
+      <w:pPr>
+        <w:spacing w:before="0" w:after="160" w:line="278" w:lineRule="auto"/>
+        <w:rPr>
+          <w:rFonts w:ascii="Constantia" w:hAnsi="Constantia"/>
+          <w:color w:val="auto"/>
+        </w:rPr>
+      </w:pPr>
+      <w:r>
+        <w:rPr>
+          <w:rFonts w:ascii="Constantia" w:hAnsi="Constantia"/>
+          <w:color w:val="auto"/>
+        </w:rPr>
+        <w:br w:type="page"/>
+      </w:r>
+    </w:p>
     <w:p>
       <w:pPr>
         <w:tabs>
           <w:tab w:val="left" w:pos="1683"/>
         </w:tabs>
+        <w:rPr>
+          <w:rFonts w:ascii="Constantia" w:hAnsi="Constantia"/>
+          <w:color w:val="auto"/>
+        </w:rPr>
       </w:pPr>
       <w:r>
-        <w:tab/>
+        <w:rPr>
+          <w:rFonts w:ascii="Constantia" w:hAnsi="Constantia"/>
+          <w:color w:val="auto"/>
+        </w:rPr>
+        <w:lastRenderedPageBreak/>
+        <w:drawing>
+          <wp:anchor distT="0" distB="0" distL="114300" distR="114300" simplePos="0" relativeHeight="251711488" behindDoc="0" locked="0" layoutInCell="1" allowOverlap="1" wp14:anchorId="6D7E39E7" wp14:editId="07EEDEC1">
+            <wp:simplePos x="0" y="0"/>
+            <wp:positionH relativeFrom="column">
+              <wp:posOffset>-4445</wp:posOffset>
+            </wp:positionH>
+            <wp:positionV relativeFrom="paragraph">
+              <wp:posOffset>290195</wp:posOffset>
+            </wp:positionV>
+            <wp:extent cx="5943600" cy="2660015"/>
+            <wp:effectExtent l="0" t="0" r="0" b="6985"/>
+            <wp:wrapTopAndBottom/>
+            <wp:docPr id="1685206980" name="Picture 1"/>
+            <wp:cNvGraphicFramePr>
+              <a:graphicFrameLocks xmlns:a="http://schemas.openxmlformats.org/drawingml/2006/main" noChangeAspect="1"/>
+            </wp:cNvGraphicFramePr>
+            <a:graphic xmlns:a="http://schemas.openxmlformats.org/drawingml/2006/main">
+              <a:graphicData uri="http://schemas.openxmlformats.org/drawingml/2006/picture">
+                <pic:pic xmlns:pic="http://schemas.openxmlformats.org/drawingml/2006/picture">
+                  <pic:nvPicPr>
+                    <pic:cNvPr id="1685206980" name=""/>
+                    <pic:cNvPicPr/>
+                  </pic:nvPicPr>
+                  <pic:blipFill>
+                    <a:blip r:embed="rId26" cstate="print">
+                      <a:extLst>
+                        <a:ext uri="{28A0092B-C50C-407E-A947-70E740481C1C}">
+                          <a14:useLocalDpi xmlns:a14="http://schemas.microsoft.com/office/drawing/2010/main" val="0"/>
+                        </a:ext>
+                      </a:extLst>
+                    </a:blip>
+                    <a:stretch>
+                      <a:fillRect/>
+                    </a:stretch>
+                  </pic:blipFill>
+                  <pic:spPr>
+                    <a:xfrm>
+                      <a:off x="0" y="0"/>
+                      <a:ext cx="5943600" cy="2660015"/>
+                    </a:xfrm>
+                    <a:prstGeom prst="rect">
+                      <a:avLst/>
+                    </a:prstGeom>
+                  </pic:spPr>
+                </pic:pic>
+              </a:graphicData>
+            </a:graphic>
+          </wp:anchor>
+        </w:drawing>
+      </w:r>
+      <w:r>
+        <w:rPr>
+          <w:noProof/>
+          <w:color w:val="auto"/>
+        </w:rPr>
+        <mc:AlternateContent>
+          <mc:Choice Requires="wps">
+            <w:drawing>
+              <wp:anchor distT="0" distB="0" distL="114300" distR="114300" simplePos="0" relativeHeight="251713536" behindDoc="0" locked="0" layoutInCell="1" allowOverlap="1" wp14:anchorId="6E729E9E" wp14:editId="71E4576B">
+                <wp:simplePos x="0" y="0"/>
+                <wp:positionH relativeFrom="column">
+                  <wp:posOffset>-3810</wp:posOffset>
+                </wp:positionH>
+                <wp:positionV relativeFrom="paragraph">
+                  <wp:posOffset>2974340</wp:posOffset>
+                </wp:positionV>
+                <wp:extent cx="5943600" cy="635"/>
+                <wp:effectExtent l="0" t="0" r="0" b="0"/>
+                <wp:wrapTopAndBottom/>
+                <wp:docPr id="620944214" name="Text Box 1"/>
+                <wp:cNvGraphicFramePr/>
+                <a:graphic xmlns:a="http://schemas.openxmlformats.org/drawingml/2006/main">
+                  <a:graphicData uri="http://schemas.microsoft.com/office/word/2010/wordprocessingShape">
+                    <wps:wsp>
+                      <wps:cNvSpPr txBox="1"/>
+                      <wps:spPr>
+                        <a:xfrm>
+                          <a:off x="0" y="0"/>
+                          <a:ext cx="5943600" cy="635"/>
+                        </a:xfrm>
+                        <a:prstGeom prst="rect">
+                          <a:avLst/>
+                        </a:prstGeom>
+                        <a:solidFill>
+                          <a:prstClr val="white"/>
+                        </a:solidFill>
+                        <a:ln>
+                          <a:noFill/>
+                        </a:ln>
+                      </wps:spPr>
+                      <wps:txbx>
+                        <w:txbxContent>
+                          <w:p>
+                            <w:pPr>
+                              <w:pStyle w:val="Caption"/>
+                              <w:jc w:val="center"/>
+                              <w:rPr>
+                                <w:rFonts w:ascii="Constantia" w:hAnsi="Constantia"/>
+                                <w:color w:val="595959" w:themeColor="text1" w:themeTint="A6"/>
+                                <w:sz w:val="22"/>
+                                <w:szCs w:val="22"/>
+                              </w:rPr>
+                            </w:pPr>
+                            <w:r>
+                              <w:rPr>
+                                <w:rFonts w:ascii="Constantia" w:hAnsi="Constantia"/>
+                              </w:rPr>
+                              <w:t>Figure</w:t>
+                            </w:r>
+                            <w:r>
+                              <w:rPr>
+                                <w:rFonts w:ascii="Constantia" w:hAnsi="Constantia"/>
+                              </w:rPr>
+                              <w:t xml:space="preserve"> 20</w:t>
+                            </w:r>
+                            <w:r>
+                              <w:rPr>
+                                <w:rFonts w:ascii="Constantia" w:hAnsi="Constantia"/>
+                              </w:rPr>
+                              <w:t>: Azure App Service running after successful deployment.</w:t>
+                            </w:r>
+                          </w:p>
+                        </w:txbxContent>
+                      </wps:txbx>
+                      <wps:bodyPr rot="0" spcFirstLastPara="0" vertOverflow="overflow" horzOverflow="overflow" vert="horz" wrap="square" lIns="0" tIns="0" rIns="0" bIns="0" numCol="1" spcCol="0" rtlCol="0" fromWordArt="0" anchor="t" anchorCtr="0" forceAA="0" compatLnSpc="1">
+                        <a:prstTxWarp prst="textNoShape">
+                          <a:avLst/>
+                        </a:prstTxWarp>
+                        <a:spAutoFit/>
+                      </wps:bodyPr>
+                    </wps:wsp>
+                  </a:graphicData>
+                </a:graphic>
+              </wp:anchor>
+            </w:drawing>
+          </mc:Choice>
+          <mc:Fallback>
+            <w:pict>
+              <v:shape w14:anchorId="6E729E9E" id="_x0000_s1047" type="#_x0000_t202" style="position:absolute;margin-left:-.3pt;margin-top:234.2pt;width:468pt;height:.05pt;z-index:251713536;visibility:visible;mso-wrap-style:square;mso-wrap-distance-left:9pt;mso-wrap-distance-top:0;mso-wrap-distance-right:9pt;mso-wrap-distance-bottom:0;mso-position-horizontal:absolute;mso-position-horizontal-relative:text;mso-position-vertical:absolute;mso-position-vertical-relative:text;v-text-anchor:top" o:gfxdata="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" stroked="f">
+                <v:textbox style="mso-fit-shape-to-text:t" inset="0,0,0,0">
+                  <w:txbxContent>
+                    <w:p>
+                      <w:pPr>
+                        <w:pStyle w:val="Caption"/>
+                        <w:jc w:val="center"/>
+                        <w:rPr>
+                          <w:rFonts w:ascii="Constantia" w:hAnsi="Constantia"/>
+                          <w:color w:val="595959" w:themeColor="text1" w:themeTint="A6"/>
+                          <w:sz w:val="22"/>
+                          <w:szCs w:val="22"/>
+                        </w:rPr>
+                      </w:pPr>
+                      <w:r>
+                        <w:rPr>
+                          <w:rFonts w:ascii="Constantia" w:hAnsi="Constantia"/>
+                        </w:rPr>
+                        <w:t>Figure</w:t>
+                      </w:r>
+                      <w:r>
+                        <w:rPr>
+                          <w:rFonts w:ascii="Constantia" w:hAnsi="Constantia"/>
+                        </w:rPr>
+                        <w:t xml:space="preserve"> 20</w:t>
+                      </w:r>
+                      <w:r>
+                        <w:rPr>
+                          <w:rFonts w:ascii="Constantia" w:hAnsi="Constantia"/>
+                        </w:rPr>
+                        <w:t>: Azure App Service running after successful deployment.</w:t>
+                      </w:r>
+                    </w:p>
+                  </w:txbxContent>
+                </v:textbox>
+                <w10:wrap type="topAndBottom"/>
+              </v:shape>
+            </w:pict>
+          </mc:Fallback>
+        </mc:AlternateContent>
+      </w:r>
+      <w:r>
+        <w:rPr>
+          <w:rFonts w:ascii="Constantia" w:hAnsi="Constantia"/>
+          <w:color w:val="auto"/>
+        </w:rPr>
+        <w:t xml:space="preserve">D. </w:t>
+      </w:r>
+      <w:r>
+        <w:rPr>
+          <w:rFonts w:ascii="Constantia" w:hAnsi="Constantia"/>
+          <w:color w:val="auto"/>
+        </w:rPr>
+        <w:t>Deactivate App Service</w:t>
+      </w:r>
+    </w:p>
+    <w:p>
+      <w:pPr>
+        <w:spacing w:before="0" w:after="160" w:line="278" w:lineRule="auto"/>
+        <w:jc w:val="both"/>
+        <w:rPr>
+          <w:rFonts w:ascii="Constantia" w:hAnsi="Constantia"/>
+          <w:color w:val="auto"/>
+        </w:rPr>
+      </w:pPr>
+      <w:r>
+        <w:rPr>
+          <w:rFonts w:ascii="Constantia" w:hAnsi="Constantia"/>
+          <w:color w:val="auto"/>
+        </w:rPr>
+        <w:drawing>
+          <wp:anchor distT="0" distB="0" distL="114300" distR="114300" simplePos="0" relativeHeight="251714560" behindDoc="0" locked="0" layoutInCell="1" allowOverlap="1" wp14:anchorId="05602F69" wp14:editId="7AD2B826">
+            <wp:simplePos x="0" y="0"/>
+            <wp:positionH relativeFrom="column">
+              <wp:posOffset>0</wp:posOffset>
+            </wp:positionH>
+            <wp:positionV relativeFrom="paragraph">
+              <wp:posOffset>3678555</wp:posOffset>
+            </wp:positionV>
+            <wp:extent cx="5943600" cy="2682240"/>
+            <wp:effectExtent l="0" t="0" r="0" b="3810"/>
+            <wp:wrapTopAndBottom/>
+            <wp:docPr id="1117388184" name="Picture 1"/>
+            <wp:cNvGraphicFramePr>
+              <a:graphicFrameLocks xmlns:a="http://schemas.openxmlformats.org/drawingml/2006/main" noChangeAspect="1"/>
+            </wp:cNvGraphicFramePr>
+            <a:graphic xmlns:a="http://schemas.openxmlformats.org/drawingml/2006/main">
+              <a:graphicData uri="http://schemas.openxmlformats.org/drawingml/2006/picture">
+                <pic:pic xmlns:pic="http://schemas.openxmlformats.org/drawingml/2006/picture">
+                  <pic:nvPicPr>
+                    <pic:cNvPr id="1117388184" name=""/>
+                    <pic:cNvPicPr/>
+                  </pic:nvPicPr>
+                  <pic:blipFill>
+                    <a:blip r:embed="rId27" cstate="print">
+                      <a:extLst>
+                        <a:ext uri="{28A0092B-C50C-407E-A947-70E740481C1C}">
+                          <a14:useLocalDpi xmlns:a14="http://schemas.microsoft.com/office/drawing/2010/main" val="0"/>
+                        </a:ext>
+                      </a:extLst>
+                    </a:blip>
+                    <a:stretch>
+                      <a:fillRect/>
+                    </a:stretch>
+                  </pic:blipFill>
+                  <pic:spPr>
+                    <a:xfrm>
+                      <a:off x="0" y="0"/>
+                      <a:ext cx="5943600" cy="2682240"/>
+                    </a:xfrm>
+                    <a:prstGeom prst="rect">
+                      <a:avLst/>
+                    </a:prstGeom>
+                  </pic:spPr>
+                </pic:pic>
+              </a:graphicData>
+            </a:graphic>
+          </wp:anchor>
+        </w:drawing>
+      </w:r>
+      <w:r>
+        <w:rPr>
+          <w:noProof/>
+          <w:color w:val="auto"/>
+        </w:rPr>
+        <mc:AlternateContent>
+          <mc:Choice Requires="wps">
+            <w:drawing>
+              <wp:anchor distT="0" distB="0" distL="114300" distR="114300" simplePos="0" relativeHeight="251716608" behindDoc="0" locked="0" layoutInCell="1" allowOverlap="1" wp14:anchorId="442888C7" wp14:editId="2F810DBC">
+                <wp:simplePos x="0" y="0"/>
+                <wp:positionH relativeFrom="column">
+                  <wp:posOffset>-635</wp:posOffset>
+                </wp:positionH>
+                <wp:positionV relativeFrom="paragraph">
+                  <wp:posOffset>6417945</wp:posOffset>
+                </wp:positionV>
+                <wp:extent cx="5943600" cy="635"/>
+                <wp:effectExtent l="0" t="0" r="0" b="0"/>
+                <wp:wrapTopAndBottom/>
+                <wp:docPr id="2104865148" name="Text Box 1"/>
+                <wp:cNvGraphicFramePr/>
+                <a:graphic xmlns:a="http://schemas.openxmlformats.org/drawingml/2006/main">
+                  <a:graphicData uri="http://schemas.microsoft.com/office/word/2010/wordprocessingShape">
+                    <wps:wsp>
+                      <wps:cNvSpPr txBox="1"/>
+                      <wps:spPr>
+                        <a:xfrm>
+                          <a:off x="0" y="0"/>
+                          <a:ext cx="5943600" cy="635"/>
+                        </a:xfrm>
+                        <a:prstGeom prst="rect">
+                          <a:avLst/>
+                        </a:prstGeom>
+                        <a:solidFill>
+                          <a:prstClr val="white"/>
+                        </a:solidFill>
+                        <a:ln>
+                          <a:noFill/>
+                        </a:ln>
+                      </wps:spPr>
+                      <wps:txbx>
+                        <w:txbxContent>
+                          <w:p>
+                            <w:pPr>
+                              <w:pStyle w:val="Caption"/>
+                              <w:jc w:val="center"/>
+                              <w:rPr>
+                                <w:rFonts w:ascii="Constantia" w:hAnsi="Constantia"/>
+                                <w:color w:val="595959" w:themeColor="text1" w:themeTint="A6"/>
+                                <w:sz w:val="22"/>
+                                <w:szCs w:val="22"/>
+                              </w:rPr>
+                            </w:pPr>
+                            <w:r>
+                              <w:rPr>
+                                <w:rFonts w:ascii="Constantia" w:hAnsi="Constantia"/>
+                              </w:rPr>
+                              <w:t>Figure</w:t>
+                            </w:r>
+                            <w:r>
+                              <w:rPr>
+                                <w:rFonts w:ascii="Constantia" w:hAnsi="Constantia"/>
+                              </w:rPr>
+                              <w:t xml:space="preserve"> </w:t>
+                            </w:r>
+                            <w:r>
+                              <w:rPr>
+                                <w:rFonts w:ascii="Constantia" w:hAnsi="Constantia"/>
+                              </w:rPr>
+                              <w:t>21</w:t>
+                            </w:r>
+                            <w:r>
+                              <w:rPr>
+                                <w:rFonts w:ascii="Constantia" w:hAnsi="Constantia"/>
+                              </w:rPr>
+                              <w:t>: App Service stopped after deployment to demonstrate resource lifecycle management.</w:t>
+                            </w:r>
+                          </w:p>
+                        </w:txbxContent>
+                      </wps:txbx>
+                      <wps:bodyPr rot="0" spcFirstLastPara="0" vertOverflow="overflow" horzOverflow="overflow" vert="horz" wrap="square" lIns="0" tIns="0" rIns="0" bIns="0" numCol="1" spcCol="0" rtlCol="0" fromWordArt="0" anchor="t" anchorCtr="0" forceAA="0" compatLnSpc="1">
+                        <a:prstTxWarp prst="textNoShape">
+                          <a:avLst/>
+                        </a:prstTxWarp>
+                        <a:spAutoFit/>
+                      </wps:bodyPr>
+                    </wps:wsp>
+                  </a:graphicData>
+                </a:graphic>
+              </wp:anchor>
+            </w:drawing>
+          </mc:Choice>
+          <mc:Fallback>
+            <w:pict>
+              <v:shape w14:anchorId="442888C7" id="_x0000_s1048" type="#_x0000_t202" style="position:absolute;left:0;text-align:left;margin-left:-.05pt;margin-top:505.35pt;width:468pt;height:.05pt;z-index:251716608;visibility:visible;mso-wrap-style:square;mso-wrap-distance-left:9pt;mso-wrap-distance-top:0;mso-wrap-distance-right:9pt;mso-wrap-distance-bottom:0;mso-position-horizontal:absolute;mso-position-horizontal-relative:text;mso-position-vertical:absolute;mso-position-vertical-relative:text;v-text-anchor:top" o:gfxdata="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" stroked="f">
+                <v:textbox style="mso-fit-shape-to-text:t" inset="0,0,0,0">
+                  <w:txbxContent>
+                    <w:p>
+                      <w:pPr>
+                        <w:pStyle w:val="Caption"/>
+                        <w:jc w:val="center"/>
+                        <w:rPr>
+                          <w:rFonts w:ascii="Constantia" w:hAnsi="Constantia"/>
+                          <w:color w:val="595959" w:themeColor="text1" w:themeTint="A6"/>
+                          <w:sz w:val="22"/>
+                          <w:szCs w:val="22"/>
+                        </w:rPr>
+                      </w:pPr>
+                      <w:r>
+                        <w:rPr>
+                          <w:rFonts w:ascii="Constantia" w:hAnsi="Constantia"/>
+                        </w:rPr>
+                        <w:t>Figure</w:t>
+                      </w:r>
+                      <w:r>
+                        <w:rPr>
+                          <w:rFonts w:ascii="Constantia" w:hAnsi="Constantia"/>
+                        </w:rPr>
+                        <w:t xml:space="preserve"> </w:t>
+                      </w:r>
+                      <w:r>
+                        <w:rPr>
+                          <w:rFonts w:ascii="Constantia" w:hAnsi="Constantia"/>
+                        </w:rPr>
+                        <w:t>21</w:t>
+                      </w:r>
+                      <w:r>
+                        <w:rPr>
+                          <w:rFonts w:ascii="Constantia" w:hAnsi="Constantia"/>
+                        </w:rPr>
+                        <w:t>: App Service stopped after deployment to demonstrate resource lifecycle management.</w:t>
+                      </w:r>
+                    </w:p>
+                  </w:txbxContent>
+                </v:textbox>
+                <w10:wrap type="topAndBottom"/>
+              </v:shape>
+            </w:pict>
+          </mc:Fallback>
+        </mc:AlternateContent>
+      </w:r>
+      <w:r>
+        <w:rPr>
+          <w:rFonts w:ascii="Constantia" w:hAnsi="Constantia"/>
+          <w:color w:val="auto"/>
+        </w:rPr>
+        <w:t>After deploying the custom C# web application, I checked the Azure App Service overview to confirm that the application was running successfully. The status is shown as Running, which confirmed that the deployed application was active before I stopped the resource.</w:t>
+      </w:r>
+      <w:r>
+        <w:rPr>
+          <w:rFonts w:ascii="Constantia" w:hAnsi="Constantia"/>
+          <w:color w:val="auto"/>
+        </w:rPr>
+        <w:br/>
+      </w:r>
+      <w:r>
+        <w:rPr>
+          <w:rFonts w:ascii="Constantia" w:hAnsi="Constantia"/>
+          <w:color w:val="auto"/>
+        </w:rPr>
+        <w:t>After confirming that the custom application was successfully deployed, I stopped the Azure App Service to avoid leaving the resource running unnecessarily. The Azure portal confirmed that the web app was successfully stopped and its status changed to “Stopped”. This completed the resource lifecycle management requirement for the Credit level.</w:t>
+      </w:r>
+      <w:r>
+        <w:rPr>
+          <w:rFonts w:ascii="Constantia" w:hAnsi="Constantia"/>
+          <w:color w:val="auto"/>
+        </w:rPr>
+        <w:br w:type="page"/>
+      </w:r>
+    </w:p>
+    <w:p>
+      <w:pPr>
+        <w:spacing w:before="0" w:after="160" w:line="278" w:lineRule="auto"/>
+        <w:rPr>
+          <w:rFonts w:ascii="Constantia" w:hAnsi="Constantia"/>
+          <w:color w:val="auto"/>
+        </w:rPr>
+      </w:pPr>
+      <w:r>
+        <w:rPr>
+          <w:rFonts w:ascii="Constantia" w:hAnsi="Constantia"/>
+          <w:color w:val="auto"/>
+        </w:rPr>
+        <w:lastRenderedPageBreak/>
+        <w:t>III. Distinction Level</w:t>
+      </w:r>
+    </w:p>
+    <w:p>
+      <w:pPr>
+        <w:pStyle w:val="ListParagraph"/>
+        <w:numPr>
+          <w:ilvl w:val="0"/>
+          <w:numId w:val="4"/>
+        </w:numPr>
+        <w:spacing w:before="0" w:after="160" w:line="278" w:lineRule="auto"/>
+        <w:rPr>
+          <w:rFonts w:ascii="Constantia" w:hAnsi="Constantia"/>
+          <w:color w:val="auto"/>
+        </w:rPr>
+      </w:pPr>
+      <w:r>
+        <w:rPr>
+          <w:noProof/>
+        </w:rPr>
+        <mc:AlternateContent>
+          <mc:Choice Requires="wps">
+            <w:drawing>
+              <wp:anchor distT="0" distB="0" distL="114300" distR="114300" simplePos="0" relativeHeight="251722752" behindDoc="0" locked="0" layoutInCell="1" allowOverlap="1" wp14:anchorId="3DDE9E83" wp14:editId="0A5A8F27">
+                <wp:simplePos x="0" y="0"/>
+                <wp:positionH relativeFrom="column">
+                  <wp:posOffset>0</wp:posOffset>
+                </wp:positionH>
+                <wp:positionV relativeFrom="paragraph">
+                  <wp:posOffset>3456113</wp:posOffset>
+                </wp:positionV>
+                <wp:extent cx="5943600" cy="198120"/>
+                <wp:effectExtent l="0" t="0" r="0" b="0"/>
+                <wp:wrapTopAndBottom/>
+                <wp:docPr id="1386687884" name="Text Box 1"/>
+                <wp:cNvGraphicFramePr/>
+                <a:graphic xmlns:a="http://schemas.openxmlformats.org/drawingml/2006/main">
+                  <a:graphicData uri="http://schemas.microsoft.com/office/word/2010/wordprocessingShape">
+                    <wps:wsp>
+                      <wps:cNvSpPr txBox="1"/>
+                      <wps:spPr>
+                        <a:xfrm>
+                          <a:off x="0" y="0"/>
+                          <a:ext cx="5943600" cy="198120"/>
+                        </a:xfrm>
+                        <a:prstGeom prst="rect">
+                          <a:avLst/>
+                        </a:prstGeom>
+                        <a:solidFill>
+                          <a:prstClr val="white"/>
+                        </a:solidFill>
+                        <a:ln>
+                          <a:noFill/>
+                        </a:ln>
+                      </wps:spPr>
+                      <wps:txbx>
+                        <w:txbxContent>
+                          <w:p>
+                            <w:pPr>
+                              <w:pStyle w:val="Caption"/>
+                              <w:jc w:val="center"/>
+                              <w:rPr>
+                                <w:rFonts w:ascii="Constantia" w:hAnsi="Constantia"/>
+                                <w:color w:val="595959" w:themeColor="text1" w:themeTint="A6"/>
+                                <w:sz w:val="22"/>
+                                <w:szCs w:val="22"/>
+                              </w:rPr>
+                            </w:pPr>
+                            <w:r>
+                              <w:rPr>
+                                <w:rFonts w:ascii="Constantia" w:hAnsi="Constantia"/>
+                              </w:rPr>
+                              <w:t>Figure</w:t>
+                            </w:r>
+                            <w:r>
+                              <w:rPr>
+                                <w:rFonts w:ascii="Constantia" w:hAnsi="Constantia"/>
+                              </w:rPr>
+                              <w:t xml:space="preserve"> 22</w:t>
+                            </w:r>
+                            <w:r>
+                              <w:rPr>
+                                <w:rFonts w:ascii="Constantia" w:hAnsi="Constantia"/>
+                              </w:rPr>
+                              <w:t xml:space="preserve">: </w:t>
+                            </w:r>
+                            <w:r>
+                              <w:rPr>
+                                <w:rFonts w:ascii="Constantia" w:hAnsi="Constantia"/>
+                              </w:rPr>
+                              <w:t xml:space="preserve">Adding the APP_ENVIRONMENT </w:t>
+                            </w:r>
+                            <w:r>
+                              <w:rPr>
+                                <w:rFonts w:ascii="Constantia" w:hAnsi="Constantia"/>
+                              </w:rPr>
+                              <w:t xml:space="preserve">configuration </w:t>
+                            </w:r>
+                            <w:r>
+                              <w:rPr>
+                                <w:rFonts w:ascii="Constantia" w:hAnsi="Constantia"/>
+                              </w:rPr>
+                              <w:t>with</w:t>
+                            </w:r>
+                            <w:r>
+                              <w:rPr>
+                                <w:rFonts w:ascii="Constantia" w:hAnsi="Constantia"/>
+                              </w:rPr>
+                              <w:t xml:space="preserve"> the value Production in Azure App Service.</w:t>
+                            </w:r>
+                          </w:p>
+                        </w:txbxContent>
+                      </wps:txbx>
+                      <wps:bodyPr rot="0" spcFirstLastPara="0" vertOverflow="overflow" horzOverflow="overflow" vert="horz" wrap="square" lIns="0" tIns="0" rIns="0" bIns="0" numCol="1" spcCol="0" rtlCol="0" fromWordArt="0" anchor="t" anchorCtr="0" forceAA="0" compatLnSpc="1">
+                        <a:prstTxWarp prst="textNoShape">
+                          <a:avLst/>
+                        </a:prstTxWarp>
+                        <a:noAutofit/>
+                      </wps:bodyPr>
+                    </wps:wsp>
+                  </a:graphicData>
+                </a:graphic>
+                <wp14:sizeRelV relativeFrom="margin">
+                  <wp14:pctHeight>0</wp14:pctHeight>
+                </wp14:sizeRelV>
+              </wp:anchor>
+            </w:drawing>
+          </mc:Choice>
+          <mc:Fallback>
+            <w:pict>
+              <v:shape w14:anchorId="3DDE9E83" id="_x0000_s1049" type="#_x0000_t202" style="position:absolute;left:0;text-align:left;margin-left:0;margin-top:272.15pt;width:468pt;height:15.6pt;z-index:251722752;visibility:visible;mso-wrap-style:square;mso-height-percent:0;mso-wrap-distance-left:9pt;mso-wrap-distance-top:0;mso-wrap-distance-right:9pt;mso-wrap-distance-bottom:0;mso-position-horizontal:absolute;mso-position-horizontal-relative:text;mso-position-vertical:absolute;mso-position-vertical-relative:text;mso-height-percent:0;mso-height-relative:margin;v-text-anchor:top" o:gfxdata="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" stroked="f">
+                <v:textbox inset="0,0,0,0">
+                  <w:txbxContent>
+                    <w:p>
+                      <w:pPr>
+                        <w:pStyle w:val="Caption"/>
+                        <w:jc w:val="center"/>
+                        <w:rPr>
+                          <w:rFonts w:ascii="Constantia" w:hAnsi="Constantia"/>
+                          <w:color w:val="595959" w:themeColor="text1" w:themeTint="A6"/>
+                          <w:sz w:val="22"/>
+                          <w:szCs w:val="22"/>
+                        </w:rPr>
+                      </w:pPr>
+                      <w:r>
+                        <w:rPr>
+                          <w:rFonts w:ascii="Constantia" w:hAnsi="Constantia"/>
+                        </w:rPr>
+                        <w:t>Figure</w:t>
+                      </w:r>
+                      <w:r>
+                        <w:rPr>
+                          <w:rFonts w:ascii="Constantia" w:hAnsi="Constantia"/>
+                        </w:rPr>
+                        <w:t xml:space="preserve"> 22</w:t>
+                      </w:r>
+                      <w:r>
+                        <w:rPr>
+                          <w:rFonts w:ascii="Constantia" w:hAnsi="Constantia"/>
+                        </w:rPr>
+                        <w:t xml:space="preserve">: </w:t>
+                      </w:r>
+                      <w:r>
+                        <w:rPr>
+                          <w:rFonts w:ascii="Constantia" w:hAnsi="Constantia"/>
+                        </w:rPr>
+                        <w:t xml:space="preserve">Adding the APP_ENVIRONMENT </w:t>
+                      </w:r>
+                      <w:r>
+                        <w:rPr>
+                          <w:rFonts w:ascii="Constantia" w:hAnsi="Constantia"/>
+                        </w:rPr>
+                        <w:t xml:space="preserve">configuration </w:t>
+                      </w:r>
+                      <w:r>
+                        <w:rPr>
+                          <w:rFonts w:ascii="Constantia" w:hAnsi="Constantia"/>
+                        </w:rPr>
+                        <w:t>with</w:t>
+                      </w:r>
+                      <w:r>
+                        <w:rPr>
+                          <w:rFonts w:ascii="Constantia" w:hAnsi="Constantia"/>
+                        </w:rPr>
+                        <w:t xml:space="preserve"> the value Production in Azure App Service.</w:t>
+                      </w:r>
+                    </w:p>
+                  </w:txbxContent>
+                </v:textbox>
+                <w10:wrap type="topAndBottom"/>
+              </v:shape>
+            </w:pict>
+          </mc:Fallback>
+        </mc:AlternateContent>
+      </w:r>
+      <w:r>
+        <w:drawing>
+          <wp:anchor distT="0" distB="0" distL="114300" distR="114300" simplePos="0" relativeHeight="251720704" behindDoc="0" locked="0" layoutInCell="1" allowOverlap="1" wp14:anchorId="0504744F" wp14:editId="363BE8C0">
+            <wp:simplePos x="0" y="0"/>
+            <wp:positionH relativeFrom="column">
+              <wp:posOffset>228600</wp:posOffset>
+            </wp:positionH>
+            <wp:positionV relativeFrom="paragraph">
+              <wp:posOffset>235585</wp:posOffset>
+            </wp:positionV>
+            <wp:extent cx="5486400" cy="1863090"/>
+            <wp:effectExtent l="0" t="0" r="0" b="3810"/>
+            <wp:wrapTopAndBottom/>
+            <wp:docPr id="203179467" name="Picture 1"/>
+            <wp:cNvGraphicFramePr>
+              <a:graphicFrameLocks xmlns:a="http://schemas.openxmlformats.org/drawingml/2006/main" noChangeAspect="1"/>
+            </wp:cNvGraphicFramePr>
+            <a:graphic xmlns:a="http://schemas.openxmlformats.org/drawingml/2006/main">
+              <a:graphicData uri="http://schemas.openxmlformats.org/drawingml/2006/picture">
+                <pic:pic xmlns:pic="http://schemas.openxmlformats.org/drawingml/2006/picture">
+                  <pic:nvPicPr>
+                    <pic:cNvPr id="203179467" name=""/>
+                    <pic:cNvPicPr/>
+                  </pic:nvPicPr>
+                  <pic:blipFill>
+                    <a:blip r:embed="rId28" cstate="print">
+                      <a:extLst>
+                        <a:ext uri="{28A0092B-C50C-407E-A947-70E740481C1C}">
+                          <a14:useLocalDpi xmlns:a14="http://schemas.microsoft.com/office/drawing/2010/main" val="0"/>
+                        </a:ext>
+                      </a:extLst>
+                    </a:blip>
+                    <a:stretch>
+                      <a:fillRect/>
+                    </a:stretch>
+                  </pic:blipFill>
+                  <pic:spPr>
+                    <a:xfrm>
+                      <a:off x="0" y="0"/>
+                      <a:ext cx="5486400" cy="1863090"/>
+                    </a:xfrm>
+                    <a:prstGeom prst="rect">
+                      <a:avLst/>
+                    </a:prstGeom>
+                  </pic:spPr>
+                </pic:pic>
+              </a:graphicData>
+            </a:graphic>
+            <wp14:sizeRelH relativeFrom="margin">
+              <wp14:pctWidth>0</wp14:pctWidth>
+            </wp14:sizeRelH>
+            <wp14:sizeRelV relativeFrom="margin">
+              <wp14:pctHeight>0</wp14:pctHeight>
+            </wp14:sizeRelV>
+          </wp:anchor>
+        </w:drawing>
+      </w:r>
+      <w:r>
+        <w:drawing>
+          <wp:anchor distT="0" distB="0" distL="114300" distR="114300" simplePos="0" relativeHeight="251723776" behindDoc="0" locked="0" layoutInCell="1" allowOverlap="1" wp14:anchorId="56A3E500" wp14:editId="76870E48">
+            <wp:simplePos x="0" y="0"/>
+            <wp:positionH relativeFrom="column">
+              <wp:posOffset>228600</wp:posOffset>
+            </wp:positionH>
+            <wp:positionV relativeFrom="paragraph">
+              <wp:posOffset>2098675</wp:posOffset>
+            </wp:positionV>
+            <wp:extent cx="5486400" cy="1262380"/>
+            <wp:effectExtent l="0" t="0" r="0" b="0"/>
+            <wp:wrapTopAndBottom/>
+            <wp:docPr id="656376747" name="Picture 1"/>
+            <wp:cNvGraphicFramePr>
+              <a:graphicFrameLocks xmlns:a="http://schemas.openxmlformats.org/drawingml/2006/main" noChangeAspect="1"/>
+            </wp:cNvGraphicFramePr>
+            <a:graphic xmlns:a="http://schemas.openxmlformats.org/drawingml/2006/main">
+              <a:graphicData uri="http://schemas.openxmlformats.org/drawingml/2006/picture">
+                <pic:pic xmlns:pic="http://schemas.openxmlformats.org/drawingml/2006/picture">
+                  <pic:nvPicPr>
+                    <pic:cNvPr id="656376747" name=""/>
+                    <pic:cNvPicPr/>
+                  </pic:nvPicPr>
+                  <pic:blipFill>
+                    <a:blip r:embed="rId29" cstate="print">
+                      <a:extLst>
+                        <a:ext uri="{28A0092B-C50C-407E-A947-70E740481C1C}">
+                          <a14:useLocalDpi xmlns:a14="http://schemas.microsoft.com/office/drawing/2010/main" val="0"/>
+                        </a:ext>
+                      </a:extLst>
+                    </a:blip>
+                    <a:stretch>
+                      <a:fillRect/>
+                    </a:stretch>
+                  </pic:blipFill>
+                  <pic:spPr>
+                    <a:xfrm>
+                      <a:off x="0" y="0"/>
+                      <a:ext cx="5486400" cy="1262380"/>
+                    </a:xfrm>
+                    <a:prstGeom prst="rect">
+                      <a:avLst/>
+                    </a:prstGeom>
+                  </pic:spPr>
+                </pic:pic>
+              </a:graphicData>
+            </a:graphic>
+            <wp14:sizeRelH relativeFrom="margin">
+              <wp14:pctWidth>0</wp14:pctWidth>
+            </wp14:sizeRelH>
+            <wp14:sizeRelV relativeFrom="margin">
+              <wp14:pctHeight>0</wp14:pctHeight>
+            </wp14:sizeRelV>
+          </wp:anchor>
+        </w:drawing>
+      </w:r>
+      <w:r>
+        <w:rPr>
+          <w:rFonts w:ascii="Constantia" w:hAnsi="Constantia"/>
+          <w:color w:val="auto"/>
+        </w:rPr>
+        <w:t>Configuration Management</w:t>
+      </w:r>
+    </w:p>
+    <w:p>
+      <w:pPr>
+        <w:spacing w:before="0" w:after="160" w:line="278" w:lineRule="auto"/>
+        <w:jc w:val="both"/>
+        <w:rPr>
+          <w:rFonts w:ascii="Constantia" w:hAnsi="Constantia"/>
+          <w:color w:val="auto"/>
+        </w:rPr>
+      </w:pPr>
+      <w:r>
+        <w:rPr>
+          <w:rFonts w:ascii="Constantia" w:hAnsi="Constantia"/>
+          <w:color w:val="auto"/>
+        </w:rPr>
+        <w:drawing>
+          <wp:anchor distT="0" distB="0" distL="114300" distR="114300" simplePos="0" relativeHeight="251724800" behindDoc="0" locked="0" layoutInCell="1" allowOverlap="1" wp14:anchorId="7369F185" wp14:editId="74A19968">
+            <wp:simplePos x="0" y="0"/>
+            <wp:positionH relativeFrom="column">
+              <wp:posOffset>633730</wp:posOffset>
+            </wp:positionH>
+            <wp:positionV relativeFrom="page">
+              <wp:posOffset>5941060</wp:posOffset>
+            </wp:positionV>
+            <wp:extent cx="4676140" cy="2940685"/>
+            <wp:effectExtent l="0" t="0" r="0" b="0"/>
+            <wp:wrapTopAndBottom/>
+            <wp:docPr id="1240898906" name="Picture 1"/>
+            <wp:cNvGraphicFramePr>
+              <a:graphicFrameLocks xmlns:a="http://schemas.openxmlformats.org/drawingml/2006/main" noChangeAspect="1"/>
+            </wp:cNvGraphicFramePr>
+            <a:graphic xmlns:a="http://schemas.openxmlformats.org/drawingml/2006/main">
+              <a:graphicData uri="http://schemas.openxmlformats.org/drawingml/2006/picture">
+                <pic:pic xmlns:pic="http://schemas.openxmlformats.org/drawingml/2006/picture">
+                  <pic:nvPicPr>
+                    <pic:cNvPr id="1240898906" name=""/>
+                    <pic:cNvPicPr/>
+                  </pic:nvPicPr>
+                  <pic:blipFill>
+                    <a:blip r:embed="rId30" cstate="print">
+                      <a:extLst>
+                        <a:ext uri="{28A0092B-C50C-407E-A947-70E740481C1C}">
+                          <a14:useLocalDpi xmlns:a14="http://schemas.microsoft.com/office/drawing/2010/main" val="0"/>
+                        </a:ext>
+                      </a:extLst>
+                    </a:blip>
+                    <a:stretch>
+                      <a:fillRect/>
+                    </a:stretch>
+                  </pic:blipFill>
+                  <pic:spPr>
+                    <a:xfrm>
+                      <a:off x="0" y="0"/>
+                      <a:ext cx="4676140" cy="2940685"/>
+                    </a:xfrm>
+                    <a:prstGeom prst="rect">
+                      <a:avLst/>
+                    </a:prstGeom>
+                  </pic:spPr>
+                </pic:pic>
+              </a:graphicData>
+            </a:graphic>
+            <wp14:sizeRelH relativeFrom="margin">
+              <wp14:pctWidth>0</wp14:pctWidth>
+            </wp14:sizeRelH>
+            <wp14:sizeRelV relativeFrom="margin">
+              <wp14:pctHeight>0</wp14:pctHeight>
+            </wp14:sizeRelV>
+          </wp:anchor>
+        </w:drawing>
+      </w:r>
+      <w:r>
+        <w:rPr>
+          <w:noProof/>
+          <w:color w:val="auto"/>
+        </w:rPr>
+        <mc:AlternateContent>
+          <mc:Choice Requires="wps">
+            <w:drawing>
+              <wp:anchor distT="0" distB="0" distL="114300" distR="114300" simplePos="0" relativeHeight="251726848" behindDoc="0" locked="0" layoutInCell="1" allowOverlap="1" wp14:anchorId="11A10DD9" wp14:editId="57781AFA">
+                <wp:simplePos x="0" y="0"/>
+                <wp:positionH relativeFrom="column">
+                  <wp:posOffset>191135</wp:posOffset>
+                </wp:positionH>
+                <wp:positionV relativeFrom="paragraph">
+                  <wp:posOffset>7418764</wp:posOffset>
+                </wp:positionV>
+                <wp:extent cx="5570855" cy="201930"/>
+                <wp:effectExtent l="0" t="0" r="0" b="7620"/>
+                <wp:wrapTopAndBottom/>
+                <wp:docPr id="1746508783" name="Text Box 1"/>
+                <wp:cNvGraphicFramePr/>
+                <a:graphic xmlns:a="http://schemas.openxmlformats.org/drawingml/2006/main">
+                  <a:graphicData uri="http://schemas.microsoft.com/office/word/2010/wordprocessingShape">
+                    <wps:wsp>
+                      <wps:cNvSpPr txBox="1"/>
+                      <wps:spPr>
+                        <a:xfrm>
+                          <a:off x="0" y="0"/>
+                          <a:ext cx="5570855" cy="201930"/>
+                        </a:xfrm>
+                        <a:prstGeom prst="rect">
+                          <a:avLst/>
+                        </a:prstGeom>
+                        <a:solidFill>
+                          <a:prstClr val="white"/>
+                        </a:solidFill>
+                        <a:ln>
+                          <a:noFill/>
+                        </a:ln>
+                      </wps:spPr>
+                      <wps:txbx>
+                        <w:txbxContent>
+                          <w:p>
+                            <w:pPr>
+                              <w:pStyle w:val="Caption"/>
+                              <w:jc w:val="center"/>
+                              <w:rPr>
+                                <w:rFonts w:ascii="Constantia" w:hAnsi="Constantia"/>
+                                <w:color w:val="595959" w:themeColor="text1" w:themeTint="A6"/>
+                                <w:sz w:val="22"/>
+                                <w:szCs w:val="22"/>
+                              </w:rPr>
+                            </w:pPr>
+                            <w:r>
+                              <w:rPr>
+                                <w:rFonts w:ascii="Constantia" w:hAnsi="Constantia"/>
+                              </w:rPr>
+                              <w:t>Figure</w:t>
+                            </w:r>
+                            <w:r>
+                              <w:rPr>
+                                <w:rFonts w:ascii="Constantia" w:hAnsi="Constantia"/>
+                              </w:rPr>
+                              <w:t xml:space="preserve"> 23</w:t>
+                            </w:r>
+                            <w:r>
+                              <w:rPr>
+                                <w:rFonts w:ascii="Constantia" w:hAnsi="Constantia"/>
+                              </w:rPr>
+                              <w:t>: Adding a health check endpoint to the HomeController.</w:t>
+                            </w:r>
+                          </w:p>
+                        </w:txbxContent>
+                      </wps:txbx>
+                      <wps:bodyPr rot="0" spcFirstLastPara="0" vertOverflow="overflow" horzOverflow="overflow" vert="horz" wrap="square" lIns="0" tIns="0" rIns="0" bIns="0" numCol="1" spcCol="0" rtlCol="0" fromWordArt="0" anchor="t" anchorCtr="0" forceAA="0" compatLnSpc="1">
+                        <a:prstTxWarp prst="textNoShape">
+                          <a:avLst/>
+                        </a:prstTxWarp>
+                        <a:noAutofit/>
+                      </wps:bodyPr>
+                    </wps:wsp>
+                  </a:graphicData>
+                </a:graphic>
+                <wp14:sizeRelV relativeFrom="margin">
+                  <wp14:pctHeight>0</wp14:pctHeight>
+                </wp14:sizeRelV>
+              </wp:anchor>
+            </w:drawing>
+          </mc:Choice>
+          <mc:Fallback>
+            <w:pict>
+              <v:shape w14:anchorId="11A10DD9" id="_x0000_s1050" type="#_x0000_t202" style="position:absolute;left:0;text-align:left;margin-left:15.05pt;margin-top:584.15pt;width:438.65pt;height:15.9pt;z-index:251726848;visibility:visible;mso-wrap-style:square;mso-height-percent:0;mso-wrap-distance-left:9pt;mso-wrap-distance-top:0;mso-wrap-distance-right:9pt;mso-wrap-distance-bottom:0;mso-position-horizontal:absolute;mso-position-horizontal-relative:text;mso-position-vertical:absolute;mso-position-vertical-relative:text;mso-height-percent:0;mso-height-relative:margin;v-text-anchor:top" o:gfxdata="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" stroked="f">
+                <v:textbox inset="0,0,0,0">
+                  <w:txbxContent>
+                    <w:p>
+                      <w:pPr>
+                        <w:pStyle w:val="Caption"/>
+                        <w:jc w:val="center"/>
+                        <w:rPr>
+                          <w:rFonts w:ascii="Constantia" w:hAnsi="Constantia"/>
+                          <w:color w:val="595959" w:themeColor="text1" w:themeTint="A6"/>
+                          <w:sz w:val="22"/>
+                          <w:szCs w:val="22"/>
+                        </w:rPr>
+                      </w:pPr>
+                      <w:r>
+                        <w:rPr>
+                          <w:rFonts w:ascii="Constantia" w:hAnsi="Constantia"/>
+                        </w:rPr>
+                        <w:t>Figure</w:t>
+                      </w:r>
+                      <w:r>
+                        <w:rPr>
+                          <w:rFonts w:ascii="Constantia" w:hAnsi="Constantia"/>
+                        </w:rPr>
+                        <w:t xml:space="preserve"> 23</w:t>
+                      </w:r>
+                      <w:r>
+                        <w:rPr>
+                          <w:rFonts w:ascii="Constantia" w:hAnsi="Constantia"/>
+                        </w:rPr>
+                        <w:t>: Adding a health check endpoint to the HomeController.</w:t>
+                      </w:r>
+                    </w:p>
+                  </w:txbxContent>
+                </v:textbox>
+                <w10:wrap type="topAndBottom"/>
+              </v:shape>
+            </w:pict>
+          </mc:Fallback>
+        </mc:AlternateContent>
+      </w:r>
+      <w:r>
+        <w:rPr>
+          <w:rFonts w:ascii="Constantia" w:hAnsi="Constantia"/>
+          <w:color w:val="auto"/>
+        </w:rPr>
+        <w:t>I added the APP_ENVIRONMENT setting to the Azure App Service Environment Variables instead of keeping the environment setting directly in the application source code. The setting is stored in Azure App Service and can be managed separately from the application code. This helps keep environment-specific settings outside the source code and makes the application easier to configure when deployed.</w:t>
+      </w:r>
+      <w:r>
+        <w:rPr>
+          <w:rFonts w:ascii="Constantia" w:hAnsi="Constantia"/>
+          <w:color w:val="auto"/>
+        </w:rPr>
+        <w:br w:type="page"/>
+      </w:r>
+    </w:p>
+    <w:p>
+      <w:pPr>
+        <w:spacing w:before="0" w:after="160" w:line="278" w:lineRule="auto"/>
+        <w:jc w:val="both"/>
+        <w:rPr>
+          <w:rFonts w:ascii="Constantia" w:hAnsi="Constantia"/>
+          <w:color w:val="auto"/>
+        </w:rPr>
+      </w:pPr>
+      <w:r>
+        <w:rPr>
+          <w:noProof/>
+          <w:color w:val="auto"/>
+        </w:rPr>
+        <w:lastRenderedPageBreak/>
+        <mc:AlternateContent>
+          <mc:Choice Requires="wps">
+            <w:drawing>
+              <wp:anchor distT="0" distB="0" distL="114300" distR="114300" simplePos="0" relativeHeight="251729920" behindDoc="0" locked="0" layoutInCell="1" allowOverlap="1" wp14:anchorId="2BD158CE" wp14:editId="02F44524">
+                <wp:simplePos x="0" y="0"/>
+                <wp:positionH relativeFrom="column">
+                  <wp:posOffset>309880</wp:posOffset>
+                </wp:positionH>
+                <wp:positionV relativeFrom="paragraph">
+                  <wp:posOffset>2348865</wp:posOffset>
+                </wp:positionV>
+                <wp:extent cx="5316220" cy="254635"/>
+                <wp:effectExtent l="0" t="0" r="0" b="0"/>
+                <wp:wrapTopAndBottom/>
+                <wp:docPr id="1336871386" name="Text Box 1"/>
+                <wp:cNvGraphicFramePr/>
+                <a:graphic xmlns:a="http://schemas.openxmlformats.org/drawingml/2006/main">
+                  <a:graphicData uri="http://schemas.microsoft.com/office/word/2010/wordprocessingShape">
+                    <wps:wsp>
+                      <wps:cNvSpPr txBox="1"/>
+                      <wps:spPr>
+                        <a:xfrm>
+                          <a:off x="0" y="0"/>
+                          <a:ext cx="5316220" cy="254635"/>
+                        </a:xfrm>
+                        <a:prstGeom prst="rect">
+                          <a:avLst/>
+                        </a:prstGeom>
+                        <a:solidFill>
+                          <a:prstClr val="white"/>
+                        </a:solidFill>
+                        <a:ln>
+                          <a:noFill/>
+                        </a:ln>
+                      </wps:spPr>
+                      <wps:txbx>
+                        <w:txbxContent>
+                          <w:p>
+                            <w:pPr>
+                              <w:pStyle w:val="Caption"/>
+                              <w:jc w:val="center"/>
+                              <w:rPr>
+                                <w:rFonts w:ascii="Constantia" w:hAnsi="Constantia"/>
+                                <w:color w:val="595959" w:themeColor="text1" w:themeTint="A6"/>
+                                <w:sz w:val="22"/>
+                                <w:szCs w:val="22"/>
+                              </w:rPr>
+                            </w:pPr>
+                            <w:r>
+                              <w:rPr>
+                                <w:rFonts w:ascii="Constantia" w:hAnsi="Constantia"/>
+                              </w:rPr>
+                              <w:t>Figure</w:t>
+                            </w:r>
+                            <w:r>
+                              <w:rPr>
+                                <w:rFonts w:ascii="Constantia" w:hAnsi="Constantia"/>
+                              </w:rPr>
+                              <w:t xml:space="preserve"> 24</w:t>
+                            </w:r>
+                            <w:r>
+                              <w:rPr>
+                                <w:rFonts w:ascii="Constantia" w:hAnsi="Constantia"/>
+                              </w:rPr>
+                              <w:t>: Testing the /Home/Health endpoint locally and confirming a healthy response.</w:t>
+                            </w:r>
+                          </w:p>
+                        </w:txbxContent>
+                      </wps:txbx>
+                      <wps:bodyPr rot="0" spcFirstLastPara="0" vertOverflow="overflow" horzOverflow="overflow" vert="horz" wrap="square" lIns="0" tIns="0" rIns="0" bIns="0" numCol="1" spcCol="0" rtlCol="0" fromWordArt="0" anchor="t" anchorCtr="0" forceAA="0" compatLnSpc="1">
+                        <a:prstTxWarp prst="textNoShape">
+                          <a:avLst/>
+                        </a:prstTxWarp>
+                        <a:noAutofit/>
+                      </wps:bodyPr>
+                    </wps:wsp>
+                  </a:graphicData>
+                </a:graphic>
+                <wp14:sizeRelH relativeFrom="margin">
+                  <wp14:pctWidth>0</wp14:pctWidth>
+                </wp14:sizeRelH>
+                <wp14:sizeRelV relativeFrom="margin">
+                  <wp14:pctHeight>0</wp14:pctHeight>
+                </wp14:sizeRelV>
+              </wp:anchor>
+            </w:drawing>
+          </mc:Choice>
+          <mc:Fallback>
+            <w:pict>
+              <v:shape w14:anchorId="2BD158CE" id="_x0000_s1051" type="#_x0000_t202" style="position:absolute;left:0;text-align:left;margin-left:24.4pt;margin-top:184.95pt;width:418.6pt;height:20.05pt;z-index:251729920;visibility:visible;mso-wrap-style:square;mso-width-percent:0;mso-height-percent:0;mso-wrap-distance-left:9pt;mso-wrap-distance-top:0;mso-wrap-distance-right:9pt;mso-wrap-distance-bottom:0;mso-position-horizontal:absolute;mso-position-horizontal-relative:text;mso-position-vertical:absolute;mso-position-vertical-relative:text;mso-width-percent:0;mso-height-percent:0;mso-width-relative:margin;mso-height-relative:margin;v-text-anchor:top" o:gfxdata="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" stroked="f">
+                <v:textbox inset="0,0,0,0">
+                  <w:txbxContent>
+                    <w:p>
+                      <w:pPr>
+                        <w:pStyle w:val="Caption"/>
+                        <w:jc w:val="center"/>
+                        <w:rPr>
+                          <w:rFonts w:ascii="Constantia" w:hAnsi="Constantia"/>
+                          <w:color w:val="595959" w:themeColor="text1" w:themeTint="A6"/>
+                          <w:sz w:val="22"/>
+                          <w:szCs w:val="22"/>
+                        </w:rPr>
+                      </w:pPr>
+                      <w:r>
+                        <w:rPr>
+                          <w:rFonts w:ascii="Constantia" w:hAnsi="Constantia"/>
+                        </w:rPr>
+                        <w:t>Figure</w:t>
+                      </w:r>
+                      <w:r>
+                        <w:rPr>
+                          <w:rFonts w:ascii="Constantia" w:hAnsi="Constantia"/>
+                        </w:rPr>
+                        <w:t xml:space="preserve"> 24</w:t>
+                      </w:r>
+                      <w:r>
+                        <w:rPr>
+                          <w:rFonts w:ascii="Constantia" w:hAnsi="Constantia"/>
+                        </w:rPr>
+                        <w:t>: Testing the /Home/Health endpoint locally and confirming a healthy response.</w:t>
+                      </w:r>
+                    </w:p>
+                  </w:txbxContent>
+                </v:textbox>
+                <w10:wrap type="topAndBottom"/>
+              </v:shape>
+            </w:pict>
+          </mc:Fallback>
+        </mc:AlternateContent>
+      </w:r>
+      <w:r>
+        <w:rPr>
+          <w:rFonts w:ascii="Constantia" w:hAnsi="Constantia"/>
+          <w:color w:val="auto"/>
+        </w:rPr>
+        <w:drawing>
+          <wp:anchor distT="0" distB="0" distL="114300" distR="114300" simplePos="0" relativeHeight="251727872" behindDoc="0" locked="0" layoutInCell="1" allowOverlap="1" wp14:anchorId="15713796" wp14:editId="700D21E9">
+            <wp:simplePos x="0" y="0"/>
+            <wp:positionH relativeFrom="column">
+              <wp:posOffset>-32385</wp:posOffset>
+            </wp:positionH>
+            <wp:positionV relativeFrom="paragraph">
+              <wp:posOffset>676275</wp:posOffset>
+            </wp:positionV>
+            <wp:extent cx="6000115" cy="1607185"/>
+            <wp:effectExtent l="0" t="0" r="635" b="0"/>
+            <wp:wrapTopAndBottom/>
+            <wp:docPr id="785566877" name="Picture 1"/>
+            <wp:cNvGraphicFramePr>
+              <a:graphicFrameLocks xmlns:a="http://schemas.openxmlformats.org/drawingml/2006/main" noChangeAspect="1"/>
+            </wp:cNvGraphicFramePr>
+            <a:graphic xmlns:a="http://schemas.openxmlformats.org/drawingml/2006/main">
+              <a:graphicData uri="http://schemas.openxmlformats.org/drawingml/2006/picture">
+                <pic:pic xmlns:pic="http://schemas.openxmlformats.org/drawingml/2006/picture">
+                  <pic:nvPicPr>
+                    <pic:cNvPr id="785566877" name=""/>
+                    <pic:cNvPicPr/>
+                  </pic:nvPicPr>
+                  <pic:blipFill>
+                    <a:blip r:embed="rId31">
+                      <a:extLst>
+                        <a:ext uri="{28A0092B-C50C-407E-A947-70E740481C1C}">
+                          <a14:useLocalDpi xmlns:a14="http://schemas.microsoft.com/office/drawing/2010/main" val="0"/>
+                        </a:ext>
+                      </a:extLst>
+                    </a:blip>
+                    <a:stretch>
+                      <a:fillRect/>
+                    </a:stretch>
+                  </pic:blipFill>
+                  <pic:spPr>
+                    <a:xfrm>
+                      <a:off x="0" y="0"/>
+                      <a:ext cx="6000115" cy="1607185"/>
+                    </a:xfrm>
+                    <a:prstGeom prst="rect">
+                      <a:avLst/>
+                    </a:prstGeom>
+                  </pic:spPr>
+                </pic:pic>
+              </a:graphicData>
+            </a:graphic>
+            <wp14:sizeRelH relativeFrom="margin">
+              <wp14:pctWidth>0</wp14:pctWidth>
+            </wp14:sizeRelH>
+            <wp14:sizeRelV relativeFrom="margin">
+              <wp14:pctHeight>0</wp14:pctHeight>
+            </wp14:sizeRelV>
+          </wp:anchor>
+        </w:drawing>
+      </w:r>
+      <w:r>
+        <w:rPr>
+          <w:rFonts w:ascii="Constantia" w:hAnsi="Constantia"/>
+          <w:color w:val="auto"/>
+        </w:rPr>
+        <w:t xml:space="preserve">Next, </w:t>
+      </w:r>
+      <w:r>
+        <w:rPr>
+          <w:rFonts w:ascii="Constantia" w:hAnsi="Constantia"/>
+          <w:color w:val="auto"/>
+        </w:rPr>
+        <w:t>I added a Health() action to the HomeController that returns a simple Healthy response. This gives the Azure App Service a specific endpoint that can be used to check whether the application is responding correctly. I used this endpoint later when configuring the Azure Health Check.</w:t>
+      </w:r>
+      <w:r>
+        <w:rPr>
+          <w:rFonts w:ascii="Constantia" w:hAnsi="Constantia"/>
+          <w:color w:val="auto"/>
+        </w:rPr>
+        <w:br/>
+      </w:r>
+      <w:r>
+        <w:rPr>
+          <w:rFonts w:ascii="Constantia" w:hAnsi="Constantia"/>
+          <w:color w:val="auto"/>
+        </w:rPr>
+        <w:t>Before configuring the Azure Health Check, I tested the new endpoint locally through the browser. The /Home/Health URL returned Healthy, which confirmed that the endpoint was working correctly. This gave me a working health endpoint to use when configuring the Azure App Service Health Check.</w:t>
+      </w:r>
+    </w:p>
+    <w:p>
+      <w:pPr>
+        <w:pStyle w:val="ListParagraph"/>
+        <w:numPr>
+          <w:ilvl w:val="0"/>
+          <w:numId w:val="4"/>
+        </w:numPr>
+        <w:spacing w:before="0" w:after="160" w:line="278" w:lineRule="auto"/>
+        <w:jc w:val="both"/>
+        <w:rPr>
+          <w:rFonts w:ascii="Constantia" w:hAnsi="Constantia"/>
+          <w:color w:val="auto"/>
+        </w:rPr>
+      </w:pPr>
+      <w:r>
+        <w:drawing>
+          <wp:anchor distT="0" distB="0" distL="114300" distR="114300" simplePos="0" relativeHeight="251730944" behindDoc="0" locked="0" layoutInCell="1" allowOverlap="1" wp14:anchorId="0D11A3AB" wp14:editId="7CE40501">
+            <wp:simplePos x="0" y="0"/>
+            <wp:positionH relativeFrom="column">
+              <wp:posOffset>0</wp:posOffset>
+            </wp:positionH>
+            <wp:positionV relativeFrom="paragraph">
+              <wp:posOffset>257175</wp:posOffset>
+            </wp:positionV>
+            <wp:extent cx="5943600" cy="2632710"/>
+            <wp:effectExtent l="0" t="0" r="0" b="0"/>
+            <wp:wrapTopAndBottom/>
+            <wp:docPr id="1426366137" name="Picture 1"/>
+            <wp:cNvGraphicFramePr>
+              <a:graphicFrameLocks xmlns:a="http://schemas.openxmlformats.org/drawingml/2006/main" noChangeAspect="1"/>
+            </wp:cNvGraphicFramePr>
+            <a:graphic xmlns:a="http://schemas.openxmlformats.org/drawingml/2006/main">
+              <a:graphicData uri="http://schemas.openxmlformats.org/drawingml/2006/picture">
+                <pic:pic xmlns:pic="http://schemas.openxmlformats.org/drawingml/2006/picture">
+                  <pic:nvPicPr>
+                    <pic:cNvPr id="1426366137" name=""/>
+                    <pic:cNvPicPr/>
+                  </pic:nvPicPr>
+                  <pic:blipFill>
+                    <a:blip r:embed="rId32" cstate="print">
+                      <a:extLst>
+                        <a:ext uri="{28A0092B-C50C-407E-A947-70E740481C1C}">
+                          <a14:useLocalDpi xmlns:a14="http://schemas.microsoft.com/office/drawing/2010/main" val="0"/>
+                        </a:ext>
+                      </a:extLst>
+                    </a:blip>
+                    <a:stretch>
+                      <a:fillRect/>
+                    </a:stretch>
+                  </pic:blipFill>
+                  <pic:spPr>
+                    <a:xfrm>
+                      <a:off x="0" y="0"/>
+                      <a:ext cx="5943600" cy="2632710"/>
+                    </a:xfrm>
+                    <a:prstGeom prst="rect">
+                      <a:avLst/>
+                    </a:prstGeom>
+                  </pic:spPr>
+                </pic:pic>
+              </a:graphicData>
+            </a:graphic>
+          </wp:anchor>
+        </w:drawing>
+      </w:r>
+      <w:r>
+        <w:rPr>
+          <w:noProof/>
+        </w:rPr>
+        <mc:AlternateContent>
+          <mc:Choice Requires="wps">
+            <w:drawing>
+              <wp:anchor distT="0" distB="0" distL="114300" distR="114300" simplePos="0" relativeHeight="251772928" behindDoc="0" locked="0" layoutInCell="1" allowOverlap="1" wp14:anchorId="5E7FBEF0" wp14:editId="2FA58B76">
+                <wp:simplePos x="0" y="0"/>
+                <wp:positionH relativeFrom="column">
+                  <wp:posOffset>0</wp:posOffset>
+                </wp:positionH>
+                <wp:positionV relativeFrom="paragraph">
+                  <wp:posOffset>2947272</wp:posOffset>
+                </wp:positionV>
+                <wp:extent cx="5943600" cy="635"/>
+                <wp:effectExtent l="0" t="0" r="0" b="0"/>
+                <wp:wrapTopAndBottom/>
+                <wp:docPr id="755230388" name="Text Box 1"/>
+                <wp:cNvGraphicFramePr/>
+                <a:graphic xmlns:a="http://schemas.openxmlformats.org/drawingml/2006/main">
+                  <a:graphicData uri="http://schemas.microsoft.com/office/word/2010/wordprocessingShape">
+                    <wps:wsp>
+                      <wps:cNvSpPr txBox="1"/>
+                      <wps:spPr>
+                        <a:xfrm>
+                          <a:off x="0" y="0"/>
+                          <a:ext cx="5943600" cy="635"/>
+                        </a:xfrm>
+                        <a:prstGeom prst="rect">
+                          <a:avLst/>
+                        </a:prstGeom>
+                        <a:solidFill>
+                          <a:prstClr val="white"/>
+                        </a:solidFill>
+                        <a:ln>
+                          <a:noFill/>
+                        </a:ln>
+                      </wps:spPr>
+                      <wps:txbx>
+                        <w:txbxContent>
+                          <w:p>
+                            <w:pPr>
+                              <w:pStyle w:val="Caption"/>
+                              <w:jc w:val="center"/>
+                              <w:rPr>
+                                <w:rFonts w:ascii="Constantia" w:hAnsi="Constantia"/>
+                                <w:sz w:val="22"/>
+                                <w:szCs w:val="22"/>
+                              </w:rPr>
+                            </w:pPr>
+                            <w:r>
+                              <w:rPr>
+                                <w:rFonts w:ascii="Constantia" w:hAnsi="Constantia"/>
+                              </w:rPr>
+                              <w:t>Figure 25: Azure App Service Health Check configured to use the /Home/Health endpoint.</w:t>
+                            </w:r>
+                          </w:p>
+                        </w:txbxContent>
+                      </wps:txbx>
+                      <wps:bodyPr rot="0" spcFirstLastPara="0" vertOverflow="overflow" horzOverflow="overflow" vert="horz" wrap="square" lIns="0" tIns="0" rIns="0" bIns="0" numCol="1" spcCol="0" rtlCol="0" fromWordArt="0" anchor="t" anchorCtr="0" forceAA="0" compatLnSpc="1">
+                        <a:prstTxWarp prst="textNoShape">
+                          <a:avLst/>
+                        </a:prstTxWarp>
+                        <a:spAutoFit/>
+                      </wps:bodyPr>
+                    </wps:wsp>
+                  </a:graphicData>
+                </a:graphic>
+              </wp:anchor>
+            </w:drawing>
+          </mc:Choice>
+          <mc:Fallback>
+            <w:pict>
+              <v:shape w14:anchorId="5E7FBEF0" id="_x0000_s1052" type="#_x0000_t202" style="position:absolute;left:0;text-align:left;margin-left:0;margin-top:232.05pt;width:468pt;height:.05pt;z-index:251772928;visibility:visible;mso-wrap-style:square;mso-wrap-distance-left:9pt;mso-wrap-distance-top:0;mso-wrap-distance-right:9pt;mso-wrap-distance-bottom:0;mso-position-horizontal:absolute;mso-position-horizontal-relative:text;mso-position-vertical:absolute;mso-position-vertical-relative:text;v-text-anchor:top" o:gfxdata="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" stroked="f">
+                <v:textbox style="mso-fit-shape-to-text:t" inset="0,0,0,0">
+                  <w:txbxContent>
+                    <w:p>
+                      <w:pPr>
+                        <w:pStyle w:val="Caption"/>
+                        <w:jc w:val="center"/>
+                        <w:rPr>
+                          <w:rFonts w:ascii="Constantia" w:hAnsi="Constantia"/>
+                          <w:sz w:val="22"/>
+                          <w:szCs w:val="22"/>
+                        </w:rPr>
+                      </w:pPr>
+                      <w:r>
+                        <w:rPr>
+                          <w:rFonts w:ascii="Constantia" w:hAnsi="Constantia"/>
+                        </w:rPr>
+                        <w:t>Figure 25: Azure App Service Health Check configured to use the /Home/Health endpoint.</w:t>
+                      </w:r>
+                    </w:p>
+                  </w:txbxContent>
+                </v:textbox>
+                <w10:wrap type="topAndBottom"/>
+              </v:shape>
+            </w:pict>
+          </mc:Fallback>
+        </mc:AlternateContent>
+      </w:r>
+      <w:r>
+        <w:rPr>
+          <w:rFonts w:ascii="Constantia" w:hAnsi="Constantia"/>
+          <w:color w:val="auto"/>
+        </w:rPr>
+        <w:t>Health Check Configuration and Verification</w:t>
+      </w:r>
+    </w:p>
+    <w:p>
+      <w:pPr>
+        <w:spacing w:before="0" w:after="160" w:line="278" w:lineRule="auto"/>
+        <w:jc w:val="both"/>
+        <w:rPr>
+          <w:rFonts w:ascii="Constantia" w:hAnsi="Constantia"/>
+          <w:color w:val="auto"/>
+        </w:rPr>
+      </w:pPr>
+      <w:r>
+        <w:rPr>
+          <w:rFonts w:ascii="Constantia" w:hAnsi="Constantia"/>
+          <w:color w:val="auto"/>
+        </w:rPr>
+        <w:t xml:space="preserve">Next, </w:t>
+      </w:r>
+      <w:r>
+        <w:rPr>
+          <w:rFonts w:ascii="Constantia" w:hAnsi="Constantia"/>
+          <w:color w:val="auto"/>
+        </w:rPr>
+        <w:t>I enabled Health Check in the Azure App Service and set the health probe path to /Home/Health. Azure can now use this endpoint to check the health of the deployed application. This connects the health endpoint created in the application with Azure's monitoring feature.</w:t>
+      </w:r>
+    </w:p>
+    <w:p>
+      <w:pPr>
+        <w:spacing w:before="0" w:after="160" w:line="278" w:lineRule="auto"/>
+        <w:jc w:val="both"/>
+        <w:rPr>
+          <w:rFonts w:ascii="Constantia" w:hAnsi="Constantia"/>
+          <w:color w:val="auto"/>
+        </w:rPr>
+      </w:pPr>
+      <w:r>
+        <w:rPr>
+          <w:rFonts w:ascii="Constantia" w:hAnsi="Constantia"/>
+          <w:color w:val="auto"/>
+        </w:rPr>
+        <w:br/>
+      </w:r>
+      <w:r>
+        <w:rPr>
+          <w:rFonts w:ascii="Constantia" w:hAnsi="Constantia"/>
+          <w:color w:val="auto"/>
+        </w:rPr>
+        <w:br/>
+      </w:r>
+      <w:r>
+        <w:rPr>
+          <w:rFonts w:ascii="Constantia" w:hAnsi="Constantia"/>
+          <w:color w:val="auto"/>
+        </w:rPr>
+        <w:br/>
+      </w:r>
+      <w:r>
+        <w:rPr>
+          <w:rFonts w:ascii="Constantia" w:hAnsi="Constantia"/>
+          <w:color w:val="auto"/>
+        </w:rPr>
+        <w:br/>
+      </w:r>
+      <w:r>
+        <w:rPr>
+          <w:noProof/>
+          <w:color w:val="auto"/>
+        </w:rPr>
+        <w:lastRenderedPageBreak/>
+        <mc:AlternateContent>
+          <mc:Choice Requires="wps">
+            <w:drawing>
+              <wp:anchor distT="0" distB="0" distL="114300" distR="114300" simplePos="0" relativeHeight="251734016" behindDoc="0" locked="0" layoutInCell="1" allowOverlap="1" wp14:anchorId="1870B19C" wp14:editId="26B04CEC">
+                <wp:simplePos x="0" y="0"/>
+                <wp:positionH relativeFrom="column">
+                  <wp:posOffset>0</wp:posOffset>
+                </wp:positionH>
+                <wp:positionV relativeFrom="paragraph">
+                  <wp:posOffset>3545840</wp:posOffset>
+                </wp:positionV>
+                <wp:extent cx="5943600" cy="635"/>
+                <wp:effectExtent l="0" t="0" r="0" b="0"/>
+                <wp:wrapTopAndBottom/>
+                <wp:docPr id="416289237" name="Text Box 1"/>
+                <wp:cNvGraphicFramePr/>
+                <a:graphic xmlns:a="http://schemas.openxmlformats.org/drawingml/2006/main">
+                  <a:graphicData uri="http://schemas.microsoft.com/office/word/2010/wordprocessingShape">
+                    <wps:wsp>
+                      <wps:cNvSpPr txBox="1"/>
+                      <wps:spPr>
+                        <a:xfrm>
+                          <a:off x="0" y="0"/>
+                          <a:ext cx="5943600" cy="635"/>
+                        </a:xfrm>
+                        <a:prstGeom prst="rect">
+                          <a:avLst/>
+                        </a:prstGeom>
+                        <a:solidFill>
+                          <a:prstClr val="white"/>
+                        </a:solidFill>
+                        <a:ln>
+                          <a:noFill/>
+                        </a:ln>
+                      </wps:spPr>
+                      <wps:txbx>
+                        <w:txbxContent>
+                          <w:p>
+                            <w:pPr>
+                              <w:pStyle w:val="Caption"/>
+                              <w:jc w:val="center"/>
+                              <w:rPr>
+                                <w:rFonts w:ascii="Constantia" w:hAnsi="Constantia"/>
+                                <w:color w:val="595959" w:themeColor="text1" w:themeTint="A6"/>
+                                <w:sz w:val="22"/>
+                                <w:szCs w:val="22"/>
+                              </w:rPr>
+                            </w:pPr>
+                            <w:r>
+                              <w:rPr>
+                                <w:rFonts w:ascii="Constantia" w:hAnsi="Constantia"/>
+                              </w:rPr>
+                              <w:t>Figure</w:t>
+                            </w:r>
+                            <w:r>
+                              <w:rPr>
+                                <w:rFonts w:ascii="Constantia" w:hAnsi="Constantia"/>
+                              </w:rPr>
+                              <w:t xml:space="preserve"> 26</w:t>
+                            </w:r>
+                            <w:r>
+                              <w:rPr>
+                                <w:rFonts w:ascii="Constantia" w:hAnsi="Constantia"/>
+                              </w:rPr>
+                              <w:t>: Successful republishing of the application after configuring the health check endpoint.</w:t>
+                            </w:r>
+                          </w:p>
+                        </w:txbxContent>
+                      </wps:txbx>
+                      <wps:bodyPr rot="0" spcFirstLastPara="0" vertOverflow="overflow" horzOverflow="overflow" vert="horz" wrap="square" lIns="0" tIns="0" rIns="0" bIns="0" numCol="1" spcCol="0" rtlCol="0" fromWordArt="0" anchor="t" anchorCtr="0" forceAA="0" compatLnSpc="1">
+                        <a:prstTxWarp prst="textNoShape">
+                          <a:avLst/>
+                        </a:prstTxWarp>
+                        <a:spAutoFit/>
+                      </wps:bodyPr>
+                    </wps:wsp>
+                  </a:graphicData>
+                </a:graphic>
+              </wp:anchor>
+            </w:drawing>
+          </mc:Choice>
+          <mc:Fallback>
+            <w:pict>
+              <v:shape w14:anchorId="1870B19C" id="_x0000_s1053" type="#_x0000_t202" style="position:absolute;left:0;text-align:left;margin-left:0;margin-top:279.2pt;width:468pt;height:.05pt;z-index:251734016;visibility:visible;mso-wrap-style:square;mso-wrap-distance-left:9pt;mso-wrap-distance-top:0;mso-wrap-distance-right:9pt;mso-wrap-distance-bottom:0;mso-position-horizontal:absolute;mso-position-horizontal-relative:text;mso-position-vertical:absolute;mso-position-vertical-relative:text;v-text-anchor:top" o:gfxdata="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" stroked="f">
+                <v:textbox style="mso-fit-shape-to-text:t" inset="0,0,0,0">
+                  <w:txbxContent>
+                    <w:p>
+                      <w:pPr>
+                        <w:pStyle w:val="Caption"/>
+                        <w:jc w:val="center"/>
+                        <w:rPr>
+                          <w:rFonts w:ascii="Constantia" w:hAnsi="Constantia"/>
+                          <w:color w:val="595959" w:themeColor="text1" w:themeTint="A6"/>
+                          <w:sz w:val="22"/>
+                          <w:szCs w:val="22"/>
+                        </w:rPr>
+                      </w:pPr>
+                      <w:r>
+                        <w:rPr>
+                          <w:rFonts w:ascii="Constantia" w:hAnsi="Constantia"/>
+                        </w:rPr>
+                        <w:t>Figure</w:t>
+                      </w:r>
+                      <w:r>
+                        <w:rPr>
+                          <w:rFonts w:ascii="Constantia" w:hAnsi="Constantia"/>
+                        </w:rPr>
+                        <w:t xml:space="preserve"> 26</w:t>
+                      </w:r>
+                      <w:r>
+                        <w:rPr>
+                          <w:rFonts w:ascii="Constantia" w:hAnsi="Constantia"/>
+                        </w:rPr>
+                        <w:t>: Successful republishing of the application after configuring the health check endpoint.</w:t>
+                      </w:r>
+                    </w:p>
+                  </w:txbxContent>
+                </v:textbox>
+                <w10:wrap type="topAndBottom"/>
+              </v:shape>
+            </w:pict>
+          </mc:Fallback>
+        </mc:AlternateContent>
+      </w:r>
+      <w:r>
+        <w:rPr>
+          <w:rFonts w:ascii="Constantia" w:hAnsi="Constantia"/>
+          <w:color w:val="auto"/>
+        </w:rPr>
+        <w:drawing>
+          <wp:anchor distT="0" distB="0" distL="114300" distR="114300" simplePos="0" relativeHeight="251731968" behindDoc="0" locked="0" layoutInCell="1" allowOverlap="1" wp14:anchorId="1D3AA766" wp14:editId="372A80F2">
+            <wp:simplePos x="0" y="0"/>
+            <wp:positionH relativeFrom="column">
+              <wp:posOffset>504825</wp:posOffset>
+            </wp:positionH>
+            <wp:positionV relativeFrom="paragraph">
+              <wp:posOffset>0</wp:posOffset>
+            </wp:positionV>
+            <wp:extent cx="4933315" cy="3478530"/>
+            <wp:effectExtent l="0" t="0" r="635" b="7620"/>
+            <wp:wrapTopAndBottom/>
+            <wp:docPr id="946902698" name="Picture 1"/>
+            <wp:cNvGraphicFramePr>
+              <a:graphicFrameLocks xmlns:a="http://schemas.openxmlformats.org/drawingml/2006/main" noChangeAspect="1"/>
+            </wp:cNvGraphicFramePr>
+            <a:graphic xmlns:a="http://schemas.openxmlformats.org/drawingml/2006/main">
+              <a:graphicData uri="http://schemas.openxmlformats.org/drawingml/2006/picture">
+                <pic:pic xmlns:pic="http://schemas.openxmlformats.org/drawingml/2006/picture">
+                  <pic:nvPicPr>
+                    <pic:cNvPr id="946902698" name=""/>
+                    <pic:cNvPicPr/>
+                  </pic:nvPicPr>
+                  <pic:blipFill>
+                    <a:blip r:embed="rId33" cstate="print">
+                      <a:extLst>
+                        <a:ext uri="{28A0092B-C50C-407E-A947-70E740481C1C}">
+                          <a14:useLocalDpi xmlns:a14="http://schemas.microsoft.com/office/drawing/2010/main" val="0"/>
+                        </a:ext>
+                      </a:extLst>
+                    </a:blip>
+                    <a:stretch>
+                      <a:fillRect/>
+                    </a:stretch>
+                  </pic:blipFill>
+                  <pic:spPr>
+                    <a:xfrm>
+                      <a:off x="0" y="0"/>
+                      <a:ext cx="4933315" cy="3478530"/>
+                    </a:xfrm>
+                    <a:prstGeom prst="rect">
+                      <a:avLst/>
+                    </a:prstGeom>
+                  </pic:spPr>
+                </pic:pic>
+              </a:graphicData>
+            </a:graphic>
+            <wp14:sizeRelH relativeFrom="margin">
+              <wp14:pctWidth>0</wp14:pctWidth>
+            </wp14:sizeRelH>
+            <wp14:sizeRelV relativeFrom="margin">
+              <wp14:pctHeight>0</wp14:pctHeight>
+            </wp14:sizeRelV>
+          </wp:anchor>
+        </w:drawing>
+      </w:r>
+      <w:r>
+        <w:rPr>
+          <w:rFonts w:ascii="Constantia" w:hAnsi="Constantia"/>
+          <w:color w:val="auto"/>
+        </w:rPr>
+        <w:t xml:space="preserve">After configuring the health check endpoint, I republished the updated application to Azure App Service. The Visual Studio output shows that the build and publish completed successfully with no failed projects. This ensured that the updated application containing the Health endpoint was </w:t>
+      </w:r>
+      <w:r>
+        <w:rPr>
+          <w:noProof/>
+          <w:color w:val="auto"/>
+        </w:rPr>
+        <mc:AlternateContent>
+          <mc:Choice Requires="wps">
+            <w:drawing>
+              <wp:anchor distT="0" distB="0" distL="114300" distR="114300" simplePos="0" relativeHeight="251737088" behindDoc="0" locked="0" layoutInCell="1" allowOverlap="1" wp14:anchorId="77DC7CCF" wp14:editId="1A01EB40">
+                <wp:simplePos x="0" y="0"/>
+                <wp:positionH relativeFrom="column">
+                  <wp:posOffset>0</wp:posOffset>
+                </wp:positionH>
+                <wp:positionV relativeFrom="page">
+                  <wp:posOffset>7694930</wp:posOffset>
+                </wp:positionV>
+                <wp:extent cx="5943600" cy="266700"/>
+                <wp:effectExtent l="0" t="0" r="0" b="0"/>
+                <wp:wrapTopAndBottom/>
+                <wp:docPr id="204733431" name="Text Box 1"/>
+                <wp:cNvGraphicFramePr/>
+                <a:graphic xmlns:a="http://schemas.openxmlformats.org/drawingml/2006/main">
+                  <a:graphicData uri="http://schemas.microsoft.com/office/word/2010/wordprocessingShape">
+                    <wps:wsp>
+                      <wps:cNvSpPr txBox="1"/>
+                      <wps:spPr>
+                        <a:xfrm>
+                          <a:off x="0" y="0"/>
+                          <a:ext cx="5943600" cy="266700"/>
+                        </a:xfrm>
+                        <a:prstGeom prst="rect">
+                          <a:avLst/>
+                        </a:prstGeom>
+                        <a:solidFill>
+                          <a:prstClr val="white"/>
+                        </a:solidFill>
+                        <a:ln>
+                          <a:noFill/>
+                        </a:ln>
+                      </wps:spPr>
+                      <wps:txbx>
+                        <w:txbxContent>
+                          <w:p>
+                            <w:pPr>
+                              <w:pStyle w:val="Caption"/>
+                              <w:jc w:val="center"/>
+                              <w:rPr>
+                                <w:rFonts w:ascii="Constantia" w:hAnsi="Constantia"/>
+                                <w:color w:val="595959" w:themeColor="text1" w:themeTint="A6"/>
+                                <w:sz w:val="22"/>
+                                <w:szCs w:val="22"/>
+                              </w:rPr>
+                            </w:pPr>
+                            <w:r>
+                              <w:rPr>
+                                <w:rFonts w:ascii="Constantia" w:hAnsi="Constantia"/>
+                              </w:rPr>
+                              <w:t>Figure</w:t>
+                            </w:r>
+                            <w:r>
+                              <w:rPr>
+                                <w:rFonts w:ascii="Constantia" w:hAnsi="Constantia"/>
+                              </w:rPr>
+                              <w:t xml:space="preserve"> 27</w:t>
+                            </w:r>
+                            <w:r>
+                              <w:rPr>
+                                <w:rFonts w:ascii="Constantia" w:hAnsi="Constantia"/>
+                              </w:rPr>
+                              <w:t>: Successful Health Check monitoring of the deployed ASP.NET Core application.</w:t>
+                            </w:r>
+                          </w:p>
+                        </w:txbxContent>
+                      </wps:txbx>
+                      <wps:bodyPr rot="0" spcFirstLastPara="0" vertOverflow="overflow" horzOverflow="overflow" vert="horz" wrap="square" lIns="0" tIns="0" rIns="0" bIns="0" numCol="1" spcCol="0" rtlCol="0" fromWordArt="0" anchor="t" anchorCtr="0" forceAA="0" compatLnSpc="1">
+                        <a:prstTxWarp prst="textNoShape">
+                          <a:avLst/>
+                        </a:prstTxWarp>
+                        <a:spAutoFit/>
+                      </wps:bodyPr>
+                    </wps:wsp>
+                  </a:graphicData>
+                </a:graphic>
+              </wp:anchor>
+            </w:drawing>
+          </mc:Choice>
+          <mc:Fallback>
+            <w:pict>
+              <v:shape w14:anchorId="77DC7CCF" id="_x0000_s1054" type="#_x0000_t202" style="position:absolute;left:0;text-align:left;margin-left:0;margin-top:605.9pt;width:468pt;height:21pt;z-index:251737088;visibility:visible;mso-wrap-style:square;mso-wrap-distance-left:9pt;mso-wrap-distance-top:0;mso-wrap-distance-right:9pt;mso-wrap-distance-bottom:0;mso-position-horizontal:absolute;mso-position-horizontal-relative:text;mso-position-vertical:absolute;mso-position-vertical-relative:page;v-text-anchor:top" o:gfxdata="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" stroked="f">
+                <v:textbox style="mso-fit-shape-to-text:t" inset="0,0,0,0">
+                  <w:txbxContent>
+                    <w:p>
+                      <w:pPr>
+                        <w:pStyle w:val="Caption"/>
+                        <w:jc w:val="center"/>
+                        <w:rPr>
+                          <w:rFonts w:ascii="Constantia" w:hAnsi="Constantia"/>
+                          <w:color w:val="595959" w:themeColor="text1" w:themeTint="A6"/>
+                          <w:sz w:val="22"/>
+                          <w:szCs w:val="22"/>
+                        </w:rPr>
+                      </w:pPr>
+                      <w:r>
+                        <w:rPr>
+                          <w:rFonts w:ascii="Constantia" w:hAnsi="Constantia"/>
+                        </w:rPr>
+                        <w:t>Figure</w:t>
+                      </w:r>
+                      <w:r>
+                        <w:rPr>
+                          <w:rFonts w:ascii="Constantia" w:hAnsi="Constantia"/>
+                        </w:rPr>
+                        <w:t xml:space="preserve"> 27</w:t>
+                      </w:r>
+                      <w:r>
+                        <w:rPr>
+                          <w:rFonts w:ascii="Constantia" w:hAnsi="Constantia"/>
+                        </w:rPr>
+                        <w:t>: Successful Health Check monitoring of the deployed ASP.NET Core application.</w:t>
+                      </w:r>
+                    </w:p>
+                  </w:txbxContent>
+                </v:textbox>
+                <w10:wrap type="topAndBottom" anchory="page"/>
+              </v:shape>
+            </w:pict>
+          </mc:Fallback>
+        </mc:AlternateContent>
+      </w:r>
+      <w:r>
+        <w:rPr>
+          <w:rFonts w:ascii="Constantia" w:hAnsi="Constantia"/>
+          <w:color w:val="auto"/>
+        </w:rPr>
+        <w:drawing>
+          <wp:anchor distT="0" distB="0" distL="114300" distR="114300" simplePos="0" relativeHeight="251735040" behindDoc="0" locked="0" layoutInCell="1" allowOverlap="1" wp14:anchorId="5CAFE8D0" wp14:editId="284F1D9F">
+            <wp:simplePos x="0" y="0"/>
+            <wp:positionH relativeFrom="column">
+              <wp:posOffset>287020</wp:posOffset>
+            </wp:positionH>
+            <wp:positionV relativeFrom="page">
+              <wp:posOffset>5602516</wp:posOffset>
+            </wp:positionV>
+            <wp:extent cx="5368925" cy="1990725"/>
+            <wp:effectExtent l="0" t="0" r="3175" b="9525"/>
+            <wp:wrapTopAndBottom/>
+            <wp:docPr id="72390223" name="Picture 1"/>
+            <wp:cNvGraphicFramePr>
+              <a:graphicFrameLocks xmlns:a="http://schemas.openxmlformats.org/drawingml/2006/main" noChangeAspect="1"/>
+            </wp:cNvGraphicFramePr>
+            <a:graphic xmlns:a="http://schemas.openxmlformats.org/drawingml/2006/main">
+              <a:graphicData uri="http://schemas.openxmlformats.org/drawingml/2006/picture">
+                <pic:pic xmlns:pic="http://schemas.openxmlformats.org/drawingml/2006/picture">
+                  <pic:nvPicPr>
+                    <pic:cNvPr id="72390223" name=""/>
+                    <pic:cNvPicPr/>
+                  </pic:nvPicPr>
+                  <pic:blipFill>
+                    <a:blip r:embed="rId34" cstate="print">
+                      <a:extLst>
+                        <a:ext uri="{28A0092B-C50C-407E-A947-70E740481C1C}">
+                          <a14:useLocalDpi xmlns:a14="http://schemas.microsoft.com/office/drawing/2010/main" val="0"/>
+                        </a:ext>
+                      </a:extLst>
+                    </a:blip>
+                    <a:stretch>
+                      <a:fillRect/>
+                    </a:stretch>
+                  </pic:blipFill>
+                  <pic:spPr>
+                    <a:xfrm>
+                      <a:off x="0" y="0"/>
+                      <a:ext cx="5368925" cy="1990725"/>
+                    </a:xfrm>
+                    <a:prstGeom prst="rect">
+                      <a:avLst/>
+                    </a:prstGeom>
+                  </pic:spPr>
+                </pic:pic>
+              </a:graphicData>
+            </a:graphic>
+            <wp14:sizeRelH relativeFrom="margin">
+              <wp14:pctWidth>0</wp14:pctWidth>
+            </wp14:sizeRelH>
+            <wp14:sizeRelV relativeFrom="margin">
+              <wp14:pctHeight>0</wp14:pctHeight>
+            </wp14:sizeRelV>
+          </wp:anchor>
+        </w:drawing>
+      </w:r>
+      <w:r>
+        <w:rPr>
+          <w:rFonts w:ascii="Constantia" w:hAnsi="Constantia"/>
+          <w:color w:val="auto"/>
+        </w:rPr>
+        <w:t>available in Azure.</w:t>
+      </w:r>
+      <w:r>
+        <w:rPr>
+          <w:rFonts w:ascii="Constantia" w:hAnsi="Constantia"/>
+          <w:color w:val="auto"/>
+        </w:rPr>
+        <w:br/>
+      </w:r>
+      <w:r>
+        <w:rPr>
+          <w:rFonts w:ascii="Constantia" w:hAnsi="Constantia"/>
+          <w:color w:val="auto"/>
+        </w:rPr>
+        <w:t>Then I</w:t>
+      </w:r>
+      <w:r>
+        <w:rPr>
+          <w:rFonts w:ascii="Constantia" w:hAnsi="Constantia"/>
+          <w:color w:val="auto"/>
+        </w:rPr>
+        <w:t xml:space="preserve"> checked the Health Check instances in Azure App Service to make sure the deployed application was responding correctly. The instance is shown as Healthy, confirming that Azure was able to successfully check the configured /Home/Health endpoint.</w:t>
+      </w:r>
+    </w:p>
+    <w:p>
+      <w:pPr>
+        <w:spacing w:before="0" w:after="160" w:line="278" w:lineRule="auto"/>
+        <w:rPr>
+          <w:rFonts w:ascii="Constantia" w:hAnsi="Constantia"/>
+          <w:color w:val="auto"/>
+        </w:rPr>
+      </w:pPr>
+      <w:r>
+        <w:rPr>
+          <w:rFonts w:ascii="Constantia" w:hAnsi="Constantia"/>
+          <w:color w:val="auto"/>
+        </w:rPr>
+        <w:br w:type="page"/>
+      </w:r>
+    </w:p>
+    <w:p>
+      <w:pPr>
+        <w:pStyle w:val="ListParagraph"/>
+        <w:numPr>
+          <w:ilvl w:val="0"/>
+          <w:numId w:val="4"/>
+        </w:numPr>
+        <w:spacing w:before="0" w:after="160" w:line="278" w:lineRule="auto"/>
+        <w:jc w:val="both"/>
+        <w:rPr>
+          <w:rFonts w:ascii="Constantia" w:hAnsi="Constantia"/>
+          <w:color w:val="auto"/>
+        </w:rPr>
+      </w:pPr>
+      <w:r>
+        <w:rPr>
+          <w:noProof/>
+        </w:rPr>
+        <w:lastRenderedPageBreak/>
+        <mc:AlternateContent>
+          <mc:Choice Requires="wps">
+            <w:drawing>
+              <wp:anchor distT="0" distB="0" distL="114300" distR="114300" simplePos="0" relativeHeight="251741184" behindDoc="0" locked="0" layoutInCell="1" allowOverlap="1" wp14:anchorId="6543231F" wp14:editId="0737E808">
+                <wp:simplePos x="0" y="0"/>
+                <wp:positionH relativeFrom="column">
+                  <wp:posOffset>0</wp:posOffset>
+                </wp:positionH>
+                <wp:positionV relativeFrom="page">
+                  <wp:posOffset>4274185</wp:posOffset>
+                </wp:positionV>
+                <wp:extent cx="5943600" cy="201930"/>
+                <wp:effectExtent l="0" t="0" r="0" b="7620"/>
+                <wp:wrapTopAndBottom/>
+                <wp:docPr id="838360012" name="Text Box 1"/>
+                <wp:cNvGraphicFramePr/>
+                <a:graphic xmlns:a="http://schemas.openxmlformats.org/drawingml/2006/main">
+                  <a:graphicData uri="http://schemas.microsoft.com/office/word/2010/wordprocessingShape">
+                    <wps:wsp>
+                      <wps:cNvSpPr txBox="1"/>
+                      <wps:spPr>
+                        <a:xfrm>
+                          <a:off x="0" y="0"/>
+                          <a:ext cx="5943600" cy="201930"/>
+                        </a:xfrm>
+                        <a:prstGeom prst="rect">
+                          <a:avLst/>
+                        </a:prstGeom>
+                        <a:solidFill>
+                          <a:prstClr val="white"/>
+                        </a:solidFill>
+                        <a:ln>
+                          <a:noFill/>
+                        </a:ln>
+                      </wps:spPr>
+                      <wps:txbx>
+                        <w:txbxContent>
+                          <w:p>
+                            <w:pPr>
+                              <w:pStyle w:val="Caption"/>
+                              <w:jc w:val="center"/>
+                              <w:rPr>
+                                <w:rFonts w:ascii="Constantia" w:hAnsi="Constantia"/>
+                                <w:color w:val="595959" w:themeColor="text1" w:themeTint="A6"/>
+                                <w:sz w:val="22"/>
+                                <w:szCs w:val="22"/>
+                              </w:rPr>
+                            </w:pPr>
+                            <w:r>
+                              <w:rPr>
+                                <w:rFonts w:ascii="Constantia" w:hAnsi="Constantia"/>
+                              </w:rPr>
+                              <w:t>Figure</w:t>
+                            </w:r>
+                            <w:r>
+                              <w:rPr>
+                                <w:rFonts w:ascii="Constantia" w:hAnsi="Constantia"/>
+                              </w:rPr>
+                              <w:t xml:space="preserve"> 28</w:t>
+                            </w:r>
+                            <w:r>
+                              <w:rPr>
+                                <w:rFonts w:ascii="Constantia" w:hAnsi="Constantia"/>
+                              </w:rPr>
+                              <w:t>: Azure App Service application and web server logging configuration.</w:t>
+                            </w:r>
+                          </w:p>
+                        </w:txbxContent>
+                      </wps:txbx>
+                      <wps:bodyPr rot="0" spcFirstLastPara="0" vertOverflow="overflow" horzOverflow="overflow" vert="horz" wrap="square" lIns="0" tIns="0" rIns="0" bIns="0" numCol="1" spcCol="0" rtlCol="0" fromWordArt="0" anchor="t" anchorCtr="0" forceAA="0" compatLnSpc="1">
+                        <a:prstTxWarp prst="textNoShape">
+                          <a:avLst/>
+                        </a:prstTxWarp>
+                        <a:noAutofit/>
+                      </wps:bodyPr>
+                    </wps:wsp>
+                  </a:graphicData>
+                </a:graphic>
+                <wp14:sizeRelV relativeFrom="margin">
+                  <wp14:pctHeight>0</wp14:pctHeight>
+                </wp14:sizeRelV>
+              </wp:anchor>
+            </w:drawing>
+          </mc:Choice>
+          <mc:Fallback>
+            <w:pict>
+              <v:shape w14:anchorId="6543231F" id="_x0000_s1055" type="#_x0000_t202" style="position:absolute;left:0;text-align:left;margin-left:0;margin-top:336.55pt;width:468pt;height:15.9pt;z-index:251741184;visibility:visible;mso-wrap-style:square;mso-height-percent:0;mso-wrap-distance-left:9pt;mso-wrap-distance-top:0;mso-wrap-distance-right:9pt;mso-wrap-distance-bottom:0;mso-position-horizontal:absolute;mso-position-horizontal-relative:text;mso-position-vertical:absolute;mso-position-vertical-relative:page;mso-height-percent:0;mso-height-relative:margin;v-text-anchor:top" o:gfxdata="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" stroked="f">
+                <v:textbox inset="0,0,0,0">
+                  <w:txbxContent>
+                    <w:p>
+                      <w:pPr>
+                        <w:pStyle w:val="Caption"/>
+                        <w:jc w:val="center"/>
+                        <w:rPr>
+                          <w:rFonts w:ascii="Constantia" w:hAnsi="Constantia"/>
+                          <w:color w:val="595959" w:themeColor="text1" w:themeTint="A6"/>
+                          <w:sz w:val="22"/>
+                          <w:szCs w:val="22"/>
+                        </w:rPr>
+                      </w:pPr>
+                      <w:r>
+                        <w:rPr>
+                          <w:rFonts w:ascii="Constantia" w:hAnsi="Constantia"/>
+                        </w:rPr>
+                        <w:t>Figure</w:t>
+                      </w:r>
+                      <w:r>
+                        <w:rPr>
+                          <w:rFonts w:ascii="Constantia" w:hAnsi="Constantia"/>
+                        </w:rPr>
+                        <w:t xml:space="preserve"> 28</w:t>
+                      </w:r>
+                      <w:r>
+                        <w:rPr>
+                          <w:rFonts w:ascii="Constantia" w:hAnsi="Constantia"/>
+                        </w:rPr>
+                        <w:t>: Azure App Service application and web server logging configuration.</w:t>
+                      </w:r>
+                    </w:p>
+                  </w:txbxContent>
+                </v:textbox>
+                <w10:wrap type="topAndBottom" anchory="page"/>
+              </v:shape>
+            </w:pict>
+          </mc:Fallback>
+        </mc:AlternateContent>
+      </w:r>
+      <w:r>
+        <w:drawing>
+          <wp:anchor distT="0" distB="0" distL="114300" distR="114300" simplePos="0" relativeHeight="251739136" behindDoc="0" locked="0" layoutInCell="1" allowOverlap="1" wp14:anchorId="3A6AE151" wp14:editId="7B8CCD81">
+            <wp:simplePos x="0" y="0"/>
+            <wp:positionH relativeFrom="column">
+              <wp:posOffset>0</wp:posOffset>
+            </wp:positionH>
+            <wp:positionV relativeFrom="page">
+              <wp:posOffset>1235606</wp:posOffset>
+            </wp:positionV>
+            <wp:extent cx="5943600" cy="2964180"/>
+            <wp:effectExtent l="0" t="0" r="0" b="7620"/>
+            <wp:wrapTopAndBottom/>
+            <wp:docPr id="2112766990" name="Picture 1"/>
+            <wp:cNvGraphicFramePr>
+              <a:graphicFrameLocks xmlns:a="http://schemas.openxmlformats.org/drawingml/2006/main" noChangeAspect="1"/>
+            </wp:cNvGraphicFramePr>
+            <a:graphic xmlns:a="http://schemas.openxmlformats.org/drawingml/2006/main">
+              <a:graphicData uri="http://schemas.openxmlformats.org/drawingml/2006/picture">
+                <pic:pic xmlns:pic="http://schemas.openxmlformats.org/drawingml/2006/picture">
+                  <pic:nvPicPr>
+                    <pic:cNvPr id="2112766990" name=""/>
+                    <pic:cNvPicPr/>
+                  </pic:nvPicPr>
+                  <pic:blipFill>
+                    <a:blip r:embed="rId35" cstate="print">
+                      <a:extLst>
+                        <a:ext uri="{28A0092B-C50C-407E-A947-70E740481C1C}">
+                          <a14:useLocalDpi xmlns:a14="http://schemas.microsoft.com/office/drawing/2010/main" val="0"/>
+                        </a:ext>
+                      </a:extLst>
+                    </a:blip>
+                    <a:stretch>
+                      <a:fillRect/>
+                    </a:stretch>
+                  </pic:blipFill>
+                  <pic:spPr>
+                    <a:xfrm>
+                      <a:off x="0" y="0"/>
+                      <a:ext cx="5943600" cy="2964180"/>
+                    </a:xfrm>
+                    <a:prstGeom prst="rect">
+                      <a:avLst/>
+                    </a:prstGeom>
+                  </pic:spPr>
+                </pic:pic>
+              </a:graphicData>
+            </a:graphic>
+          </wp:anchor>
+        </w:drawing>
+      </w:r>
+      <w:r>
+        <w:t xml:space="preserve"> </w:t>
+      </w:r>
+      <w:r>
+        <w:rPr>
+          <w:rFonts w:ascii="Constantia" w:hAnsi="Constantia"/>
+          <w:color w:val="auto"/>
+        </w:rPr>
+        <w:t>App Service Logging</w:t>
+      </w:r>
+    </w:p>
+    <w:p>
+      <w:pPr>
+        <w:spacing w:before="0" w:after="160" w:line="278" w:lineRule="auto"/>
+        <w:jc w:val="both"/>
+        <w:rPr>
+          <w:rFonts w:ascii="Constantia" w:hAnsi="Constantia"/>
+          <w:color w:val="auto"/>
+        </w:rPr>
+      </w:pPr>
+      <w:r>
+        <w:rPr>
+          <w:rFonts w:ascii="Constantia" w:hAnsi="Constantia"/>
+          <w:color w:val="auto"/>
+        </w:rPr>
+        <w:t>I enabled Application Logging in the Azure App Service and set the logging level to Information. I also enabled Web Server Logging using the File System option, with a 35 MB quota and 3-day retention period. These settings allow the application and web server activity to be recorded so that I can monitor requests and troubleshoot the deployed application.</w:t>
+      </w:r>
+    </w:p>
+    <w:p>
+      <w:pPr>
+        <w:pStyle w:val="ListParagraph"/>
+        <w:numPr>
+          <w:ilvl w:val="0"/>
+          <w:numId w:val="4"/>
+        </w:numPr>
+        <w:spacing w:before="0" w:after="160" w:line="278" w:lineRule="auto"/>
+        <w:jc w:val="both"/>
+        <w:rPr>
+          <w:rFonts w:ascii="Constantia" w:hAnsi="Constantia"/>
+          <w:color w:val="auto"/>
+        </w:rPr>
+      </w:pPr>
+      <w:r>
+        <w:rPr>
+          <w:noProof/>
+        </w:rPr>
+        <mc:AlternateContent>
+          <mc:Choice Requires="wps">
+            <w:drawing>
+              <wp:anchor distT="0" distB="0" distL="114300" distR="114300" simplePos="0" relativeHeight="251746304" behindDoc="0" locked="0" layoutInCell="1" allowOverlap="1" wp14:anchorId="62A4962D" wp14:editId="203600C8">
+                <wp:simplePos x="0" y="0"/>
+                <wp:positionH relativeFrom="column">
+                  <wp:posOffset>0</wp:posOffset>
+                </wp:positionH>
+                <wp:positionV relativeFrom="page">
+                  <wp:posOffset>8441055</wp:posOffset>
+                </wp:positionV>
+                <wp:extent cx="5943600" cy="191135"/>
+                <wp:effectExtent l="0" t="0" r="0" b="0"/>
+                <wp:wrapTopAndBottom/>
+                <wp:docPr id="1131078542" name="Text Box 1"/>
+                <wp:cNvGraphicFramePr/>
+                <a:graphic xmlns:a="http://schemas.openxmlformats.org/drawingml/2006/main">
+                  <a:graphicData uri="http://schemas.microsoft.com/office/word/2010/wordprocessingShape">
+                    <wps:wsp>
+                      <wps:cNvSpPr txBox="1"/>
+                      <wps:spPr>
+                        <a:xfrm>
+                          <a:off x="0" y="0"/>
+                          <a:ext cx="5943600" cy="191135"/>
+                        </a:xfrm>
+                        <a:prstGeom prst="rect">
+                          <a:avLst/>
+                        </a:prstGeom>
+                        <a:solidFill>
+                          <a:prstClr val="white"/>
+                        </a:solidFill>
+                        <a:ln>
+                          <a:noFill/>
+                        </a:ln>
+                      </wps:spPr>
+                      <wps:txbx>
+                        <w:txbxContent>
+                          <w:p>
+                            <w:pPr>
+                              <w:pStyle w:val="Caption"/>
+                              <w:jc w:val="center"/>
+                              <w:rPr>
+                                <w:rFonts w:ascii="Constantia" w:hAnsi="Constantia"/>
+                                <w:color w:val="595959" w:themeColor="text1" w:themeTint="A6"/>
+                                <w:sz w:val="22"/>
+                                <w:szCs w:val="22"/>
+                              </w:rPr>
+                            </w:pPr>
+                            <w:r>
+                              <w:rPr>
+                                <w:rFonts w:ascii="Constantia" w:hAnsi="Constantia"/>
+                              </w:rPr>
+                              <w:t>Figure</w:t>
+                            </w:r>
+                            <w:r>
+                              <w:rPr>
+                                <w:rFonts w:ascii="Constantia" w:hAnsi="Constantia"/>
+                              </w:rPr>
+                              <w:t xml:space="preserve"> 29</w:t>
+                            </w:r>
+                            <w:r>
+                              <w:rPr>
+                                <w:rFonts w:ascii="Constantia" w:hAnsi="Constantia"/>
+                              </w:rPr>
+                              <w:t>: Real-time ASP.NET Core request and diagnostic logs displayed through Azure App Service Log Stream.</w:t>
+                            </w:r>
+                          </w:p>
+                        </w:txbxContent>
+                      </wps:txbx>
+                      <wps:bodyPr rot="0" spcFirstLastPara="0" vertOverflow="overflow" horzOverflow="overflow" vert="horz" wrap="square" lIns="0" tIns="0" rIns="0" bIns="0" numCol="1" spcCol="0" rtlCol="0" fromWordArt="0" anchor="t" anchorCtr="0" forceAA="0" compatLnSpc="1">
+                        <a:prstTxWarp prst="textNoShape">
+                          <a:avLst/>
+                        </a:prstTxWarp>
+                        <a:noAutofit/>
+                      </wps:bodyPr>
+                    </wps:wsp>
+                  </a:graphicData>
+                </a:graphic>
+                <wp14:sizeRelV relativeFrom="margin">
+                  <wp14:pctHeight>0</wp14:pctHeight>
+                </wp14:sizeRelV>
+              </wp:anchor>
+            </w:drawing>
+          </mc:Choice>
+          <mc:Fallback>
+            <w:pict>
+              <v:shape w14:anchorId="62A4962D" id="_x0000_s1056" type="#_x0000_t202" style="position:absolute;left:0;text-align:left;margin-left:0;margin-top:664.65pt;width:468pt;height:15.05pt;z-index:251746304;visibility:visible;mso-wrap-style:square;mso-height-percent:0;mso-wrap-distance-left:9pt;mso-wrap-distance-top:0;mso-wrap-distance-right:9pt;mso-wrap-distance-bottom:0;mso-position-horizontal:absolute;mso-position-horizontal-relative:text;mso-position-vertical:absolute;mso-position-vertical-relative:page;mso-height-percent:0;mso-height-relative:margin;v-text-anchor:top" o:gfxdata="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" stroked="f">
+                <v:textbox inset="0,0,0,0">
+                  <w:txbxContent>
+                    <w:p>
+                      <w:pPr>
+                        <w:pStyle w:val="Caption"/>
+                        <w:jc w:val="center"/>
+                        <w:rPr>
+                          <w:rFonts w:ascii="Constantia" w:hAnsi="Constantia"/>
+                          <w:color w:val="595959" w:themeColor="text1" w:themeTint="A6"/>
+                          <w:sz w:val="22"/>
+                          <w:szCs w:val="22"/>
+                        </w:rPr>
+                      </w:pPr>
+                      <w:r>
+                        <w:rPr>
+                          <w:rFonts w:ascii="Constantia" w:hAnsi="Constantia"/>
+                        </w:rPr>
+                        <w:t>Figure</w:t>
+                      </w:r>
+                      <w:r>
+                        <w:rPr>
+                          <w:rFonts w:ascii="Constantia" w:hAnsi="Constantia"/>
+                        </w:rPr>
+                        <w:t xml:space="preserve"> 29</w:t>
+                      </w:r>
+                      <w:r>
+                        <w:rPr>
+                          <w:rFonts w:ascii="Constantia" w:hAnsi="Constantia"/>
+                        </w:rPr>
+                        <w:t>: Real-time ASP.NET Core request and diagnostic logs displayed through Azure App Service Log Stream.</w:t>
+                      </w:r>
+                    </w:p>
+                  </w:txbxContent>
+                </v:textbox>
+                <w10:wrap type="topAndBottom" anchory="page"/>
+              </v:shape>
+            </w:pict>
+          </mc:Fallback>
+        </mc:AlternateContent>
+      </w:r>
+      <w:r>
+        <w:rPr>
+          <w:rFonts w:ascii="Constantia" w:hAnsi="Constantia"/>
+          <w:color w:val="auto"/>
+        </w:rPr>
+        <w:t>Real-time Log Monitoring</w:t>
+      </w:r>
+    </w:p>
+    <w:p>
+      <w:pPr>
+        <w:spacing w:before="0" w:after="160" w:line="278" w:lineRule="auto"/>
+        <w:jc w:val="both"/>
+        <w:rPr>
+          <w:rFonts w:ascii="Constantia" w:hAnsi="Constantia"/>
+          <w:color w:val="auto"/>
+        </w:rPr>
+      </w:pPr>
+      <w:r>
+        <w:drawing>
+          <wp:anchor distT="0" distB="0" distL="114300" distR="114300" simplePos="0" relativeHeight="251744256" behindDoc="0" locked="0" layoutInCell="1" allowOverlap="1" wp14:anchorId="698F8803" wp14:editId="2CF3CE48">
+            <wp:simplePos x="0" y="0"/>
+            <wp:positionH relativeFrom="column">
+              <wp:posOffset>281940</wp:posOffset>
+            </wp:positionH>
+            <wp:positionV relativeFrom="page">
+              <wp:posOffset>5730875</wp:posOffset>
+            </wp:positionV>
+            <wp:extent cx="5379720" cy="2604135"/>
+            <wp:effectExtent l="0" t="0" r="0" b="5715"/>
+            <wp:wrapTopAndBottom/>
+            <wp:docPr id="1479740819" name="Picture 1"/>
+            <wp:cNvGraphicFramePr>
+              <a:graphicFrameLocks xmlns:a="http://schemas.openxmlformats.org/drawingml/2006/main" noChangeAspect="1"/>
+            </wp:cNvGraphicFramePr>
+            <a:graphic xmlns:a="http://schemas.openxmlformats.org/drawingml/2006/main">
+              <a:graphicData uri="http://schemas.openxmlformats.org/drawingml/2006/picture">
+                <pic:pic xmlns:pic="http://schemas.openxmlformats.org/drawingml/2006/picture">
+                  <pic:nvPicPr>
+                    <pic:cNvPr id="1479740819" name=""/>
+                    <pic:cNvPicPr/>
+                  </pic:nvPicPr>
+                  <pic:blipFill>
+                    <a:blip r:embed="rId36" cstate="print">
+                      <a:extLst>
+                        <a:ext uri="{28A0092B-C50C-407E-A947-70E740481C1C}">
+                          <a14:useLocalDpi xmlns:a14="http://schemas.microsoft.com/office/drawing/2010/main" val="0"/>
+                        </a:ext>
+                      </a:extLst>
+                    </a:blip>
+                    <a:stretch>
+                      <a:fillRect/>
+                    </a:stretch>
+                  </pic:blipFill>
+                  <pic:spPr>
+                    <a:xfrm>
+                      <a:off x="0" y="0"/>
+                      <a:ext cx="5379720" cy="2604135"/>
+                    </a:xfrm>
+                    <a:prstGeom prst="rect">
+                      <a:avLst/>
+                    </a:prstGeom>
+                  </pic:spPr>
+                </pic:pic>
+              </a:graphicData>
+            </a:graphic>
+            <wp14:sizeRelH relativeFrom="margin">
+              <wp14:pctWidth>0</wp14:pctWidth>
+            </wp14:sizeRelH>
+            <wp14:sizeRelV relativeFrom="margin">
+              <wp14:pctHeight>0</wp14:pctHeight>
+            </wp14:sizeRelV>
+          </wp:anchor>
+        </w:drawing>
+      </w:r>
+      <w:r>
+        <w:rPr>
+          <w:rFonts w:ascii="Constantia" w:hAnsi="Constantia"/>
+          <w:color w:val="auto"/>
+        </w:rPr>
+        <w:t xml:space="preserve">Here, </w:t>
+      </w:r>
+      <w:r>
+        <w:rPr>
+          <w:rFonts w:ascii="Constantia" w:hAnsi="Constantia"/>
+          <w:color w:val="auto"/>
+        </w:rPr>
+        <w:t xml:space="preserve">I opened the Log Stream in Azure App Service to monitor the application logs in real time. The stream shows that the connection was successful and that ASP.NET Core application activity </w:t>
+      </w:r>
+      <w:r>
+        <w:rPr>
+          <w:rFonts w:ascii="Constantia" w:hAnsi="Constantia"/>
+          <w:color w:val="auto"/>
+        </w:rPr>
+        <w:lastRenderedPageBreak/>
+        <w:t xml:space="preserve">was being received. </w:t>
+      </w:r>
+      <w:r>
+        <w:rPr>
+          <w:rFonts w:ascii="Constantia" w:hAnsi="Constantia"/>
+          <w:color w:val="auto"/>
+        </w:rPr>
+        <w:t>It means that t</w:t>
+      </w:r>
+      <w:r>
+        <w:rPr>
+          <w:rFonts w:ascii="Constantia" w:hAnsi="Constantia"/>
+          <w:color w:val="auto"/>
+        </w:rPr>
+        <w:t>his allowed me to observe requests and application execution directly from the deployed Azure application.</w:t>
+      </w:r>
+    </w:p>
+    <w:p>
+      <w:pPr>
+        <w:keepNext/>
+        <w:spacing w:before="0" w:after="160" w:line="278" w:lineRule="auto"/>
+        <w:jc w:val="both"/>
+        <w:rPr>
+          <w:rFonts w:ascii="Constantia" w:hAnsi="Constantia"/>
+          <w:color w:val="auto"/>
+        </w:rPr>
+      </w:pPr>
+      <w:r>
+        <w:rPr>
+          <w:rFonts w:ascii="Constantia" w:hAnsi="Constantia"/>
+          <w:color w:val="auto"/>
+        </w:rPr>
+        <w:t xml:space="preserve">The Log Stream shows live requests being sent to the /Home/Health endpoint. The logs show that the Health action was executed successfully and the requests finished with an HTTP </w:t>
+      </w:r>
+      <w:r>
+        <w:rPr>
+          <w:rFonts w:ascii="Constantia" w:hAnsi="Constantia"/>
+          <w:b/>
+          <w:bCs/>
+          <w:color w:val="auto"/>
+        </w:rPr>
+        <w:t>200</w:t>
+      </w:r>
+      <w:r>
+        <w:rPr>
+          <w:rFonts w:ascii="Constantia" w:hAnsi="Constantia"/>
+          <w:color w:val="auto"/>
+        </w:rPr>
+        <w:t xml:space="preserve"> response. This provides evidence that the deployed application was responding correctly while the Azure App Service logs were being monitored in real time.</w:t>
+      </w:r>
+      <w:r>
+        <w:rPr>
+          <w:rFonts w:ascii="Constantia" w:hAnsi="Constantia"/>
+          <w:noProof/>
+          <w:color w:val="auto"/>
+        </w:rPr>
+        <mc:AlternateContent>
+          <mc:Choice Requires="wps">
+            <w:drawing>
+              <wp:anchor distT="0" distB="0" distL="114300" distR="114300" simplePos="0" relativeHeight="251749376" behindDoc="0" locked="0" layoutInCell="1" allowOverlap="1" wp14:anchorId="19D70550" wp14:editId="67A27573">
+                <wp:simplePos x="0" y="0"/>
+                <wp:positionH relativeFrom="column">
+                  <wp:posOffset>0</wp:posOffset>
+                </wp:positionH>
+                <wp:positionV relativeFrom="paragraph">
+                  <wp:posOffset>2479040</wp:posOffset>
+                </wp:positionV>
+                <wp:extent cx="5943600" cy="635"/>
+                <wp:effectExtent l="0" t="0" r="0" b="0"/>
+                <wp:wrapTopAndBottom/>
+                <wp:docPr id="837587139" name="Text Box 1"/>
+                <wp:cNvGraphicFramePr/>
+                <a:graphic xmlns:a="http://schemas.openxmlformats.org/drawingml/2006/main">
+                  <a:graphicData uri="http://schemas.microsoft.com/office/word/2010/wordprocessingShape">
+                    <wps:wsp>
+                      <wps:cNvSpPr txBox="1"/>
+                      <wps:spPr>
+                        <a:xfrm>
+                          <a:off x="0" y="0"/>
+                          <a:ext cx="5943600" cy="635"/>
+                        </a:xfrm>
+                        <a:prstGeom prst="rect">
+                          <a:avLst/>
+                        </a:prstGeom>
+                        <a:solidFill>
+                          <a:prstClr val="white"/>
+                        </a:solidFill>
+                        <a:ln>
+                          <a:noFill/>
+                        </a:ln>
+                      </wps:spPr>
+                      <wps:txbx>
+                        <w:txbxContent>
+                          <w:p>
+                            <w:pPr>
+                              <w:pStyle w:val="Caption"/>
+                              <w:jc w:val="center"/>
+                              <w:rPr>
+                                <w:rFonts w:ascii="Constantia" w:hAnsi="Constantia"/>
+                                <w:color w:val="595959" w:themeColor="text1" w:themeTint="A6"/>
+                                <w:sz w:val="22"/>
+                                <w:szCs w:val="22"/>
+                              </w:rPr>
+                            </w:pPr>
+                            <w:r>
+                              <w:rPr>
+                                <w:rFonts w:ascii="Constantia" w:hAnsi="Constantia"/>
+                              </w:rPr>
+                              <w:t>Figure</w:t>
+                            </w:r>
+                            <w:r>
+                              <w:rPr>
+                                <w:rFonts w:ascii="Constantia" w:hAnsi="Constantia"/>
+                              </w:rPr>
+                              <w:t xml:space="preserve"> 30</w:t>
+                            </w:r>
+                            <w:r>
+                              <w:rPr>
+                                <w:rFonts w:ascii="Constantia" w:hAnsi="Constantia"/>
+                              </w:rPr>
+                              <w:t>: Real-time log stream showing successful requests to the deployed /Home/Health health check endpoint with HTTP 200 responses.</w:t>
+                            </w:r>
+                          </w:p>
+                        </w:txbxContent>
+                      </wps:txbx>
+                      <wps:bodyPr rot="0" spcFirstLastPara="0" vertOverflow="overflow" horzOverflow="overflow" vert="horz" wrap="square" lIns="0" tIns="0" rIns="0" bIns="0" numCol="1" spcCol="0" rtlCol="0" fromWordArt="0" anchor="t" anchorCtr="0" forceAA="0" compatLnSpc="1">
+                        <a:prstTxWarp prst="textNoShape">
+                          <a:avLst/>
+                        </a:prstTxWarp>
+                        <a:spAutoFit/>
+                      </wps:bodyPr>
+                    </wps:wsp>
+                  </a:graphicData>
+                </a:graphic>
+              </wp:anchor>
+            </w:drawing>
+          </mc:Choice>
+          <mc:Fallback>
+            <w:pict>
+              <v:shape w14:anchorId="19D70550" id="_x0000_s1057" type="#_x0000_t202" style="position:absolute;left:0;text-align:left;margin-left:0;margin-top:195.2pt;width:468pt;height:.05pt;z-index:251749376;visibility:visible;mso-wrap-style:square;mso-wrap-distance-left:9pt;mso-wrap-distance-top:0;mso-wrap-distance-right:9pt;mso-wrap-distance-bottom:0;mso-position-horizontal:absolute;mso-position-horizontal-relative:text;mso-position-vertical:absolute;mso-position-vertical-relative:text;v-text-anchor:top" o:gfxdata="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" stroked="f">
+                <v:textbox style="mso-fit-shape-to-text:t" inset="0,0,0,0">
+                  <w:txbxContent>
+                    <w:p>
+                      <w:pPr>
+                        <w:pStyle w:val="Caption"/>
+                        <w:jc w:val="center"/>
+                        <w:rPr>
+                          <w:rFonts w:ascii="Constantia" w:hAnsi="Constantia"/>
+                          <w:color w:val="595959" w:themeColor="text1" w:themeTint="A6"/>
+                          <w:sz w:val="22"/>
+                          <w:szCs w:val="22"/>
+                        </w:rPr>
+                      </w:pPr>
+                      <w:r>
+                        <w:rPr>
+                          <w:rFonts w:ascii="Constantia" w:hAnsi="Constantia"/>
+                        </w:rPr>
+                        <w:t>Figure</w:t>
+                      </w:r>
+                      <w:r>
+                        <w:rPr>
+                          <w:rFonts w:ascii="Constantia" w:hAnsi="Constantia"/>
+                        </w:rPr>
+                        <w:t xml:space="preserve"> 30</w:t>
+                      </w:r>
+                      <w:r>
+                        <w:rPr>
+                          <w:rFonts w:ascii="Constantia" w:hAnsi="Constantia"/>
+                        </w:rPr>
+                        <w:t>: Real-time log stream showing successful requests to the deployed /Home/Health health check endpoint with HTTP 200 responses.</w:t>
+                      </w:r>
+                    </w:p>
+                  </w:txbxContent>
+                </v:textbox>
+                <w10:wrap type="topAndBottom"/>
+              </v:shape>
+            </w:pict>
+          </mc:Fallback>
+        </mc:AlternateContent>
+      </w:r>
+      <w:r>
+        <w:rPr>
+          <w:rFonts w:ascii="Constantia" w:hAnsi="Constantia"/>
+          <w:color w:val="auto"/>
+        </w:rPr>
+        <w:drawing>
+          <wp:anchor distT="0" distB="0" distL="114300" distR="114300" simplePos="0" relativeHeight="251747328" behindDoc="0" locked="0" layoutInCell="1" allowOverlap="1" wp14:anchorId="14C3E9D1" wp14:editId="07E7EE02">
+            <wp:simplePos x="0" y="0"/>
+            <wp:positionH relativeFrom="column">
+              <wp:posOffset>0</wp:posOffset>
+            </wp:positionH>
+            <wp:positionV relativeFrom="paragraph">
+              <wp:posOffset>0</wp:posOffset>
+            </wp:positionV>
+            <wp:extent cx="5943600" cy="2433320"/>
+            <wp:effectExtent l="0" t="0" r="0" b="5080"/>
+            <wp:wrapTopAndBottom/>
+            <wp:docPr id="1020772956" name="Picture 1"/>
+            <wp:cNvGraphicFramePr>
+              <a:graphicFrameLocks xmlns:a="http://schemas.openxmlformats.org/drawingml/2006/main" noChangeAspect="1"/>
+            </wp:cNvGraphicFramePr>
+            <a:graphic xmlns:a="http://schemas.openxmlformats.org/drawingml/2006/main">
+              <a:graphicData uri="http://schemas.openxmlformats.org/drawingml/2006/picture">
+                <pic:pic xmlns:pic="http://schemas.openxmlformats.org/drawingml/2006/picture">
+                  <pic:nvPicPr>
+                    <pic:cNvPr id="1020772956" name=""/>
+                    <pic:cNvPicPr/>
+                  </pic:nvPicPr>
+                  <pic:blipFill>
+                    <a:blip r:embed="rId37" cstate="print">
+                      <a:extLst>
+                        <a:ext uri="{28A0092B-C50C-407E-A947-70E740481C1C}">
+                          <a14:useLocalDpi xmlns:a14="http://schemas.microsoft.com/office/drawing/2010/main" val="0"/>
+                        </a:ext>
+                      </a:extLst>
+                    </a:blip>
+                    <a:stretch>
+                      <a:fillRect/>
+                    </a:stretch>
+                  </pic:blipFill>
+                  <pic:spPr>
+                    <a:xfrm>
+                      <a:off x="0" y="0"/>
+                      <a:ext cx="5943600" cy="2433320"/>
+                    </a:xfrm>
+                    <a:prstGeom prst="rect">
+                      <a:avLst/>
+                    </a:prstGeom>
+                  </pic:spPr>
+                </pic:pic>
+              </a:graphicData>
+            </a:graphic>
+          </wp:anchor>
+        </w:drawing>
       </w:r>
     </w:p>
     <w:sectPr>
@@ -2896,6 +8565,273 @@
 <file path=word/numbering.xml><?xml version="1.0" encoding="utf-8"?>
 <w:numbering xmlns:wpc="http://schemas.microsoft.com/office/word/2010/wordprocessingCanvas" xmlns:cx="http://schemas.microsoft.com/office/drawing/2014/chartex" xmlns:cx1="http://schemas.microsoft.com/office/drawing/2015/9/8/chartex" xmlns:cx2="http://schemas.microsoft.com/office/drawing/2015/10/21/chartex" xmlns:cx3="http://schemas.microsoft.com/office/drawing/2016/5/9/chartex" xmlns:cx4="http://schemas.microsoft.com/office/drawing/2016/5/10/chartex" xmlns:cx5="http://schemas.microsoft.com/office/drawing/2016/5/11/chartex" xmlns:cx6="http://schemas.microsoft.com/office/drawing/2016/5/12/chartex" xmlns:cx7="http://schemas.microsoft.com/office/drawing/2016/5/13/chartex" xmlns:cx8="http://schemas.microsoft.com/office/drawing/2016/5/14/chartex" xmlns:mc="http://schemas.openxmlformats.org/markup-compatibility/2006" xmlns:aink="http://schemas.microsoft.com/office/drawing/2016/ink" xmlns:am3d="http://schemas.microsoft.com/office/drawing/2017/model3d" xmlns:o="urn:schemas-microsoft-com:office:office" xmlns:oel="http://schemas.microsoft.com/office/2019/extlst" xmlns:r="http://schemas.openxmlformats.org/officeDocument/2006/relationships" xmlns:m="http://schemas.openxmlformats.org/officeDocument/2006/math" xmlns:v="urn:schemas-microsoft-com:vml" xmlns:wp14="http://schemas.microsoft.com/office/word/2010/wordprocessingDrawing" xmlns:wp="http://schemas.openxmlformats.org/drawingml/2006/wordprocessingDrawing" xmlns:w10="urn:schemas-microsoft-com:office:word" xmlns:w="http://schemas.openxmlformats.org/wordprocessingml/2006/main" xmlns:w14="http://schemas.microsoft.com/office/word/2010/wordml" xmlns:w15="http://schemas.microsoft.com/office/word/2012/wordml" xmlns:w16cex="http://schemas.microsoft.com/office/word/2018/wordml/cex" xmlns:w16cid="http://schemas.microsoft.com/office/word/2016/wordml/cid" xmlns:w16="http://schemas.microsoft.com/office/word/2018/wordml" xmlns:w16du="http://schemas.microsoft.com/office/word/2023/wordml/word16du" xmlns:w16sdtdh="http://schemas.microsoft.com/office/word/2020/wordml/sdtdatahash" xmlns:w16sdtfl="http://schemas.microsoft.com/office/word/2024/wordml/sdtformatlock" xmlns:w16se="http://schemas.microsoft.com/office/word/2015/wordml/symex" xmlns:wpg="http://schemas.microsoft.com/office/word/2010/wordprocessingGroup" xmlns:wpi="http://schemas.microsoft.com/office/word/2010/wordprocessingInk" xmlns:wne="http://schemas.microsoft.com/office/word/2006/wordml" xmlns:wps="http://schemas.microsoft.com/office/word/2010/wordprocessingShape" mc:Ignorable="w14 w15 w16se w16cid w16 w16cex w16sdtdh w16sdtfl w16du wp14">
   <w:abstractNum w:abstractNumId="0" w15:restartNumberingAfterBreak="0">
+    <w:nsid w:val="03EF1E25"/>
+    <w:multiLevelType w:val="hybridMultilevel"/>
+    <w:tmpl w:val="6EE6D6EC"/>
+    <w:lvl w:ilvl="0" w:tplc="04090015">
+      <w:start w:val="1"/>
+      <w:numFmt w:val="upperLetter"/>
+      <w:lvlText w:val="%1."/>
+      <w:lvlJc w:val="left"/>
+      <w:pPr>
+        <w:ind w:left="720" w:hanging="360"/>
+      </w:pPr>
+      <w:rPr>
+        <w:rFonts w:hint="default"/>
+      </w:rPr>
+    </w:lvl>
+    <w:lvl w:ilvl="1" w:tplc="04090019" w:tentative="1">
+      <w:start w:val="1"/>
+      <w:numFmt w:val="lowerLetter"/>
+      <w:lvlText w:val="%2."/>
+      <w:lvlJc w:val="left"/>
+      <w:pPr>
+        <w:ind w:left="1440" w:hanging="360"/>
+      </w:pPr>
+    </w:lvl>
+    <w:lvl w:ilvl="2" w:tplc="0409001B" w:tentative="1">
+      <w:start w:val="1"/>
+      <w:numFmt w:val="lowerRoman"/>
+      <w:lvlText w:val="%3."/>
+      <w:lvlJc w:val="right"/>
+      <w:pPr>
+        <w:ind w:left="2160" w:hanging="180"/>
+      </w:pPr>
+    </w:lvl>
+    <w:lvl w:ilvl="3" w:tplc="0409000F" w:tentative="1">
+      <w:start w:val="1"/>
+      <w:numFmt w:val="decimal"/>
+      <w:lvlText w:val="%4."/>
+      <w:lvlJc w:val="left"/>
+      <w:pPr>
+        <w:ind w:left="2880" w:hanging="360"/>
+      </w:pPr>
+    </w:lvl>
+    <w:lvl w:ilvl="4" w:tplc="04090019" w:tentative="1">
+      <w:start w:val="1"/>
+      <w:numFmt w:val="lowerLetter"/>
+      <w:lvlText w:val="%5."/>
+      <w:lvlJc w:val="left"/>
+      <w:pPr>
+        <w:ind w:left="3600" w:hanging="360"/>
+      </w:pPr>
+    </w:lvl>
+    <w:lvl w:ilvl="5" w:tplc="0409001B" w:tentative="1">
+      <w:start w:val="1"/>
+      <w:numFmt w:val="lowerRoman"/>
+      <w:lvlText w:val="%6."/>
+      <w:lvlJc w:val="right"/>
+      <w:pPr>
+        <w:ind w:left="4320" w:hanging="180"/>
+      </w:pPr>
+    </w:lvl>
+    <w:lvl w:ilvl="6" w:tplc="0409000F" w:tentative="1">
+      <w:start w:val="1"/>
+      <w:numFmt w:val="decimal"/>
+      <w:lvlText w:val="%7."/>
+      <w:lvlJc w:val="left"/>
+      <w:pPr>
+        <w:ind w:left="5040" w:hanging="360"/>
+      </w:pPr>
+    </w:lvl>
+    <w:lvl w:ilvl="7" w:tplc="04090019" w:tentative="1">
+      <w:start w:val="1"/>
+      <w:numFmt w:val="lowerLetter"/>
+      <w:lvlText w:val="%8."/>
+      <w:lvlJc w:val="left"/>
+      <w:pPr>
+        <w:ind w:left="5760" w:hanging="360"/>
+      </w:pPr>
+    </w:lvl>
+    <w:lvl w:ilvl="8" w:tplc="0409001B" w:tentative="1">
+      <w:start w:val="1"/>
+      <w:numFmt w:val="lowerRoman"/>
+      <w:lvlText w:val="%9."/>
+      <w:lvlJc w:val="right"/>
+      <w:pPr>
+        <w:ind w:left="6480" w:hanging="180"/>
+      </w:pPr>
+    </w:lvl>
+  </w:abstractNum>
+  <w:abstractNum w:abstractNumId="1" w15:restartNumberingAfterBreak="0">
+    <w:nsid w:val="323B42E7"/>
+    <w:multiLevelType w:val="hybridMultilevel"/>
+    <w:tmpl w:val="50E4CD10"/>
+    <w:lvl w:ilvl="0" w:tplc="04090015">
+      <w:start w:val="1"/>
+      <w:numFmt w:val="upperLetter"/>
+      <w:lvlText w:val="%1."/>
+      <w:lvlJc w:val="left"/>
+      <w:pPr>
+        <w:ind w:left="720" w:hanging="360"/>
+      </w:pPr>
+      <w:rPr>
+        <w:rFonts w:hint="default"/>
+      </w:rPr>
+    </w:lvl>
+    <w:lvl w:ilvl="1" w:tplc="04090019" w:tentative="1">
+      <w:start w:val="1"/>
+      <w:numFmt w:val="lowerLetter"/>
+      <w:lvlText w:val="%2."/>
+      <w:lvlJc w:val="left"/>
+      <w:pPr>
+        <w:ind w:left="1440" w:hanging="360"/>
+      </w:pPr>
+    </w:lvl>
+    <w:lvl w:ilvl="2" w:tplc="0409001B" w:tentative="1">
+      <w:start w:val="1"/>
+      <w:numFmt w:val="lowerRoman"/>
+      <w:lvlText w:val="%3."/>
+      <w:lvlJc w:val="right"/>
+      <w:pPr>
+        <w:ind w:left="2160" w:hanging="180"/>
+      </w:pPr>
+    </w:lvl>
+    <w:lvl w:ilvl="3" w:tplc="0409000F" w:tentative="1">
+      <w:start w:val="1"/>
+      <w:numFmt w:val="decimal"/>
+      <w:lvlText w:val="%4."/>
+      <w:lvlJc w:val="left"/>
+      <w:pPr>
+        <w:ind w:left="2880" w:hanging="360"/>
+      </w:pPr>
+    </w:lvl>
+    <w:lvl w:ilvl="4" w:tplc="04090019" w:tentative="1">
+      <w:start w:val="1"/>
+      <w:numFmt w:val="lowerLetter"/>
+      <w:lvlText w:val="%5."/>
+      <w:lvlJc w:val="left"/>
+      <w:pPr>
+        <w:ind w:left="3600" w:hanging="360"/>
+      </w:pPr>
+    </w:lvl>
+    <w:lvl w:ilvl="5" w:tplc="0409001B" w:tentative="1">
+      <w:start w:val="1"/>
+      <w:numFmt w:val="lowerRoman"/>
+      <w:lvlText w:val="%6."/>
+      <w:lvlJc w:val="right"/>
+      <w:pPr>
+        <w:ind w:left="4320" w:hanging="180"/>
+      </w:pPr>
+    </w:lvl>
+    <w:lvl w:ilvl="6" w:tplc="0409000F" w:tentative="1">
+      <w:start w:val="1"/>
+      <w:numFmt w:val="decimal"/>
+      <w:lvlText w:val="%7."/>
+      <w:lvlJc w:val="left"/>
+      <w:pPr>
+        <w:ind w:left="5040" w:hanging="360"/>
+      </w:pPr>
+    </w:lvl>
+    <w:lvl w:ilvl="7" w:tplc="04090019" w:tentative="1">
+      <w:start w:val="1"/>
+      <w:numFmt w:val="lowerLetter"/>
+      <w:lvlText w:val="%8."/>
+      <w:lvlJc w:val="left"/>
+      <w:pPr>
+        <w:ind w:left="5760" w:hanging="360"/>
+      </w:pPr>
+    </w:lvl>
+    <w:lvl w:ilvl="8" w:tplc="0409001B" w:tentative="1">
+      <w:start w:val="1"/>
+      <w:numFmt w:val="lowerRoman"/>
+      <w:lvlText w:val="%9."/>
+      <w:lvlJc w:val="right"/>
+      <w:pPr>
+        <w:ind w:left="6480" w:hanging="180"/>
+      </w:pPr>
+    </w:lvl>
+  </w:abstractNum>
+  <w:abstractNum w:abstractNumId="2" w15:restartNumberingAfterBreak="0">
+    <w:nsid w:val="4B096DA1"/>
+    <w:multiLevelType w:val="hybridMultilevel"/>
+    <w:tmpl w:val="1532707C"/>
+    <w:lvl w:ilvl="0" w:tplc="04090015">
+      <w:start w:val="1"/>
+      <w:numFmt w:val="upperLetter"/>
+      <w:lvlText w:val="%1."/>
+      <w:lvlJc w:val="left"/>
+      <w:pPr>
+        <w:ind w:left="720" w:hanging="360"/>
+      </w:pPr>
+      <w:rPr>
+        <w:rFonts w:hint="default"/>
+      </w:rPr>
+    </w:lvl>
+    <w:lvl w:ilvl="1" w:tplc="04090019" w:tentative="1">
+      <w:start w:val="1"/>
+      <w:numFmt w:val="lowerLetter"/>
+      <w:lvlText w:val="%2."/>
+      <w:lvlJc w:val="left"/>
+      <w:pPr>
+        <w:ind w:left="1440" w:hanging="360"/>
+      </w:pPr>
+    </w:lvl>
+    <w:lvl w:ilvl="2" w:tplc="0409001B" w:tentative="1">
+      <w:start w:val="1"/>
+      <w:numFmt w:val="lowerRoman"/>
+      <w:lvlText w:val="%3."/>
+      <w:lvlJc w:val="right"/>
+      <w:pPr>
+        <w:ind w:left="2160" w:hanging="180"/>
+      </w:pPr>
+    </w:lvl>
+    <w:lvl w:ilvl="3" w:tplc="0409000F" w:tentative="1">
+      <w:start w:val="1"/>
+      <w:numFmt w:val="decimal"/>
+      <w:lvlText w:val="%4."/>
+      <w:lvlJc w:val="left"/>
+      <w:pPr>
+        <w:ind w:left="2880" w:hanging="360"/>
+      </w:pPr>
+    </w:lvl>
+    <w:lvl w:ilvl="4" w:tplc="04090019" w:tentative="1">
+      <w:start w:val="1"/>
+      <w:numFmt w:val="lowerLetter"/>
+      <w:lvlText w:val="%5."/>
+      <w:lvlJc w:val="left"/>
+      <w:pPr>
+        <w:ind w:left="3600" w:hanging="360"/>
+      </w:pPr>
+    </w:lvl>
+    <w:lvl w:ilvl="5" w:tplc="0409001B" w:tentative="1">
+      <w:start w:val="1"/>
+      <w:numFmt w:val="lowerRoman"/>
+      <w:lvlText w:val="%6."/>
+      <w:lvlJc w:val="right"/>
+      <w:pPr>
+        <w:ind w:left="4320" w:hanging="180"/>
+      </w:pPr>
+    </w:lvl>
+    <w:lvl w:ilvl="6" w:tplc="0409000F" w:tentative="1">
+      <w:start w:val="1"/>
+      <w:numFmt w:val="decimal"/>
+      <w:lvlText w:val="%7."/>
+      <w:lvlJc w:val="left"/>
+      <w:pPr>
+        <w:ind w:left="5040" w:hanging="360"/>
+      </w:pPr>
+    </w:lvl>
+    <w:lvl w:ilvl="7" w:tplc="04090019" w:tentative="1">
+      <w:start w:val="1"/>
+      <w:numFmt w:val="lowerLetter"/>
+      <w:lvlText w:val="%8."/>
+      <w:lvlJc w:val="left"/>
+      <w:pPr>
+        <w:ind w:left="5760" w:hanging="360"/>
+      </w:pPr>
+    </w:lvl>
+    <w:lvl w:ilvl="8" w:tplc="0409001B" w:tentative="1">
+      <w:start w:val="1"/>
+      <w:numFmt w:val="lowerRoman"/>
+      <w:lvlText w:val="%9."/>
+      <w:lvlJc w:val="right"/>
+      <w:pPr>
+        <w:ind w:left="6480" w:hanging="180"/>
+      </w:pPr>
+    </w:lvl>
+  </w:abstractNum>
+  <w:abstractNum w:abstractNumId="3" w15:restartNumberingAfterBreak="0">
     <w:nsid w:val="61B52B31"/>
     <w:multiLevelType w:val="hybridMultilevel"/>
     <w:tmpl w:val="18F01150"/>
@@ -2985,7 +8921,16 @@
     </w:lvl>
   </w:abstractNum>
   <w:num w:numId="1" w16cid:durableId="1343584691">
+    <w:abstractNumId w:val="3"/>
+  </w:num>
+  <w:num w:numId="2" w16cid:durableId="595600450">
+    <w:abstractNumId w:val="1"/>
+  </w:num>
+  <w:num w:numId="3" w16cid:durableId="490948547">
     <w:abstractNumId w:val="0"/>
+  </w:num>
+  <w:num w:numId="4" w16cid:durableId="1823504415">
+    <w:abstractNumId w:val="2"/>
   </w:num>
 </w:numbering>
 </file>
@@ -3414,17 +9359,14 @@
     <w:pPr>
       <w:keepNext/>
       <w:keepLines/>
-      <w:spacing w:before="360" w:after="80" w:line="278" w:lineRule="auto"/>
+      <w:spacing w:before="360" w:after="80"/>
       <w:outlineLvl w:val="0"/>
     </w:pPr>
     <w:rPr>
       <w:rFonts w:asciiTheme="majorHAnsi" w:eastAsiaTheme="majorEastAsia" w:hAnsiTheme="majorHAnsi" w:cstheme="majorBidi"/>
       <w:color w:val="0F4761" w:themeColor="accent1" w:themeShade="BF"/>
-      <w:kern w:val="2"/>
       <w:sz w:val="40"/>
       <w:szCs w:val="40"/>
-      <w:lang w:val="en-US"/>
-      <w14:ligatures w14:val="standardContextual"/>
     </w:rPr>
   </w:style>
   <w:style w:type="paragraph" w:styleId="Heading2">
@@ -3440,17 +9382,14 @@
     <w:pPr>
       <w:keepNext/>
       <w:keepLines/>
-      <w:spacing w:before="160" w:after="80" w:line="278" w:lineRule="auto"/>
+      <w:spacing w:before="160" w:after="80"/>
       <w:outlineLvl w:val="1"/>
     </w:pPr>
     <w:rPr>
       <w:rFonts w:asciiTheme="majorHAnsi" w:eastAsiaTheme="majorEastAsia" w:hAnsiTheme="majorHAnsi" w:cstheme="majorBidi"/>
       <w:color w:val="0F4761" w:themeColor="accent1" w:themeShade="BF"/>
-      <w:kern w:val="2"/>
       <w:sz w:val="32"/>
       <w:szCs w:val="32"/>
-      <w:lang w:val="en-US"/>
-      <w14:ligatures w14:val="standardContextual"/>
     </w:rPr>
   </w:style>
   <w:style w:type="paragraph" w:styleId="Heading3">
@@ -3466,17 +9405,14 @@
     <w:pPr>
       <w:keepNext/>
       <w:keepLines/>
-      <w:spacing w:before="160" w:after="80" w:line="278" w:lineRule="auto"/>
+      <w:spacing w:before="160" w:after="80"/>
       <w:outlineLvl w:val="2"/>
     </w:pPr>
     <w:rPr>
       <w:rFonts w:eastAsiaTheme="majorEastAsia" w:cstheme="majorBidi"/>
       <w:color w:val="0F4761" w:themeColor="accent1" w:themeShade="BF"/>
-      <w:kern w:val="2"/>
       <w:sz w:val="28"/>
       <w:szCs w:val="28"/>
-      <w:lang w:val="en-US"/>
-      <w14:ligatures w14:val="standardContextual"/>
     </w:rPr>
   </w:style>
   <w:style w:type="paragraph" w:styleId="Heading4">
@@ -3492,7 +9428,7 @@
     <w:pPr>
       <w:keepNext/>
       <w:keepLines/>
-      <w:spacing w:before="80" w:after="40" w:line="278" w:lineRule="auto"/>
+      <w:spacing w:before="80" w:after="40"/>
       <w:outlineLvl w:val="3"/>
     </w:pPr>
     <w:rPr>
@@ -3500,11 +9436,6 @@
       <w:i/>
       <w:iCs/>
       <w:color w:val="0F4761" w:themeColor="accent1" w:themeShade="BF"/>
-      <w:kern w:val="2"/>
-      <w:sz w:val="24"/>
-      <w:szCs w:val="24"/>
-      <w:lang w:val="en-US"/>
-      <w14:ligatures w14:val="standardContextual"/>
     </w:rPr>
   </w:style>
   <w:style w:type="paragraph" w:styleId="Heading5">
@@ -3520,17 +9451,12 @@
     <w:pPr>
       <w:keepNext/>
       <w:keepLines/>
-      <w:spacing w:before="80" w:after="40" w:line="278" w:lineRule="auto"/>
+      <w:spacing w:before="80" w:after="40"/>
       <w:outlineLvl w:val="4"/>
     </w:pPr>
     <w:rPr>
       <w:rFonts w:eastAsiaTheme="majorEastAsia" w:cstheme="majorBidi"/>
       <w:color w:val="0F4761" w:themeColor="accent1" w:themeShade="BF"/>
-      <w:kern w:val="2"/>
-      <w:sz w:val="24"/>
-      <w:szCs w:val="24"/>
-      <w:lang w:val="en-US"/>
-      <w14:ligatures w14:val="standardContextual"/>
     </w:rPr>
   </w:style>
   <w:style w:type="paragraph" w:styleId="Heading6">
@@ -3546,18 +9472,13 @@
     <w:pPr>
       <w:keepNext/>
       <w:keepLines/>
-      <w:spacing w:before="40" w:after="0" w:line="278" w:lineRule="auto"/>
+      <w:spacing w:before="40" w:after="0"/>
       <w:outlineLvl w:val="5"/>
     </w:pPr>
     <w:rPr>
       <w:rFonts w:eastAsiaTheme="majorEastAsia" w:cstheme="majorBidi"/>
       <w:i/>
       <w:iCs/>
-      <w:kern w:val="2"/>
-      <w:sz w:val="24"/>
-      <w:szCs w:val="24"/>
-      <w:lang w:val="en-US"/>
-      <w14:ligatures w14:val="standardContextual"/>
     </w:rPr>
   </w:style>
   <w:style w:type="paragraph" w:styleId="Heading7">
@@ -3573,16 +9494,11 @@
     <w:pPr>
       <w:keepNext/>
       <w:keepLines/>
-      <w:spacing w:before="40" w:after="0" w:line="278" w:lineRule="auto"/>
+      <w:spacing w:before="40" w:after="0"/>
       <w:outlineLvl w:val="6"/>
     </w:pPr>
     <w:rPr>
       <w:rFonts w:eastAsiaTheme="majorEastAsia" w:cstheme="majorBidi"/>
-      <w:kern w:val="2"/>
-      <w:sz w:val="24"/>
-      <w:szCs w:val="24"/>
-      <w:lang w:val="en-US"/>
-      <w14:ligatures w14:val="standardContextual"/>
     </w:rPr>
   </w:style>
   <w:style w:type="paragraph" w:styleId="Heading8">
@@ -3598,7 +9514,7 @@
     <w:pPr>
       <w:keepNext/>
       <w:keepLines/>
-      <w:spacing w:before="0" w:after="0" w:line="278" w:lineRule="auto"/>
+      <w:spacing w:after="0"/>
       <w:outlineLvl w:val="7"/>
     </w:pPr>
     <w:rPr>
@@ -3606,11 +9522,6 @@
       <w:i/>
       <w:iCs/>
       <w:color w:val="272727" w:themeColor="text1" w:themeTint="D8"/>
-      <w:kern w:val="2"/>
-      <w:sz w:val="24"/>
-      <w:szCs w:val="24"/>
-      <w:lang w:val="en-US"/>
-      <w14:ligatures w14:val="standardContextual"/>
     </w:rPr>
   </w:style>
   <w:style w:type="paragraph" w:styleId="Heading9">
@@ -3626,23 +9537,17 @@
     <w:pPr>
       <w:keepNext/>
       <w:keepLines/>
-      <w:spacing w:before="0" w:after="0" w:line="278" w:lineRule="auto"/>
+      <w:spacing w:after="0"/>
       <w:outlineLvl w:val="8"/>
     </w:pPr>
     <w:rPr>
       <w:rFonts w:eastAsiaTheme="majorEastAsia" w:cstheme="majorBidi"/>
       <w:color w:val="272727" w:themeColor="text1" w:themeTint="D8"/>
-      <w:kern w:val="2"/>
-      <w:sz w:val="24"/>
-      <w:szCs w:val="24"/>
-      <w:lang w:val="en-US"/>
-      <w14:ligatures w14:val="standardContextual"/>
     </w:rPr>
   </w:style>
   <w:style w:type="character" w:default="1" w:styleId="DefaultParagraphFont">
     <w:name w:val="Default Paragraph Font"/>
     <w:uiPriority w:val="1"/>
-    <w:semiHidden/>
     <w:unhideWhenUsed/>
   </w:style>
   <w:style w:type="table" w:default="1" w:styleId="TableNormal">
@@ -3794,18 +9699,15 @@
     <w:qFormat/>
     <w:rsid w:val="004D3FD1"/>
     <w:pPr>
-      <w:spacing w:before="0" w:after="80" w:line="240" w:lineRule="auto"/>
+      <w:spacing w:after="80" w:line="240" w:lineRule="auto"/>
       <w:contextualSpacing/>
     </w:pPr>
     <w:rPr>
       <w:rFonts w:asciiTheme="majorHAnsi" w:eastAsiaTheme="majorEastAsia" w:hAnsiTheme="majorHAnsi" w:cstheme="majorBidi"/>
-      <w:color w:val="auto"/>
       <w:spacing w:val="-10"/>
       <w:kern w:val="28"/>
       <w:sz w:val="56"/>
       <w:szCs w:val="56"/>
-      <w:lang w:val="en-US"/>
-      <w14:ligatures w14:val="standardContextual"/>
     </w:rPr>
   </w:style>
   <w:style w:type="character" w:customStyle="1" w:styleId="TitleChar">
@@ -3834,16 +9736,12 @@
       <w:numPr>
         <w:ilvl w:val="1"/>
       </w:numPr>
-      <w:spacing w:before="0" w:after="160" w:line="278" w:lineRule="auto"/>
     </w:pPr>
     <w:rPr>
       <w:rFonts w:eastAsiaTheme="majorEastAsia" w:cstheme="majorBidi"/>
       <w:spacing w:val="15"/>
-      <w:kern w:val="2"/>
       <w:sz w:val="28"/>
       <w:szCs w:val="28"/>
-      <w:lang w:val="en-US"/>
-      <w14:ligatures w14:val="standardContextual"/>
     </w:rPr>
   </w:style>
   <w:style w:type="character" w:customStyle="1" w:styleId="SubtitleChar">
@@ -3869,18 +9767,13 @@
     <w:qFormat/>
     <w:rsid w:val="004D3FD1"/>
     <w:pPr>
-      <w:spacing w:before="160" w:after="160" w:line="278" w:lineRule="auto"/>
+      <w:spacing w:before="160"/>
       <w:jc w:val="center"/>
     </w:pPr>
     <w:rPr>
       <w:i/>
       <w:iCs/>
       <w:color w:val="404040" w:themeColor="text1" w:themeTint="BF"/>
-      <w:kern w:val="2"/>
-      <w:sz w:val="24"/>
-      <w:szCs w:val="24"/>
-      <w:lang w:val="en-US"/>
-      <w14:ligatures w14:val="standardContextual"/>
     </w:rPr>
   </w:style>
   <w:style w:type="character" w:customStyle="1" w:styleId="QuoteChar">
@@ -3902,18 +9795,9 @@
     <w:qFormat/>
     <w:rsid w:val="004D3FD1"/>
     <w:pPr>
-      <w:spacing w:before="0" w:after="160" w:line="278" w:lineRule="auto"/>
       <w:ind w:left="720"/>
       <w:contextualSpacing/>
     </w:pPr>
-    <w:rPr>
-      <w:color w:val="auto"/>
-      <w:kern w:val="2"/>
-      <w:sz w:val="24"/>
-      <w:szCs w:val="24"/>
-      <w:lang w:val="en-US"/>
-      <w14:ligatures w14:val="standardContextual"/>
-    </w:rPr>
   </w:style>
   <w:style w:type="character" w:styleId="IntenseEmphasis">
     <w:name w:val="Intense Emphasis"/>
@@ -3940,7 +9824,7 @@
         <w:top w:val="single" w:sz="4" w:space="10" w:color="0F4761" w:themeColor="accent1" w:themeShade="BF"/>
         <w:bottom w:val="single" w:sz="4" w:space="10" w:color="0F4761" w:themeColor="accent1" w:themeShade="BF"/>
       </w:pBdr>
-      <w:spacing w:before="360" w:after="360" w:line="278" w:lineRule="auto"/>
+      <w:spacing w:before="360" w:after="360"/>
       <w:ind w:left="864" w:right="864"/>
       <w:jc w:val="center"/>
     </w:pPr>
@@ -3948,11 +9832,6 @@
       <w:i/>
       <w:iCs/>
       <w:color w:val="0F4761" w:themeColor="accent1" w:themeShade="BF"/>
-      <w:kern w:val="2"/>
-      <w:sz w:val="24"/>
-      <w:szCs w:val="24"/>
-      <w:lang w:val="en-US"/>
-      <w14:ligatures w14:val="standardContextual"/>
     </w:rPr>
   </w:style>
   <w:style w:type="character" w:customStyle="1" w:styleId="IntenseQuoteChar">
